--- a/자동 전자책/7_주제리서치/부모와자식_두권_리서치목차.docx
+++ b/자동 전자책/7_주제리서치/부모와자식_두권_리서치목차.docx
@@ -132,7 +132,7 @@
           <w:sz w:val="21"/>
           <w:szCs w:val="21"/>
         </w:rPr>
-        <w:t xml:space="preserve">그래서 두 쪽을 한 권에 담으면 어느 쪽 독자든 '이 책은 내 편이 아니네' 하고 덮는다. 이 리서치는 자식 편(A)과 부모 편(B)을 따로 파서, 각자 사는 책 한 권씩을 설계했다.</w:t>
+        <w:t xml:space="preserve">그래서 두 쪽을 한 권에 담으면 어느 쪽 독자든 '이 책은 내 편이 아니네' 하고 덮는다. 이 리서치는 자식 편(A, 아들·딸)과 부모 편(B)을 따로 파서, 각자 사는 책 한 권씩을 설계했다.</w:t>
       </w:r>
     </w:p>
     <w:p>
@@ -145,7 +145,7 @@
           <w:sz w:val="21"/>
           <w:szCs w:val="21"/>
         </w:rPr>
-        <w:t xml:space="preserve">두 권 모두 시장이 비어 있다. A는 번역서만 있고 한국의 효·장녀·명절을 다룬 '거리 두기 실전서'가 없다. B는 콜먼의 번역서 한 권 외에 한국 부모를 위한 사과·기다림 실전서가 사실상 없다.</w:t>
+        <w:t xml:space="preserve">두 권 모두 시장이 비어 있다. A는 번역서가 대부분이고 그마저 '딸·엄마'에 쏠려 있다. 아들·딸을 함께 다루며 한국의 효·명절·부양을 다룬 '거리 두기 실전서'가 없다. B는 콜먼의 번역서 한 권 외에 한국 부모를 위한 사과·기다림 실전서가 사실상 없다.</w:t>
       </w:r>
     </w:p>
     <w:p>
@@ -212,7 +212,7 @@
           <w:sz w:val="48"/>
           <w:szCs w:val="48"/>
         </w:rPr>
-        <w:t xml:space="preserve">『끊지 않고 멀어지는 법』</w:t>
+        <w:t xml:space="preserve">『거리 두는 효도』</w:t>
       </w:r>
     </w:p>
     <w:p>
@@ -226,7 +226,7 @@
           <w:sz w:val="23"/>
           <w:szCs w:val="23"/>
         </w:rPr>
-        <w:t xml:space="preserve">연을 끊자니 죄책감, 참자니 무너지는 장녀·장남을 위한 부모와의 거리 수업</w:t>
+        <w:t xml:space="preserve">연을 끊지도, 참지도 않고 부모와 잘 멀어지는 아들딸의 관계 수업</w:t>
       </w:r>
     </w:p>
     <w:p>
@@ -272,7 +272,7 @@
           <w:sz w:val="23"/>
           <w:szCs w:val="23"/>
         </w:rPr>
-        <w:t xml:space="preserve">부모 때문에 지친 25~40대 장녀·장남이, 연을 끊자니 죄책감이고 참자니 무너지는 상황에서, 끊지도 참지도 않고 내가 정한 거리를 지키며 그 상처를 내 연애와 내 아이에게 대물림하지 않게 되는 '거리 다이얼' 대화법</w:t>
+        <w:t xml:space="preserve">부모 때문에 지친 25~40대 아들·딸이, 연을 끊자니 죄책감이고 참자니 무너지는 상황에서, 끊지도 참지도 않고 내가 정한 거리를 지키며 그 상처를 내 연애와 내 아이에게 넘기지 않게 되는 '거리 다이얼' 대화법</w:t>
       </w:r>
     </w:p>
     <w:tbl>
@@ -421,7 +421,7 @@
                 <w:sz w:val="18"/>
                 <w:szCs w:val="18"/>
               </w:rPr>
-              <w:t xml:space="preserve">부모와 갈등하는 25~40대 장녀·장남 (부모의 감정·돈을 떠맡아 온 자녀)</w:t>
+              <w:t xml:space="preserve">부모와 갈등하는 25~40대 아들·딸 (부모의 감정·돈·결정을 떠맡아 온 자녀)</w:t>
             </w:r>
           </w:p>
         </w:tc>
@@ -1200,7 +1200,7 @@
                 <w:sz w:val="18"/>
                 <w:szCs w:val="18"/>
               </w:rPr>
-              <w:t xml:space="preserve">거절법·소심한 성격 독자와 겹친다. '거절의 내용보다 말투가 싸움'이 되는 사례가 많아, 연기 전공 코치의 대본·리허설이 그대로 무기가 된다.</w:t>
+              <w:t xml:space="preserve">거절법·소심한 성격 독자와 겹친다. 경쟁작은 '이해·치유'에 강하고 '말'이 약하다. 연기 전공 코치의 대본·리허설이 그대로 무기가 된다.</w:t>
             </w:r>
           </w:p>
         </w:tc>
@@ -8428,7 +8428,7 @@
                 <w:sz w:val="18"/>
                 <w:szCs w:val="18"/>
               </w:rPr>
-              <w:t xml:space="preserve">장남이라 부양을 떠안다가 배우자와 싸운다</w:t>
+              <w:t xml:space="preserve">부양을 떠안다가 배우자와 싸운다</w:t>
             </w:r>
           </w:p>
         </w:tc>
@@ -8461,7 +8461,7 @@
                 <w:sz w:val="18"/>
                 <w:szCs w:val="18"/>
               </w:rPr>
-              <w:t xml:space="preserve">효자 노릇 그만해라 / 아내가 이해해야지</w:t>
+              <w:t xml:space="preserve">효자·효녀 노릇 그만해라 / 배우자가 이해해야지</w:t>
             </w:r>
           </w:p>
         </w:tc>
@@ -8493,7 +8493,7 @@
                 <w:sz w:val="18"/>
                 <w:szCs w:val="18"/>
               </w:rPr>
-              <w:t xml:space="preserve">장남의 부양은 부부 문제로 터진다. 부부가 먼저 금액·빈도·역할을 문서로 합의한다.</w:t>
+              <w:t xml:space="preserve">부모 부양은 부부 문제로 터진다. 부부가 먼저 금액·빈도·역할을 문서로 맞춘다.</w:t>
             </w:r>
           </w:p>
         </w:tc>
@@ -8525,7 +8525,7 @@
                 <w:sz w:val="18"/>
                 <w:szCs w:val="18"/>
               </w:rPr>
-              <w:t xml:space="preserve">장남의 책임감이 결혼을 부수지 않게 하는 '부양 협정서' (범프딜)</w:t>
+              <w:t xml:space="preserve">배우자가 끼었을 때 — 부부가 먼저 맞추는 '부양 협정'</w:t>
             </w:r>
           </w:p>
         </w:tc>
@@ -8555,195 +8555,1281 @@
           <w:sz w:val="30"/>
           <w:szCs w:val="30"/>
         </w:rPr>
-        <w:t xml:space="preserve">목차 3안 → 추천</w:t>
-      </w:r>
-    </w:p>
-    <w:p>
-      <w:pPr>
-        <w:spacing w:after="40" w:line="320"/>
-      </w:pPr>
-      <w:r>
-        <w:rPr>
-          <w:rFonts w:ascii="Pretendard" w:cs="Pretendard" w:eastAsia="Pretendard" w:hAnsi="Pretendard"/>
-          <w:b/>
-          <w:bCs/>
-          <w:sz w:val="21"/>
-          <w:szCs w:val="21"/>
-        </w:rPr>
-        <w:t xml:space="preserve">1안 · C 내면→기술형</w:t>
-      </w:r>
-    </w:p>
-    <w:p>
-      <w:pPr>
-        <w:spacing w:after="40" w:line="320"/>
-      </w:pPr>
-      <w:r>
-        <w:rPr>
-          <w:rFonts w:ascii="Pretendard" w:cs="Pretendard" w:eastAsia="Pretendard" w:hAnsi="Pretendard"/>
-          <w:sz w:val="21"/>
-          <w:szCs w:val="21"/>
-        </w:rPr>
-        <w:t xml:space="preserve">상처 이해 → 죄책감·효 재정의 → 거리 다이얼 대본 → 연애·대물림</w:t>
-      </w:r>
-    </w:p>
-    <w:p>
-      <w:pPr>
-        <w:spacing w:after="120" w:line="320"/>
-      </w:pPr>
-      <w:r>
-        <w:rPr>
-          <w:rFonts w:ascii="Pretendard" w:cs="Pretendard" w:eastAsia="Pretendard" w:hAnsi="Pretendard"/>
-          <w:color w:val="6F625B"/>
-          <w:sz w:val="18"/>
-          <w:szCs w:val="18"/>
-        </w:rPr>
-        <w:t xml:space="preserve">약점: 실전이 뒤에 몰림 → 상세페이지에 PART 2 제목을 앞세운다</w:t>
-      </w:r>
-    </w:p>
-    <w:p>
-      <w:pPr>
-        <w:spacing w:after="40" w:line="320"/>
-      </w:pPr>
-      <w:r>
-        <w:rPr>
-          <w:rFonts w:ascii="Pretendard" w:cs="Pretendard" w:eastAsia="Pretendard" w:hAnsi="Pretendard"/>
-          <w:b/>
-          <w:bCs/>
-          <w:sz w:val="21"/>
-          <w:szCs w:val="21"/>
-        </w:rPr>
-        <w:t xml:space="preserve">2안 · B 단계 모델형</w:t>
-      </w:r>
-    </w:p>
-    <w:p>
-      <w:pPr>
-        <w:spacing w:after="40" w:line="320"/>
-      </w:pPr>
-      <w:r>
-        <w:rPr>
-          <w:rFonts w:ascii="Pretendard" w:cs="Pretendard" w:eastAsia="Pretendard" w:hAnsi="Pretendard"/>
-          <w:sz w:val="21"/>
-          <w:szCs w:val="21"/>
-        </w:rPr>
-        <w:t xml:space="preserve">거리 다이얼 5단계(진단 → 선 정하기 → 말하기 → 유지 → 회복)를 한 장씩</w:t>
-      </w:r>
-    </w:p>
-    <w:p>
-      <w:pPr>
-        <w:spacing w:after="120" w:line="320"/>
-      </w:pPr>
-      <w:r>
-        <w:rPr>
-          <w:rFonts w:ascii="Pretendard" w:cs="Pretendard" w:eastAsia="Pretendard" w:hAnsi="Pretendard"/>
-          <w:color w:val="6F625B"/>
-          <w:sz w:val="18"/>
-          <w:szCs w:val="18"/>
-        </w:rPr>
-        <w:t xml:space="preserve">약점: 애착·대물림 같은 '왜'가 약해져 공감이 덜 터진다</w:t>
-      </w:r>
-    </w:p>
-    <w:p>
-      <w:pPr>
-        <w:spacing w:after="40" w:line="320"/>
-      </w:pPr>
-      <w:r>
-        <w:rPr>
-          <w:rFonts w:ascii="Pretendard" w:cs="Pretendard" w:eastAsia="Pretendard" w:hAnsi="Pretendard"/>
-          <w:b/>
-          <w:bCs/>
-          <w:sz w:val="21"/>
-          <w:szCs w:val="21"/>
-        </w:rPr>
-        <w:t xml:space="preserve">3안 · F 유형 진단형</w:t>
-      </w:r>
-    </w:p>
-    <w:p>
-      <w:pPr>
-        <w:spacing w:after="40" w:line="320"/>
-      </w:pPr>
-      <w:r>
-        <w:rPr>
-          <w:rFonts w:ascii="Pretendard" w:cs="Pretendard" w:eastAsia="Pretendard" w:hAnsi="Pretendard"/>
-          <w:sz w:val="21"/>
-          <w:szCs w:val="21"/>
-        </w:rPr>
-        <w:t xml:space="preserve">부모 유형 4가지(감정형·몰아붙이기형·수동형·거부형, Gibson) → 유형별 처방</w:t>
-      </w:r>
-    </w:p>
-    <w:p>
-      <w:pPr>
-        <w:spacing w:after="120" w:line="320"/>
-      </w:pPr>
-      <w:r>
-        <w:rPr>
-          <w:rFonts w:ascii="Pretendard" w:cs="Pretendard" w:eastAsia="Pretendard" w:hAnsi="Pretendard"/>
-          <w:color w:val="6F625B"/>
-          <w:sz w:val="18"/>
-          <w:szCs w:val="18"/>
-        </w:rPr>
-        <w:t xml:space="preserve">약점: 라벨링 위험. '나르시시스트 딱지' 비판과 충돌한다</w:t>
-      </w:r>
-    </w:p>
-    <w:p>
-      <w:pPr>
-        <w:pBdr>
-          <w:left w:val="single" w:color="9E1B22" w:sz="18" w:space="10"/>
-        </w:pBdr>
-        <w:spacing w:after="140" w:before="80" w:line="300"/>
-        <w:ind w:left="280"/>
-      </w:pPr>
-      <w:r>
-        <w:rPr>
-          <w:rFonts w:ascii="Pretendard" w:cs="Pretendard" w:eastAsia="Pretendard" w:hAnsi="Pretendard"/>
-          <w:b/>
-          <w:bCs/>
-          <w:sz w:val="21"/>
-          <w:szCs w:val="21"/>
-        </w:rPr>
-        <w:t xml:space="preserve">추천 — C 내면→기술형 뼈대에 B의 '거리 다이얼'을 PART 2 네이밍으로 넣는다. 이 독자는 '방법'보다 먼저 '내가 나쁜 게 아니다'를 들어야 다음 장을 넘긴다.</w:t>
-      </w:r>
-    </w:p>
-    <w:p>
-      <w:pPr>
-        <w:pStyle w:val="Heading1"/>
-        <w:spacing w:after="160" w:before="360"/>
-      </w:pPr>
-      <w:r>
-        <w:rPr>
-          <w:rFonts w:ascii="Pretendard" w:cs="Pretendard" w:eastAsia="Pretendard" w:hAnsi="Pretendard"/>
-          <w:b/>
-          <w:bCs/>
-          <w:color w:val="9E1B22"/>
-          <w:sz w:val="24"/>
-          <w:szCs w:val="24"/>
-        </w:rPr>
-        <w:t xml:space="preserve">A-10  </w:t>
-      </w:r>
-      <w:r>
-        <w:rPr>
-          <w:rFonts w:ascii="Pretendard" w:cs="Pretendard" w:eastAsia="Pretendard" w:hAnsi="Pretendard"/>
-          <w:b/>
-          <w:bCs/>
-          <w:sz w:val="30"/>
-          <w:szCs w:val="30"/>
-        </w:rPr>
-        <w:t xml:space="preserve">추천 목차</w:t>
-      </w:r>
-    </w:p>
-    <w:p>
-      <w:pPr>
-        <w:spacing w:after="120" w:line="320"/>
-      </w:pPr>
-      <w:r>
-        <w:rPr>
-          <w:rFonts w:ascii="Pretendard" w:cs="Pretendard" w:eastAsia="Pretendard" w:hAnsi="Pretendard"/>
-          <w:color w:val="6F625B"/>
-          <w:sz w:val="18"/>
-          <w:szCs w:val="18"/>
-        </w:rPr>
-        <w:t xml:space="preserve">본문 약 70p / 챕터 12개 + 프롤로그·에필로그</w:t>
-      </w:r>
-    </w:p>
+        <w:t xml:space="preserve">경쟁도서 9권 제목·목차 분석</w:t>
+      </w:r>
+    </w:p>
+    <w:tbl>
+      <w:tblPr>
+        <w:tblW w:type="dxa" w:w="9026"/>
+        <w:tblBorders>
+          <w:top w:val="single" w:color="auto" w:sz="4"/>
+          <w:left w:val="single" w:color="auto" w:sz="4"/>
+          <w:bottom w:val="single" w:color="auto" w:sz="4"/>
+          <w:right w:val="single" w:color="auto" w:sz="4"/>
+          <w:insideH w:val="single" w:color="auto" w:sz="4"/>
+          <w:insideV w:val="single" w:color="auto" w:sz="4"/>
+        </w:tblBorders>
+      </w:tblPr>
+      <w:tblGrid>
+        <w:gridCol w:w="2600"/>
+        <w:gridCol w:w="1900"/>
+        <w:gridCol w:w="1700"/>
+        <w:gridCol w:w="2826"/>
+      </w:tblGrid>
+      <w:tr>
+        <w:trPr>
+          <w:tblHeader/>
+        </w:trPr>
+        <w:tc>
+          <w:tcPr>
+            <w:tcW w:type="dxa" w:w="2600"/>
+            <w:tcBorders>
+              <w:top w:val="single" w:color="D9CFC8" w:sz="4"/>
+              <w:left w:val="single" w:color="D9CFC8" w:sz="4"/>
+              <w:bottom w:val="single" w:color="D9CFC8" w:sz="4"/>
+              <w:right w:val="single" w:color="D9CFC8" w:sz="4"/>
+            </w:tcBorders>
+            <w:shd w:fill="F4ECDC" w:color="auto" w:val="clear"/>
+            <w:tcMar>
+              <w:top w:type="dxa" w:w="70"/>
+              <w:left w:type="dxa" w:w="100"/>
+              <w:bottom w:type="dxa" w:w="70"/>
+              <w:right w:type="dxa" w:w="100"/>
+            </w:tcMar>
+          </w:tcPr>
+          <w:p>
+            <w:pPr>
+              <w:spacing w:after="0" w:line="280"/>
+            </w:pPr>
+            <w:r>
+              <w:rPr>
+                <w:rFonts w:ascii="Pretendard" w:cs="Pretendard" w:eastAsia="Pretendard" w:hAnsi="Pretendard"/>
+                <w:b/>
+                <w:bCs/>
+                <w:sz w:val="18"/>
+                <w:szCs w:val="18"/>
+              </w:rPr>
+              <w:t xml:space="preserve">제목 · 부제</w:t>
+            </w:r>
+          </w:p>
+        </w:tc>
+        <w:tc>
+          <w:tcPr>
+            <w:tcW w:type="dxa" w:w="1900"/>
+            <w:tcBorders>
+              <w:top w:val="single" w:color="D9CFC8" w:sz="4"/>
+              <w:left w:val="single" w:color="D9CFC8" w:sz="4"/>
+              <w:bottom w:val="single" w:color="D9CFC8" w:sz="4"/>
+              <w:right w:val="single" w:color="D9CFC8" w:sz="4"/>
+            </w:tcBorders>
+            <w:shd w:fill="F4ECDC" w:color="auto" w:val="clear"/>
+            <w:tcMar>
+              <w:top w:type="dxa" w:w="70"/>
+              <w:left w:type="dxa" w:w="100"/>
+              <w:bottom w:type="dxa" w:w="70"/>
+              <w:right w:type="dxa" w:w="100"/>
+            </w:tcMar>
+          </w:tcPr>
+          <w:p>
+            <w:pPr>
+              <w:spacing w:after="0" w:line="280"/>
+            </w:pPr>
+            <w:r>
+              <w:rPr>
+                <w:rFonts w:ascii="Pretendard" w:cs="Pretendard" w:eastAsia="Pretendard" w:hAnsi="Pretendard"/>
+                <w:b/>
+                <w:bCs/>
+                <w:sz w:val="18"/>
+                <w:szCs w:val="18"/>
+              </w:rPr>
+              <w:t xml:space="preserve">저자 · 출판</w:t>
+            </w:r>
+          </w:p>
+        </w:tc>
+        <w:tc>
+          <w:tcPr>
+            <w:tcW w:type="dxa" w:w="1700"/>
+            <w:tcBorders>
+              <w:top w:val="single" w:color="D9CFC8" w:sz="4"/>
+              <w:left w:val="single" w:color="D9CFC8" w:sz="4"/>
+              <w:bottom w:val="single" w:color="D9CFC8" w:sz="4"/>
+              <w:right w:val="single" w:color="D9CFC8" w:sz="4"/>
+            </w:tcBorders>
+            <w:shd w:fill="F4ECDC" w:color="auto" w:val="clear"/>
+            <w:tcMar>
+              <w:top w:type="dxa" w:w="70"/>
+              <w:left w:type="dxa" w:w="100"/>
+              <w:bottom w:type="dxa" w:w="70"/>
+              <w:right w:type="dxa" w:w="100"/>
+            </w:tcMar>
+          </w:tcPr>
+          <w:p>
+            <w:pPr>
+              <w:spacing w:after="0" w:line="280"/>
+            </w:pPr>
+            <w:r>
+              <w:rPr>
+                <w:rFonts w:ascii="Pretendard" w:cs="Pretendard" w:eastAsia="Pretendard" w:hAnsi="Pretendard"/>
+                <w:b/>
+                <w:bCs/>
+                <w:sz w:val="18"/>
+                <w:szCs w:val="18"/>
+              </w:rPr>
+              <w:t xml:space="preserve">판매 지표</w:t>
+            </w:r>
+          </w:p>
+        </w:tc>
+        <w:tc>
+          <w:tcPr>
+            <w:tcW w:type="dxa" w:w="2826"/>
+            <w:tcBorders>
+              <w:top w:val="single" w:color="D9CFC8" w:sz="4"/>
+              <w:left w:val="single" w:color="D9CFC8" w:sz="4"/>
+              <w:bottom w:val="single" w:color="D9CFC8" w:sz="4"/>
+              <w:right w:val="single" w:color="D9CFC8" w:sz="4"/>
+            </w:tcBorders>
+            <w:shd w:fill="F4ECDC" w:color="auto" w:val="clear"/>
+            <w:tcMar>
+              <w:top w:type="dxa" w:w="70"/>
+              <w:left w:type="dxa" w:w="100"/>
+              <w:bottom w:type="dxa" w:w="70"/>
+              <w:right w:type="dxa" w:w="100"/>
+            </w:tcMar>
+          </w:tcPr>
+          <w:p>
+            <w:pPr>
+              <w:spacing w:after="0" w:line="280"/>
+            </w:pPr>
+            <w:r>
+              <w:rPr>
+                <w:rFonts w:ascii="Pretendard" w:cs="Pretendard" w:eastAsia="Pretendard" w:hAnsi="Pretendard"/>
+                <w:b/>
+                <w:bCs/>
+                <w:sz w:val="18"/>
+                <w:szCs w:val="18"/>
+              </w:rPr>
+              <w:t xml:space="preserve">목차 구조</w:t>
+            </w:r>
+          </w:p>
+        </w:tc>
+      </w:tr>
+      <w:tr>
+        <w:tc>
+          <w:tcPr>
+            <w:tcW w:type="dxa" w:w="2600"/>
+            <w:tcBorders>
+              <w:top w:val="single" w:color="D9CFC8" w:sz="4"/>
+              <w:left w:val="single" w:color="D9CFC8" w:sz="4"/>
+              <w:bottom w:val="single" w:color="D9CFC8" w:sz="4"/>
+              <w:right w:val="single" w:color="D9CFC8" w:sz="4"/>
+            </w:tcBorders>
+            <w:tcMar>
+              <w:top w:type="dxa" w:w="70"/>
+              <w:left w:type="dxa" w:w="100"/>
+              <w:bottom w:type="dxa" w:w="70"/>
+              <w:right w:type="dxa" w:w="100"/>
+            </w:tcMar>
+          </w:tcPr>
+          <w:p>
+            <w:pPr>
+              <w:spacing w:after="0" w:line="280"/>
+            </w:pPr>
+            <w:r>
+              <w:rPr>
+                <w:rFonts w:ascii="Pretendard" w:cs="Pretendard" w:eastAsia="Pretendard" w:hAnsi="Pretendard"/>
+                <w:b/>
+                <w:bCs/>
+                <w:sz w:val="18"/>
+                <w:szCs w:val="18"/>
+              </w:rPr>
+              <w:t xml:space="preserve">가족의 두 얼굴 — 사랑하지만 상처도 주고받는 나와 가족의 심리테라피</w:t>
+            </w:r>
+          </w:p>
+        </w:tc>
+        <w:tc>
+          <w:tcPr>
+            <w:tcW w:type="dxa" w:w="1900"/>
+            <w:tcBorders>
+              <w:top w:val="single" w:color="D9CFC8" w:sz="4"/>
+              <w:left w:val="single" w:color="D9CFC8" w:sz="4"/>
+              <w:bottom w:val="single" w:color="D9CFC8" w:sz="4"/>
+              <w:right w:val="single" w:color="D9CFC8" w:sz="4"/>
+            </w:tcBorders>
+            <w:tcMar>
+              <w:top w:type="dxa" w:w="70"/>
+              <w:left w:type="dxa" w:w="100"/>
+              <w:bottom w:type="dxa" w:w="70"/>
+              <w:right w:type="dxa" w:w="100"/>
+            </w:tcMar>
+          </w:tcPr>
+          <w:p>
+            <w:pPr>
+              <w:spacing w:after="0" w:line="280"/>
+            </w:pPr>
+            <w:r>
+              <w:rPr>
+                <w:rFonts w:ascii="Pretendard" w:cs="Pretendard" w:eastAsia="Pretendard" w:hAnsi="Pretendard"/>
+                <w:sz w:val="18"/>
+                <w:szCs w:val="18"/>
+              </w:rPr>
+              <w:t xml:space="preserve">최광현 · 부키 2012/2021</w:t>
+            </w:r>
+          </w:p>
+        </w:tc>
+        <w:tc>
+          <w:tcPr>
+            <w:tcW w:type="dxa" w:w="1700"/>
+            <w:tcBorders>
+              <w:top w:val="single" w:color="D9CFC8" w:sz="4"/>
+              <w:left w:val="single" w:color="D9CFC8" w:sz="4"/>
+              <w:bottom w:val="single" w:color="D9CFC8" w:sz="4"/>
+              <w:right w:val="single" w:color="D9CFC8" w:sz="4"/>
+            </w:tcBorders>
+            <w:tcMar>
+              <w:top w:type="dxa" w:w="70"/>
+              <w:left w:type="dxa" w:w="100"/>
+              <w:bottom w:type="dxa" w:w="70"/>
+              <w:right w:type="dxa" w:w="100"/>
+            </w:tcMar>
+          </w:tcPr>
+          <w:p>
+            <w:pPr>
+              <w:spacing w:after="0" w:line="280"/>
+            </w:pPr>
+            <w:r>
+              <w:rPr>
+                <w:rFonts w:ascii="Pretendard" w:cs="Pretendard" w:eastAsia="Pretendard" w:hAnsi="Pretendard"/>
+                <w:sz w:val="18"/>
+                <w:szCs w:val="18"/>
+              </w:rPr>
+              <w:t xml:space="preserve">예스24 판매지수 3,675 · 별점 343</w:t>
+            </w:r>
+          </w:p>
+        </w:tc>
+        <w:tc>
+          <w:tcPr>
+            <w:tcW w:type="dxa" w:w="2826"/>
+            <w:tcBorders>
+              <w:top w:val="single" w:color="D9CFC8" w:sz="4"/>
+              <w:left w:val="single" w:color="D9CFC8" w:sz="4"/>
+              <w:bottom w:val="single" w:color="D9CFC8" w:sz="4"/>
+              <w:right w:val="single" w:color="D9CFC8" w:sz="4"/>
+            </w:tcBorders>
+            <w:tcMar>
+              <w:top w:type="dxa" w:w="70"/>
+              <w:left w:type="dxa" w:w="100"/>
+              <w:bottom w:type="dxa" w:w="70"/>
+              <w:right w:type="dxa" w:w="100"/>
+            </w:tcMar>
+          </w:tcPr>
+          <w:p>
+            <w:pPr>
+              <w:spacing w:after="0" w:line="280"/>
+            </w:pPr>
+            <w:r>
+              <w:rPr>
+                <w:rFonts w:ascii="Pretendard" w:cs="Pretendard" w:eastAsia="Pretendard" w:hAnsi="Pretendard"/>
+                <w:sz w:val="18"/>
+                <w:szCs w:val="18"/>
+              </w:rPr>
+              <w:t xml:space="preserve">4부 26장: 어린 시절 → 배우자 선택 → 가족 시스템 → 행복한 가족의 비밀</w:t>
+            </w:r>
+          </w:p>
+        </w:tc>
+      </w:tr>
+      <w:tr>
+        <w:tc>
+          <w:tcPr>
+            <w:tcW w:type="dxa" w:w="2600"/>
+            <w:tcBorders>
+              <w:top w:val="single" w:color="D9CFC8" w:sz="4"/>
+              <w:left w:val="single" w:color="D9CFC8" w:sz="4"/>
+              <w:bottom w:val="single" w:color="D9CFC8" w:sz="4"/>
+              <w:right w:val="single" w:color="D9CFC8" w:sz="4"/>
+            </w:tcBorders>
+            <w:tcMar>
+              <w:top w:type="dxa" w:w="70"/>
+              <w:left w:type="dxa" w:w="100"/>
+              <w:bottom w:type="dxa" w:w="70"/>
+              <w:right w:type="dxa" w:w="100"/>
+            </w:tcMar>
+          </w:tcPr>
+          <w:p>
+            <w:pPr>
+              <w:spacing w:after="0" w:line="280"/>
+            </w:pPr>
+            <w:r>
+              <w:rPr>
+                <w:rFonts w:ascii="Pretendard" w:cs="Pretendard" w:eastAsia="Pretendard" w:hAnsi="Pretendard"/>
+                <w:b/>
+                <w:bCs/>
+                <w:sz w:val="18"/>
+                <w:szCs w:val="18"/>
+              </w:rPr>
+              <w:t xml:space="preserve">모녀의 세계 — 사랑한 만큼 상처 주고, 가까운 만큼 원망스러운</w:t>
+            </w:r>
+          </w:p>
+        </w:tc>
+        <w:tc>
+          <w:tcPr>
+            <w:tcW w:type="dxa" w:w="1900"/>
+            <w:tcBorders>
+              <w:top w:val="single" w:color="D9CFC8" w:sz="4"/>
+              <w:left w:val="single" w:color="D9CFC8" w:sz="4"/>
+              <w:bottom w:val="single" w:color="D9CFC8" w:sz="4"/>
+              <w:right w:val="single" w:color="D9CFC8" w:sz="4"/>
+            </w:tcBorders>
+            <w:tcMar>
+              <w:top w:type="dxa" w:w="70"/>
+              <w:left w:type="dxa" w:w="100"/>
+              <w:bottom w:type="dxa" w:w="70"/>
+              <w:right w:type="dxa" w:w="100"/>
+            </w:tcMar>
+          </w:tcPr>
+          <w:p>
+            <w:pPr>
+              <w:spacing w:after="0" w:line="280"/>
+            </w:pPr>
+            <w:r>
+              <w:rPr>
+                <w:rFonts w:ascii="Pretendard" w:cs="Pretendard" w:eastAsia="Pretendard" w:hAnsi="Pretendard"/>
+                <w:sz w:val="18"/>
+                <w:szCs w:val="18"/>
+              </w:rPr>
+              <w:t xml:space="preserve">김지윤 · 은행나무 2021</w:t>
+            </w:r>
+          </w:p>
+        </w:tc>
+        <w:tc>
+          <w:tcPr>
+            <w:tcW w:type="dxa" w:w="1700"/>
+            <w:tcBorders>
+              <w:top w:val="single" w:color="D9CFC8" w:sz="4"/>
+              <w:left w:val="single" w:color="D9CFC8" w:sz="4"/>
+              <w:bottom w:val="single" w:color="D9CFC8" w:sz="4"/>
+              <w:right w:val="single" w:color="D9CFC8" w:sz="4"/>
+            </w:tcBorders>
+            <w:tcMar>
+              <w:top w:type="dxa" w:w="70"/>
+              <w:left w:type="dxa" w:w="100"/>
+              <w:bottom w:type="dxa" w:w="70"/>
+              <w:right w:type="dxa" w:w="100"/>
+            </w:tcMar>
+          </w:tcPr>
+          <w:p>
+            <w:pPr>
+              <w:spacing w:after="0" w:line="280"/>
+            </w:pPr>
+            <w:r>
+              <w:rPr>
+                <w:rFonts w:ascii="Pretendard" w:cs="Pretendard" w:eastAsia="Pretendard" w:hAnsi="Pretendard"/>
+                <w:sz w:val="18"/>
+                <w:szCs w:val="18"/>
+              </w:rPr>
+              <w:t xml:space="preserve">알라딘 Sales Point 2,111 · 예스24 리뷰 39</w:t>
+            </w:r>
+          </w:p>
+        </w:tc>
+        <w:tc>
+          <w:tcPr>
+            <w:tcW w:type="dxa" w:w="2826"/>
+            <w:tcBorders>
+              <w:top w:val="single" w:color="D9CFC8" w:sz="4"/>
+              <w:left w:val="single" w:color="D9CFC8" w:sz="4"/>
+              <w:bottom w:val="single" w:color="D9CFC8" w:sz="4"/>
+              <w:right w:val="single" w:color="D9CFC8" w:sz="4"/>
+            </w:tcBorders>
+            <w:tcMar>
+              <w:top w:type="dxa" w:w="70"/>
+              <w:left w:type="dxa" w:w="100"/>
+              <w:bottom w:type="dxa" w:w="70"/>
+              <w:right w:type="dxa" w:w="100"/>
+            </w:tcMar>
+          </w:tcPr>
+          <w:p>
+            <w:pPr>
+              <w:spacing w:after="0" w:line="280"/>
+            </w:pPr>
+            <w:r>
+              <w:rPr>
+                <w:rFonts w:ascii="Pretendard" w:cs="Pretendard" w:eastAsia="Pretendard" w:hAnsi="Pretendard"/>
+                <w:sz w:val="18"/>
+                <w:szCs w:val="18"/>
+              </w:rPr>
+              <w:t xml:space="preserve">3장 '키워드: 부제' — 애증 / 조율 / 독립, 꼭지는 대사·짧은 선언</w:t>
+            </w:r>
+          </w:p>
+        </w:tc>
+      </w:tr>
+      <w:tr>
+        <w:tc>
+          <w:tcPr>
+            <w:tcW w:type="dxa" w:w="2600"/>
+            <w:tcBorders>
+              <w:top w:val="single" w:color="D9CFC8" w:sz="4"/>
+              <w:left w:val="single" w:color="D9CFC8" w:sz="4"/>
+              <w:bottom w:val="single" w:color="D9CFC8" w:sz="4"/>
+              <w:right w:val="single" w:color="D9CFC8" w:sz="4"/>
+            </w:tcBorders>
+            <w:tcMar>
+              <w:top w:type="dxa" w:w="70"/>
+              <w:left w:type="dxa" w:w="100"/>
+              <w:bottom w:type="dxa" w:w="70"/>
+              <w:right w:type="dxa" w:w="100"/>
+            </w:tcMar>
+          </w:tcPr>
+          <w:p>
+            <w:pPr>
+              <w:spacing w:after="0" w:line="280"/>
+            </w:pPr>
+            <w:r>
+              <w:rPr>
+                <w:rFonts w:ascii="Pretendard" w:cs="Pretendard" w:eastAsia="Pretendard" w:hAnsi="Pretendard"/>
+                <w:b/>
+                <w:bCs/>
+                <w:sz w:val="18"/>
+                <w:szCs w:val="18"/>
+              </w:rPr>
+              <w:t xml:space="preserve">감정이 서툰 어른들 때문에 아팠던 당신을 위한 책 — (원서: Adult Children of Emotionally Immature Parents)</w:t>
+            </w:r>
+          </w:p>
+        </w:tc>
+        <w:tc>
+          <w:tcPr>
+            <w:tcW w:type="dxa" w:w="1900"/>
+            <w:tcBorders>
+              <w:top w:val="single" w:color="D9CFC8" w:sz="4"/>
+              <w:left w:val="single" w:color="D9CFC8" w:sz="4"/>
+              <w:bottom w:val="single" w:color="D9CFC8" w:sz="4"/>
+              <w:right w:val="single" w:color="D9CFC8" w:sz="4"/>
+            </w:tcBorders>
+            <w:tcMar>
+              <w:top w:type="dxa" w:w="70"/>
+              <w:left w:type="dxa" w:w="100"/>
+              <w:bottom w:type="dxa" w:w="70"/>
+              <w:right w:type="dxa" w:w="100"/>
+            </w:tcMar>
+          </w:tcPr>
+          <w:p>
+            <w:pPr>
+              <w:spacing w:after="0" w:line="280"/>
+            </w:pPr>
+            <w:r>
+              <w:rPr>
+                <w:rFonts w:ascii="Pretendard" w:cs="Pretendard" w:eastAsia="Pretendard" w:hAnsi="Pretendard"/>
+                <w:sz w:val="18"/>
+                <w:szCs w:val="18"/>
+              </w:rPr>
+              <w:t xml:space="preserve">린지 C. 깁슨 · 지식너머 2019</w:t>
+            </w:r>
+          </w:p>
+        </w:tc>
+        <w:tc>
+          <w:tcPr>
+            <w:tcW w:type="dxa" w:w="1700"/>
+            <w:tcBorders>
+              <w:top w:val="single" w:color="D9CFC8" w:sz="4"/>
+              <w:left w:val="single" w:color="D9CFC8" w:sz="4"/>
+              <w:bottom w:val="single" w:color="D9CFC8" w:sz="4"/>
+              <w:right w:val="single" w:color="D9CFC8" w:sz="4"/>
+            </w:tcBorders>
+            <w:tcMar>
+              <w:top w:type="dxa" w:w="70"/>
+              <w:left w:type="dxa" w:w="100"/>
+              <w:bottom w:type="dxa" w:w="70"/>
+              <w:right w:type="dxa" w:w="100"/>
+            </w:tcMar>
+          </w:tcPr>
+          <w:p>
+            <w:pPr>
+              <w:spacing w:after="0" w:line="280"/>
+            </w:pPr>
+            <w:r>
+              <w:rPr>
+                <w:rFonts w:ascii="Pretendard" w:cs="Pretendard" w:eastAsia="Pretendard" w:hAnsi="Pretendard"/>
+                <w:sz w:val="18"/>
+                <w:szCs w:val="18"/>
+              </w:rPr>
+              <w:t xml:space="preserve">예스24 판매지수 1,413 · 리뷰 49</w:t>
+            </w:r>
+          </w:p>
+        </w:tc>
+        <w:tc>
+          <w:tcPr>
+            <w:tcW w:type="dxa" w:w="2826"/>
+            <w:tcBorders>
+              <w:top w:val="single" w:color="D9CFC8" w:sz="4"/>
+              <w:left w:val="single" w:color="D9CFC8" w:sz="4"/>
+              <w:bottom w:val="single" w:color="D9CFC8" w:sz="4"/>
+              <w:right w:val="single" w:color="D9CFC8" w:sz="4"/>
+            </w:tcBorders>
+            <w:tcMar>
+              <w:top w:type="dxa" w:w="70"/>
+              <w:left w:type="dxa" w:w="100"/>
+              <w:bottom w:type="dxa" w:w="70"/>
+              <w:right w:type="dxa" w:w="100"/>
+            </w:tcMar>
+          </w:tcPr>
+          <w:p>
+            <w:pPr>
+              <w:spacing w:after="0" w:line="280"/>
+            </w:pPr>
+            <w:r>
+              <w:rPr>
+                <w:rFonts w:ascii="Pretendard" w:cs="Pretendard" w:eastAsia="Pretendard" w:hAnsi="Pretendard"/>
+                <w:sz w:val="18"/>
+                <w:szCs w:val="18"/>
+              </w:rPr>
+              <w:t xml:space="preserve">10장: 영향 → 정의 → 기분 → 4유형 → 대처 → 괴롭힘 당하지 않는 법 → 성숙한 사람 식별</w:t>
+            </w:r>
+          </w:p>
+        </w:tc>
+      </w:tr>
+      <w:tr>
+        <w:tc>
+          <w:tcPr>
+            <w:tcW w:type="dxa" w:w="2600"/>
+            <w:tcBorders>
+              <w:top w:val="single" w:color="D9CFC8" w:sz="4"/>
+              <w:left w:val="single" w:color="D9CFC8" w:sz="4"/>
+              <w:bottom w:val="single" w:color="D9CFC8" w:sz="4"/>
+              <w:right w:val="single" w:color="D9CFC8" w:sz="4"/>
+            </w:tcBorders>
+            <w:tcMar>
+              <w:top w:type="dxa" w:w="70"/>
+              <w:left w:type="dxa" w:w="100"/>
+              <w:bottom w:type="dxa" w:w="70"/>
+              <w:right w:type="dxa" w:w="100"/>
+            </w:tcMar>
+          </w:tcPr>
+          <w:p>
+            <w:pPr>
+              <w:spacing w:after="0" w:line="280"/>
+            </w:pPr>
+            <w:r>
+              <w:rPr>
+                <w:rFonts w:ascii="Pretendard" w:cs="Pretendard" w:eastAsia="Pretendard" w:hAnsi="Pretendard"/>
+                <w:b/>
+                <w:bCs/>
+                <w:sz w:val="18"/>
+                <w:szCs w:val="18"/>
+              </w:rPr>
+              <w:t xml:space="preserve">딸은 엄마의 감정 쓰레기통이 아니다 — 가까울수록 상처를 주는 모녀관계 심리학</w:t>
+            </w:r>
+          </w:p>
+        </w:tc>
+        <w:tc>
+          <w:tcPr>
+            <w:tcW w:type="dxa" w:w="1900"/>
+            <w:tcBorders>
+              <w:top w:val="single" w:color="D9CFC8" w:sz="4"/>
+              <w:left w:val="single" w:color="D9CFC8" w:sz="4"/>
+              <w:bottom w:val="single" w:color="D9CFC8" w:sz="4"/>
+              <w:right w:val="single" w:color="D9CFC8" w:sz="4"/>
+            </w:tcBorders>
+            <w:tcMar>
+              <w:top w:type="dxa" w:w="70"/>
+              <w:left w:type="dxa" w:w="100"/>
+              <w:bottom w:type="dxa" w:w="70"/>
+              <w:right w:type="dxa" w:w="100"/>
+            </w:tcMar>
+          </w:tcPr>
+          <w:p>
+            <w:pPr>
+              <w:spacing w:after="0" w:line="280"/>
+            </w:pPr>
+            <w:r>
+              <w:rPr>
+                <w:rFonts w:ascii="Pretendard" w:cs="Pretendard" w:eastAsia="Pretendard" w:hAnsi="Pretendard"/>
+                <w:sz w:val="18"/>
+                <w:szCs w:val="18"/>
+              </w:rPr>
+              <w:t xml:space="preserve">가야마 리카 · 걷는나무 2018</w:t>
+            </w:r>
+          </w:p>
+        </w:tc>
+        <w:tc>
+          <w:tcPr>
+            <w:tcW w:type="dxa" w:w="1700"/>
+            <w:tcBorders>
+              <w:top w:val="single" w:color="D9CFC8" w:sz="4"/>
+              <w:left w:val="single" w:color="D9CFC8" w:sz="4"/>
+              <w:bottom w:val="single" w:color="D9CFC8" w:sz="4"/>
+              <w:right w:val="single" w:color="D9CFC8" w:sz="4"/>
+            </w:tcBorders>
+            <w:tcMar>
+              <w:top w:type="dxa" w:w="70"/>
+              <w:left w:type="dxa" w:w="100"/>
+              <w:bottom w:type="dxa" w:w="70"/>
+              <w:right w:type="dxa" w:w="100"/>
+            </w:tcMar>
+          </w:tcPr>
+          <w:p>
+            <w:pPr>
+              <w:spacing w:after="0" w:line="280"/>
+            </w:pPr>
+            <w:r>
+              <w:rPr>
+                <w:rFonts w:ascii="Pretendard" w:cs="Pretendard" w:eastAsia="Pretendard" w:hAnsi="Pretendard"/>
+                <w:sz w:val="18"/>
+                <w:szCs w:val="18"/>
+              </w:rPr>
+              <w:t xml:space="preserve">알라딘 Sales Point 1,392</w:t>
+            </w:r>
+          </w:p>
+        </w:tc>
+        <w:tc>
+          <w:tcPr>
+            <w:tcW w:type="dxa" w:w="2826"/>
+            <w:tcBorders>
+              <w:top w:val="single" w:color="D9CFC8" w:sz="4"/>
+              <w:left w:val="single" w:color="D9CFC8" w:sz="4"/>
+              <w:bottom w:val="single" w:color="D9CFC8" w:sz="4"/>
+              <w:right w:val="single" w:color="D9CFC8" w:sz="4"/>
+            </w:tcBorders>
+            <w:tcMar>
+              <w:top w:type="dxa" w:w="70"/>
+              <w:left w:type="dxa" w:w="100"/>
+              <w:bottom w:type="dxa" w:w="70"/>
+              <w:right w:type="dxa" w:w="100"/>
+            </w:tcMar>
+          </w:tcPr>
+          <w:p>
+            <w:pPr>
+              <w:spacing w:after="0" w:line="280"/>
+            </w:pPr>
+            <w:r>
+              <w:rPr>
+                <w:rFonts w:ascii="Pretendard" w:cs="Pretendard" w:eastAsia="Pretendard" w:hAnsi="Pretendard"/>
+                <w:sz w:val="18"/>
+                <w:szCs w:val="18"/>
+              </w:rPr>
+              <w:t xml:space="preserve">2부 6장 '감정명 _ 속마음 대사'(분노/죄책감/불안/애착/나이듦/홀로서기) + 장마다 [감정 코칭]</w:t>
+            </w:r>
+          </w:p>
+        </w:tc>
+      </w:tr>
+      <w:tr>
+        <w:tc>
+          <w:tcPr>
+            <w:tcW w:type="dxa" w:w="2600"/>
+            <w:tcBorders>
+              <w:top w:val="single" w:color="D9CFC8" w:sz="4"/>
+              <w:left w:val="single" w:color="D9CFC8" w:sz="4"/>
+              <w:bottom w:val="single" w:color="D9CFC8" w:sz="4"/>
+              <w:right w:val="single" w:color="D9CFC8" w:sz="4"/>
+            </w:tcBorders>
+            <w:tcMar>
+              <w:top w:type="dxa" w:w="70"/>
+              <w:left w:type="dxa" w:w="100"/>
+              <w:bottom w:type="dxa" w:w="70"/>
+              <w:right w:type="dxa" w:w="100"/>
+            </w:tcMar>
+          </w:tcPr>
+          <w:p>
+            <w:pPr>
+              <w:spacing w:after="0" w:line="280"/>
+            </w:pPr>
+            <w:r>
+              <w:rPr>
+                <w:rFonts w:ascii="Pretendard" w:cs="Pretendard" w:eastAsia="Pretendard" w:hAnsi="Pretendard"/>
+                <w:b/>
+                <w:bCs/>
+                <w:sz w:val="18"/>
+                <w:szCs w:val="18"/>
+              </w:rPr>
+              <w:t xml:space="preserve">부모로부터 받은 마음의 상처 치유하기 — 경계를 설정하고 정서적 자율성을 되찾기 위한 실용적인 도구</w:t>
+            </w:r>
+          </w:p>
+        </w:tc>
+        <w:tc>
+          <w:tcPr>
+            <w:tcW w:type="dxa" w:w="1900"/>
+            <w:tcBorders>
+              <w:top w:val="single" w:color="D9CFC8" w:sz="4"/>
+              <w:left w:val="single" w:color="D9CFC8" w:sz="4"/>
+              <w:bottom w:val="single" w:color="D9CFC8" w:sz="4"/>
+              <w:right w:val="single" w:color="D9CFC8" w:sz="4"/>
+            </w:tcBorders>
+            <w:tcMar>
+              <w:top w:type="dxa" w:w="70"/>
+              <w:left w:type="dxa" w:w="100"/>
+              <w:bottom w:type="dxa" w:w="70"/>
+              <w:right w:type="dxa" w:w="100"/>
+            </w:tcMar>
+          </w:tcPr>
+          <w:p>
+            <w:pPr>
+              <w:spacing w:after="0" w:line="280"/>
+            </w:pPr>
+            <w:r>
+              <w:rPr>
+                <w:rFonts w:ascii="Pretendard" w:cs="Pretendard" w:eastAsia="Pretendard" w:hAnsi="Pretendard"/>
+                <w:sz w:val="18"/>
+                <w:szCs w:val="18"/>
+              </w:rPr>
+              <w:t xml:space="preserve">린지 C. 깁슨 · 학지사 2023</w:t>
+            </w:r>
+          </w:p>
+        </w:tc>
+        <w:tc>
+          <w:tcPr>
+            <w:tcW w:type="dxa" w:w="1700"/>
+            <w:tcBorders>
+              <w:top w:val="single" w:color="D9CFC8" w:sz="4"/>
+              <w:left w:val="single" w:color="D9CFC8" w:sz="4"/>
+              <w:bottom w:val="single" w:color="D9CFC8" w:sz="4"/>
+              <w:right w:val="single" w:color="D9CFC8" w:sz="4"/>
+            </w:tcBorders>
+            <w:tcMar>
+              <w:top w:type="dxa" w:w="70"/>
+              <w:left w:type="dxa" w:w="100"/>
+              <w:bottom w:type="dxa" w:w="70"/>
+              <w:right w:type="dxa" w:w="100"/>
+            </w:tcMar>
+          </w:tcPr>
+          <w:p>
+            <w:pPr>
+              <w:spacing w:after="0" w:line="280"/>
+            </w:pPr>
+            <w:r>
+              <w:rPr>
+                <w:rFonts w:ascii="Pretendard" w:cs="Pretendard" w:eastAsia="Pretendard" w:hAnsi="Pretendard"/>
+                <w:sz w:val="18"/>
+                <w:szCs w:val="18"/>
+              </w:rPr>
+              <w:t xml:space="preserve">예스24 판매지수 1,080</w:t>
+            </w:r>
+          </w:p>
+        </w:tc>
+        <w:tc>
+          <w:tcPr>
+            <w:tcW w:type="dxa" w:w="2826"/>
+            <w:tcBorders>
+              <w:top w:val="single" w:color="D9CFC8" w:sz="4"/>
+              <w:left w:val="single" w:color="D9CFC8" w:sz="4"/>
+              <w:bottom w:val="single" w:color="D9CFC8" w:sz="4"/>
+              <w:right w:val="single" w:color="D9CFC8" w:sz="4"/>
+            </w:tcBorders>
+            <w:tcMar>
+              <w:top w:type="dxa" w:w="70"/>
+              <w:left w:type="dxa" w:w="100"/>
+              <w:bottom w:type="dxa" w:w="70"/>
+              <w:right w:type="dxa" w:w="100"/>
+            </w:tcMar>
+          </w:tcPr>
+          <w:p>
+            <w:pPr>
+              <w:spacing w:after="0" w:line="280"/>
+            </w:pPr>
+            <w:r>
+              <w:rPr>
+                <w:rFonts w:ascii="Pretendard" w:cs="Pretendard" w:eastAsia="Pretendard" w:hAnsi="Pretendard"/>
+                <w:sz w:val="18"/>
+                <w:szCs w:val="18"/>
+              </w:rPr>
+              <w:t xml:space="preserve">2부 10장 + 장마다 '꼭 기억해야 할 사항' + 에필로그 '권리장전'</w:t>
+            </w:r>
+          </w:p>
+        </w:tc>
+      </w:tr>
+      <w:tr>
+        <w:tc>
+          <w:tcPr>
+            <w:tcW w:type="dxa" w:w="2600"/>
+            <w:tcBorders>
+              <w:top w:val="single" w:color="D9CFC8" w:sz="4"/>
+              <w:left w:val="single" w:color="D9CFC8" w:sz="4"/>
+              <w:bottom w:val="single" w:color="D9CFC8" w:sz="4"/>
+              <w:right w:val="single" w:color="D9CFC8" w:sz="4"/>
+            </w:tcBorders>
+            <w:tcMar>
+              <w:top w:type="dxa" w:w="70"/>
+              <w:left w:type="dxa" w:w="100"/>
+              <w:bottom w:type="dxa" w:w="70"/>
+              <w:right w:type="dxa" w:w="100"/>
+            </w:tcMar>
+          </w:tcPr>
+          <w:p>
+            <w:pPr>
+              <w:spacing w:after="0" w:line="280"/>
+            </w:pPr>
+            <w:r>
+              <w:rPr>
+                <w:rFonts w:ascii="Pretendard" w:cs="Pretendard" w:eastAsia="Pretendard" w:hAnsi="Pretendard"/>
+                <w:b/>
+                <w:bCs/>
+                <w:sz w:val="18"/>
+                <w:szCs w:val="18"/>
+              </w:rPr>
+              <w:t xml:space="preserve">착한 딸 증후군 — 딸은 왜 엄마의 행복을 책임지려 하는가?</w:t>
+            </w:r>
+          </w:p>
+        </w:tc>
+        <w:tc>
+          <w:tcPr>
+            <w:tcW w:type="dxa" w:w="1900"/>
+            <w:tcBorders>
+              <w:top w:val="single" w:color="D9CFC8" w:sz="4"/>
+              <w:left w:val="single" w:color="D9CFC8" w:sz="4"/>
+              <w:bottom w:val="single" w:color="D9CFC8" w:sz="4"/>
+              <w:right w:val="single" w:color="D9CFC8" w:sz="4"/>
+            </w:tcBorders>
+            <w:tcMar>
+              <w:top w:type="dxa" w:w="70"/>
+              <w:left w:type="dxa" w:w="100"/>
+              <w:bottom w:type="dxa" w:w="70"/>
+              <w:right w:type="dxa" w:w="100"/>
+            </w:tcMar>
+          </w:tcPr>
+          <w:p>
+            <w:pPr>
+              <w:spacing w:after="0" w:line="280"/>
+            </w:pPr>
+            <w:r>
+              <w:rPr>
+                <w:rFonts w:ascii="Pretendard" w:cs="Pretendard" w:eastAsia="Pretendard" w:hAnsi="Pretendard"/>
+                <w:sz w:val="18"/>
+                <w:szCs w:val="18"/>
+              </w:rPr>
+              <w:t xml:space="preserve">캐서린 파브리지오 · 황소걸음 2025</w:t>
+            </w:r>
+          </w:p>
+        </w:tc>
+        <w:tc>
+          <w:tcPr>
+            <w:tcW w:type="dxa" w:w="1700"/>
+            <w:tcBorders>
+              <w:top w:val="single" w:color="D9CFC8" w:sz="4"/>
+              <w:left w:val="single" w:color="D9CFC8" w:sz="4"/>
+              <w:bottom w:val="single" w:color="D9CFC8" w:sz="4"/>
+              <w:right w:val="single" w:color="D9CFC8" w:sz="4"/>
+            </w:tcBorders>
+            <w:tcMar>
+              <w:top w:type="dxa" w:w="70"/>
+              <w:left w:type="dxa" w:w="100"/>
+              <w:bottom w:type="dxa" w:w="70"/>
+              <w:right w:type="dxa" w:w="100"/>
+            </w:tcMar>
+          </w:tcPr>
+          <w:p>
+            <w:pPr>
+              <w:spacing w:after="0" w:line="280"/>
+            </w:pPr>
+            <w:r>
+              <w:rPr>
+                <w:rFonts w:ascii="Pretendard" w:cs="Pretendard" w:eastAsia="Pretendard" w:hAnsi="Pretendard"/>
+                <w:sz w:val="18"/>
+                <w:szCs w:val="18"/>
+              </w:rPr>
+              <w:t xml:space="preserve">알라딘 Sales Point 556</w:t>
+            </w:r>
+          </w:p>
+        </w:tc>
+        <w:tc>
+          <w:tcPr>
+            <w:tcW w:type="dxa" w:w="2826"/>
+            <w:tcBorders>
+              <w:top w:val="single" w:color="D9CFC8" w:sz="4"/>
+              <w:left w:val="single" w:color="D9CFC8" w:sz="4"/>
+              <w:bottom w:val="single" w:color="D9CFC8" w:sz="4"/>
+              <w:right w:val="single" w:color="D9CFC8" w:sz="4"/>
+            </w:tcBorders>
+            <w:tcMar>
+              <w:top w:type="dxa" w:w="70"/>
+              <w:left w:type="dxa" w:w="100"/>
+              <w:bottom w:type="dxa" w:w="70"/>
+              <w:right w:type="dxa" w:w="100"/>
+            </w:tcMar>
+          </w:tcPr>
+          <w:p>
+            <w:pPr>
+              <w:spacing w:after="0" w:line="280"/>
+            </w:pPr>
+            <w:r>
+              <w:rPr>
+                <w:rFonts w:ascii="Pretendard" w:cs="Pretendard" w:eastAsia="Pretendard" w:hAnsi="Pretendard"/>
+                <w:sz w:val="18"/>
+                <w:szCs w:val="18"/>
+              </w:rPr>
+              <w:t xml:space="preserve">16장 거울 구조: 함정 4개(불충분·죄책감·자기 의심·이중 메시지) → 같은 4개에서 벗어나기</w:t>
+            </w:r>
+          </w:p>
+        </w:tc>
+      </w:tr>
+      <w:tr>
+        <w:tc>
+          <w:tcPr>
+            <w:tcW w:type="dxa" w:w="2600"/>
+            <w:tcBorders>
+              <w:top w:val="single" w:color="D9CFC8" w:sz="4"/>
+              <w:left w:val="single" w:color="D9CFC8" w:sz="4"/>
+              <w:bottom w:val="single" w:color="D9CFC8" w:sz="4"/>
+              <w:right w:val="single" w:color="D9CFC8" w:sz="4"/>
+            </w:tcBorders>
+            <w:tcMar>
+              <w:top w:type="dxa" w:w="70"/>
+              <w:left w:type="dxa" w:w="100"/>
+              <w:bottom w:type="dxa" w:w="70"/>
+              <w:right w:type="dxa" w:w="100"/>
+            </w:tcMar>
+          </w:tcPr>
+          <w:p>
+            <w:pPr>
+              <w:spacing w:after="0" w:line="280"/>
+            </w:pPr>
+            <w:r>
+              <w:rPr>
+                <w:rFonts w:ascii="Pretendard" w:cs="Pretendard" w:eastAsia="Pretendard" w:hAnsi="Pretendard"/>
+                <w:b/>
+                <w:bCs/>
+                <w:sz w:val="18"/>
+                <w:szCs w:val="18"/>
+              </w:rPr>
+              <w:t xml:space="preserve">부모를 미워해도 괜찮습니다 — 살면서 한 번은 읽어야 할 부모와의 관계 정리 수업</w:t>
+            </w:r>
+          </w:p>
+        </w:tc>
+        <w:tc>
+          <w:tcPr>
+            <w:tcW w:type="dxa" w:w="1900"/>
+            <w:tcBorders>
+              <w:top w:val="single" w:color="D9CFC8" w:sz="4"/>
+              <w:left w:val="single" w:color="D9CFC8" w:sz="4"/>
+              <w:bottom w:val="single" w:color="D9CFC8" w:sz="4"/>
+              <w:right w:val="single" w:color="D9CFC8" w:sz="4"/>
+            </w:tcBorders>
+            <w:tcMar>
+              <w:top w:type="dxa" w:w="70"/>
+              <w:left w:type="dxa" w:w="100"/>
+              <w:bottom w:type="dxa" w:w="70"/>
+              <w:right w:type="dxa" w:w="100"/>
+            </w:tcMar>
+          </w:tcPr>
+          <w:p>
+            <w:pPr>
+              <w:spacing w:after="0" w:line="280"/>
+            </w:pPr>
+            <w:r>
+              <w:rPr>
+                <w:rFonts w:ascii="Pretendard" w:cs="Pretendard" w:eastAsia="Pretendard" w:hAnsi="Pretendard"/>
+                <w:sz w:val="18"/>
+                <w:szCs w:val="18"/>
+              </w:rPr>
+              <w:t xml:space="preserve">가와시마 다카아키 · 포레스트북스 2024</w:t>
+            </w:r>
+          </w:p>
+        </w:tc>
+        <w:tc>
+          <w:tcPr>
+            <w:tcW w:type="dxa" w:w="1700"/>
+            <w:tcBorders>
+              <w:top w:val="single" w:color="D9CFC8" w:sz="4"/>
+              <w:left w:val="single" w:color="D9CFC8" w:sz="4"/>
+              <w:bottom w:val="single" w:color="D9CFC8" w:sz="4"/>
+              <w:right w:val="single" w:color="D9CFC8" w:sz="4"/>
+            </w:tcBorders>
+            <w:tcMar>
+              <w:top w:type="dxa" w:w="70"/>
+              <w:left w:type="dxa" w:w="100"/>
+              <w:bottom w:type="dxa" w:w="70"/>
+              <w:right w:type="dxa" w:w="100"/>
+            </w:tcMar>
+          </w:tcPr>
+          <w:p>
+            <w:pPr>
+              <w:spacing w:after="0" w:line="280"/>
+            </w:pPr>
+            <w:r>
+              <w:rPr>
+                <w:rFonts w:ascii="Pretendard" w:cs="Pretendard" w:eastAsia="Pretendard" w:hAnsi="Pretendard"/>
+                <w:sz w:val="18"/>
+                <w:szCs w:val="18"/>
+              </w:rPr>
+              <w:t xml:space="preserve">알라딘 Sales Point 378 · 예스24 리뷰 27</w:t>
+            </w:r>
+          </w:p>
+        </w:tc>
+        <w:tc>
+          <w:tcPr>
+            <w:tcW w:type="dxa" w:w="2826"/>
+            <w:tcBorders>
+              <w:top w:val="single" w:color="D9CFC8" w:sz="4"/>
+              <w:left w:val="single" w:color="D9CFC8" w:sz="4"/>
+              <w:bottom w:val="single" w:color="D9CFC8" w:sz="4"/>
+              <w:right w:val="single" w:color="D9CFC8" w:sz="4"/>
+            </w:tcBorders>
+            <w:tcMar>
+              <w:top w:type="dxa" w:w="70"/>
+              <w:left w:type="dxa" w:w="100"/>
+              <w:bottom w:type="dxa" w:w="70"/>
+              <w:right w:type="dxa" w:w="100"/>
+            </w:tcMar>
+          </w:tcPr>
+          <w:p>
+            <w:pPr>
+              <w:spacing w:after="0" w:line="280"/>
+            </w:pPr>
+            <w:r>
+              <w:rPr>
+                <w:rFonts w:ascii="Pretendard" w:cs="Pretendard" w:eastAsia="Pretendard" w:hAnsi="Pretendard"/>
+                <w:sz w:val="18"/>
+                <w:szCs w:val="18"/>
+              </w:rPr>
+              <w:t xml:space="preserve">편지 + 체크리스트 → 6장(숙제 → 부모는 왜 → 경계선 4영역 → 거리 두기 → 주도권 → 사례 5)</w:t>
+            </w:r>
+          </w:p>
+        </w:tc>
+      </w:tr>
+      <w:tr>
+        <w:tc>
+          <w:tcPr>
+            <w:tcW w:type="dxa" w:w="2600"/>
+            <w:tcBorders>
+              <w:top w:val="single" w:color="D9CFC8" w:sz="4"/>
+              <w:left w:val="single" w:color="D9CFC8" w:sz="4"/>
+              <w:bottom w:val="single" w:color="D9CFC8" w:sz="4"/>
+              <w:right w:val="single" w:color="D9CFC8" w:sz="4"/>
+            </w:tcBorders>
+            <w:tcMar>
+              <w:top w:type="dxa" w:w="70"/>
+              <w:left w:type="dxa" w:w="100"/>
+              <w:bottom w:type="dxa" w:w="70"/>
+              <w:right w:type="dxa" w:w="100"/>
+            </w:tcMar>
+          </w:tcPr>
+          <w:p>
+            <w:pPr>
+              <w:spacing w:after="0" w:line="280"/>
+            </w:pPr>
+            <w:r>
+              <w:rPr>
+                <w:rFonts w:ascii="Pretendard" w:cs="Pretendard" w:eastAsia="Pretendard" w:hAnsi="Pretendard"/>
+                <w:b/>
+                <w:bCs/>
+                <w:sz w:val="18"/>
+                <w:szCs w:val="18"/>
+              </w:rPr>
+              <w:t xml:space="preserve">나는 나, 엄마는 엄마 — 엄마와 딸의 관계를 바꾸는 사회심리학</w:t>
+            </w:r>
+          </w:p>
+        </w:tc>
+        <w:tc>
+          <w:tcPr>
+            <w:tcW w:type="dxa" w:w="1900"/>
+            <w:tcBorders>
+              <w:top w:val="single" w:color="D9CFC8" w:sz="4"/>
+              <w:left w:val="single" w:color="D9CFC8" w:sz="4"/>
+              <w:bottom w:val="single" w:color="D9CFC8" w:sz="4"/>
+              <w:right w:val="single" w:color="D9CFC8" w:sz="4"/>
+            </w:tcBorders>
+            <w:tcMar>
+              <w:top w:type="dxa" w:w="70"/>
+              <w:left w:type="dxa" w:w="100"/>
+              <w:bottom w:type="dxa" w:w="70"/>
+              <w:right w:type="dxa" w:w="100"/>
+            </w:tcMar>
+          </w:tcPr>
+          <w:p>
+            <w:pPr>
+              <w:spacing w:after="0" w:line="280"/>
+            </w:pPr>
+            <w:r>
+              <w:rPr>
+                <w:rFonts w:ascii="Pretendard" w:cs="Pretendard" w:eastAsia="Pretendard" w:hAnsi="Pretendard"/>
+                <w:sz w:val="18"/>
+                <w:szCs w:val="18"/>
+              </w:rPr>
+              <w:t xml:space="preserve">가토 이쓰코 · 한국경제신문 2019 (절판)</w:t>
+            </w:r>
+          </w:p>
+        </w:tc>
+        <w:tc>
+          <w:tcPr>
+            <w:tcW w:type="dxa" w:w="1700"/>
+            <w:tcBorders>
+              <w:top w:val="single" w:color="D9CFC8" w:sz="4"/>
+              <w:left w:val="single" w:color="D9CFC8" w:sz="4"/>
+              <w:bottom w:val="single" w:color="D9CFC8" w:sz="4"/>
+              <w:right w:val="single" w:color="D9CFC8" w:sz="4"/>
+            </w:tcBorders>
+            <w:tcMar>
+              <w:top w:type="dxa" w:w="70"/>
+              <w:left w:type="dxa" w:w="100"/>
+              <w:bottom w:type="dxa" w:w="70"/>
+              <w:right w:type="dxa" w:w="100"/>
+            </w:tcMar>
+          </w:tcPr>
+          <w:p>
+            <w:pPr>
+              <w:spacing w:after="0" w:line="280"/>
+            </w:pPr>
+            <w:r>
+              <w:rPr>
+                <w:rFonts w:ascii="Pretendard" w:cs="Pretendard" w:eastAsia="Pretendard" w:hAnsi="Pretendard"/>
+                <w:sz w:val="18"/>
+                <w:szCs w:val="18"/>
+              </w:rPr>
+              <w:t xml:space="preserve">알라딘 Sales Point 331</w:t>
+            </w:r>
+          </w:p>
+        </w:tc>
+        <w:tc>
+          <w:tcPr>
+            <w:tcW w:type="dxa" w:w="2826"/>
+            <w:tcBorders>
+              <w:top w:val="single" w:color="D9CFC8" w:sz="4"/>
+              <w:left w:val="single" w:color="D9CFC8" w:sz="4"/>
+              <w:bottom w:val="single" w:color="D9CFC8" w:sz="4"/>
+              <w:right w:val="single" w:color="D9CFC8" w:sz="4"/>
+            </w:tcBorders>
+            <w:tcMar>
+              <w:top w:type="dxa" w:w="70"/>
+              <w:left w:type="dxa" w:w="100"/>
+              <w:bottom w:type="dxa" w:w="70"/>
+              <w:right w:type="dxa" w:w="100"/>
+            </w:tcMar>
+          </w:tcPr>
+          <w:p>
+            <w:pPr>
+              <w:spacing w:after="0" w:line="280"/>
+            </w:pPr>
+            <w:r>
+              <w:rPr>
+                <w:rFonts w:ascii="Pretendard" w:cs="Pretendard" w:eastAsia="Pretendard" w:hAnsi="Pretendard"/>
+                <w:sz w:val="18"/>
+                <w:szCs w:val="18"/>
+              </w:rPr>
+              <w:t xml:space="preserve">5장 14꼭지: 관계는 딸이 결정 → 싫다는 감정 → 상처 주는 이유 → 7유형 → 엄마가 된 딸</w:t>
+            </w:r>
+          </w:p>
+        </w:tc>
+      </w:tr>
+      <w:tr>
+        <w:tc>
+          <w:tcPr>
+            <w:tcW w:type="dxa" w:w="2600"/>
+            <w:tcBorders>
+              <w:top w:val="single" w:color="D9CFC8" w:sz="4"/>
+              <w:left w:val="single" w:color="D9CFC8" w:sz="4"/>
+              <w:bottom w:val="single" w:color="D9CFC8" w:sz="4"/>
+              <w:right w:val="single" w:color="D9CFC8" w:sz="4"/>
+            </w:tcBorders>
+            <w:tcMar>
+              <w:top w:type="dxa" w:w="70"/>
+              <w:left w:type="dxa" w:w="100"/>
+              <w:bottom w:type="dxa" w:w="70"/>
+              <w:right w:type="dxa" w:w="100"/>
+            </w:tcMar>
+          </w:tcPr>
+          <w:p>
+            <w:pPr>
+              <w:spacing w:after="0" w:line="280"/>
+            </w:pPr>
+            <w:r>
+              <w:rPr>
+                <w:rFonts w:ascii="Pretendard" w:cs="Pretendard" w:eastAsia="Pretendard" w:hAnsi="Pretendard"/>
+                <w:b/>
+                <w:bCs/>
+                <w:sz w:val="18"/>
+                <w:szCs w:val="18"/>
+              </w:rPr>
+              <w:t xml:space="preserve">독이 되는 부모 — —</w:t>
+            </w:r>
+          </w:p>
+        </w:tc>
+        <w:tc>
+          <w:tcPr>
+            <w:tcW w:type="dxa" w:w="1900"/>
+            <w:tcBorders>
+              <w:top w:val="single" w:color="D9CFC8" w:sz="4"/>
+              <w:left w:val="single" w:color="D9CFC8" w:sz="4"/>
+              <w:bottom w:val="single" w:color="D9CFC8" w:sz="4"/>
+              <w:right w:val="single" w:color="D9CFC8" w:sz="4"/>
+            </w:tcBorders>
+            <w:tcMar>
+              <w:top w:type="dxa" w:w="70"/>
+              <w:left w:type="dxa" w:w="100"/>
+              <w:bottom w:type="dxa" w:w="70"/>
+              <w:right w:type="dxa" w:w="100"/>
+            </w:tcMar>
+          </w:tcPr>
+          <w:p>
+            <w:pPr>
+              <w:spacing w:after="0" w:line="280"/>
+            </w:pPr>
+            <w:r>
+              <w:rPr>
+                <w:rFonts w:ascii="Pretendard" w:cs="Pretendard" w:eastAsia="Pretendard" w:hAnsi="Pretendard"/>
+                <w:sz w:val="18"/>
+                <w:szCs w:val="18"/>
+              </w:rPr>
+              <w:t xml:space="preserve">수잔 포워드 · 초록아이 2023 (2008·2020판 다수)</w:t>
+            </w:r>
+          </w:p>
+        </w:tc>
+        <w:tc>
+          <w:tcPr>
+            <w:tcW w:type="dxa" w:w="1700"/>
+            <w:tcBorders>
+              <w:top w:val="single" w:color="D9CFC8" w:sz="4"/>
+              <w:left w:val="single" w:color="D9CFC8" w:sz="4"/>
+              <w:bottom w:val="single" w:color="D9CFC8" w:sz="4"/>
+              <w:right w:val="single" w:color="D9CFC8" w:sz="4"/>
+            </w:tcBorders>
+            <w:tcMar>
+              <w:top w:type="dxa" w:w="70"/>
+              <w:left w:type="dxa" w:w="100"/>
+              <w:bottom w:type="dxa" w:w="70"/>
+              <w:right w:type="dxa" w:w="100"/>
+            </w:tcMar>
+          </w:tcPr>
+          <w:p>
+            <w:pPr>
+              <w:spacing w:after="0" w:line="280"/>
+            </w:pPr>
+            <w:r>
+              <w:rPr>
+                <w:rFonts w:ascii="Pretendard" w:cs="Pretendard" w:eastAsia="Pretendard" w:hAnsi="Pretendard"/>
+                <w:sz w:val="18"/>
+                <w:szCs w:val="18"/>
+              </w:rPr>
+              <w:t xml:space="preserve">예스24 리뷰 합산 70+ (판본별)</w:t>
+            </w:r>
+          </w:p>
+        </w:tc>
+        <w:tc>
+          <w:tcPr>
+            <w:tcW w:type="dxa" w:w="2826"/>
+            <w:tcBorders>
+              <w:top w:val="single" w:color="D9CFC8" w:sz="4"/>
+              <w:left w:val="single" w:color="D9CFC8" w:sz="4"/>
+              <w:bottom w:val="single" w:color="D9CFC8" w:sz="4"/>
+              <w:right w:val="single" w:color="D9CFC8" w:sz="4"/>
+            </w:tcBorders>
+            <w:tcMar>
+              <w:top w:type="dxa" w:w="70"/>
+              <w:left w:type="dxa" w:w="100"/>
+              <w:bottom w:type="dxa" w:w="70"/>
+              <w:right w:type="dxa" w:w="100"/>
+            </w:tcMar>
+          </w:tcPr>
+          <w:p>
+            <w:pPr>
+              <w:spacing w:after="0" w:line="280"/>
+            </w:pPr>
+            <w:r>
+              <w:rPr>
+                <w:rFonts w:ascii="Pretendard" w:cs="Pretendard" w:eastAsia="Pretendard" w:hAnsi="Pretendard"/>
+                <w:sz w:val="18"/>
+                <w:szCs w:val="18"/>
+              </w:rPr>
+              <w:t xml:space="preserve">2부 12장: 1부 부모 유형 6 + 가족 체계 / 2부 용서하지 마라 → 믿음 → 책임 → 대면 → 악순환 끊기</w:t>
+            </w:r>
+          </w:p>
+        </w:tc>
+      </w:tr>
+    </w:tbl>
     <w:p>
       <w:pPr>
         <w:pStyle w:val="Heading2"/>
@@ -8758,88 +9844,175 @@
           <w:sz w:val="24"/>
           <w:szCs w:val="24"/>
         </w:rPr>
-        <w:t xml:space="preserve">프롤로그</w:t>
-      </w:r>
-    </w:p>
-    <w:p>
-      <w:pPr>
-        <w:spacing w:after="40" w:before="120"/>
+        <w:t xml:space="preserve">제목 공식 4가지</w:t>
+      </w:r>
+    </w:p>
+    <w:p>
+      <w:pPr>
+        <w:spacing w:after="40" w:line="320"/>
       </w:pPr>
       <w:r>
         <w:rPr>
           <w:rFonts w:ascii="Pretendard" w:cs="Pretendard" w:eastAsia="Pretendard" w:hAnsi="Pretendard"/>
           <w:b/>
           <w:bCs/>
-          <w:color w:val="9E1B22"/>
           <w:sz w:val="21"/>
           <w:szCs w:val="21"/>
         </w:rPr>
-        <w:t xml:space="preserve">—  </w:t>
-      </w:r>
+        <w:t xml:space="preserve">허락·선언형</w:t>
+      </w:r>
+    </w:p>
+    <w:p>
+      <w:pPr>
+        <w:spacing w:after="40" w:line="320"/>
+      </w:pPr>
+      <w:r>
+        <w:rPr>
+          <w:rFonts w:ascii="Pretendard" w:cs="Pretendard" w:eastAsia="Pretendard" w:hAnsi="Pretendard"/>
+          <w:sz w:val="21"/>
+          <w:szCs w:val="21"/>
+        </w:rPr>
+        <w:t xml:space="preserve">독자가 속으로만 하던 말을 대신 선언해 준다. 이 분야 제목의 주류.</w:t>
+      </w:r>
+    </w:p>
+    <w:p>
+      <w:pPr>
+        <w:spacing w:after="120" w:line="320"/>
+      </w:pPr>
+      <w:r>
+        <w:rPr>
+          <w:rFonts w:ascii="Pretendard" w:cs="Pretendard" w:eastAsia="Pretendard" w:hAnsi="Pretendard"/>
+          <w:color w:val="6F625B"/>
+          <w:sz w:val="18"/>
+          <w:szCs w:val="18"/>
+        </w:rPr>
+        <w:t xml:space="preserve">부모를 미워해도 괜찮습니다 / 딸은 엄마의 감정 쓰레기통이 아니다 / 나는 나, 엄마는 엄마</w:t>
+      </w:r>
+    </w:p>
+    <w:p>
+      <w:pPr>
+        <w:spacing w:after="40" w:line="320"/>
+      </w:pPr>
       <w:r>
         <w:rPr>
           <w:rFonts w:ascii="Pretendard" w:cs="Pretendard" w:eastAsia="Pretendard" w:hAnsi="Pretendard"/>
           <w:b/>
           <w:bCs/>
-          <w:sz w:val="22"/>
-          <w:szCs w:val="22"/>
-        </w:rPr>
-        <w:t xml:space="preserve">엄마 이름이 휴대폰에 뜨면 심장부터 내려앉을 때</w:t>
-      </w:r>
-      <w:r>
-        <w:rPr>
-          <w:rFonts w:ascii="Pretendard" w:cs="Pretendard" w:eastAsia="Pretendard" w:hAnsi="Pretendard"/>
-          <w:color w:val="8A6A26"/>
-          <w:sz w:val="17"/>
-          <w:szCs w:val="17"/>
-        </w:rPr>
-        <w:t xml:space="preserve">  [공감·상황형] [원료 필요]</w:t>
-      </w:r>
-    </w:p>
-    <w:p>
-      <w:pPr>
-        <w:spacing w:after="20" w:line="320"/>
+          <w:sz w:val="21"/>
+          <w:szCs w:val="21"/>
+        </w:rPr>
+        <w:t xml:space="preserve">개념 라벨형</w:t>
+      </w:r>
+    </w:p>
+    <w:p>
+      <w:pPr>
+        <w:spacing w:after="40" w:line="320"/>
+      </w:pPr>
+      <w:r>
+        <w:rPr>
+          <w:rFonts w:ascii="Pretendard" w:cs="Pretendard" w:eastAsia="Pretendard" w:hAnsi="Pretendard"/>
+          <w:sz w:val="21"/>
+          <w:szCs w:val="21"/>
+        </w:rPr>
+        <w:t xml:space="preserve">짧은 이름 하나로 '내 문제에 이름이 있었구나'를 준다.</w:t>
+      </w:r>
+    </w:p>
+    <w:p>
+      <w:pPr>
+        <w:spacing w:after="120" w:line="320"/>
+      </w:pPr>
+      <w:r>
+        <w:rPr>
+          <w:rFonts w:ascii="Pretendard" w:cs="Pretendard" w:eastAsia="Pretendard" w:hAnsi="Pretendard"/>
+          <w:color w:val="6F625B"/>
+          <w:sz w:val="18"/>
+          <w:szCs w:val="18"/>
+        </w:rPr>
+        <w:t xml:space="preserve">착한 딸 증후군 / 독이 되는 부모 / 모녀의 세계 / 가족의 두 얼굴</w:t>
+      </w:r>
+    </w:p>
+    <w:p>
+      <w:pPr>
+        <w:spacing w:after="40" w:line="320"/>
       </w:pPr>
       <w:r>
         <w:rPr>
           <w:rFonts w:ascii="Pretendard" w:cs="Pretendard" w:eastAsia="Pretendard" w:hAnsi="Pretendard"/>
           <w:b/>
           <w:bCs/>
-          <w:sz w:val="19"/>
-          <w:szCs w:val="19"/>
-        </w:rPr>
-        <w:t xml:space="preserve">주장 </w:t>
-      </w:r>
-      <w:r>
-        <w:rPr>
-          <w:rFonts w:ascii="Pretendard" w:cs="Pretendard" w:eastAsia="Pretendard" w:hAnsi="Pretendard"/>
-          <w:sz w:val="19"/>
-          <w:szCs w:val="19"/>
-        </w:rPr>
-        <w:t xml:space="preserve">이 책은 끊으라는 책도, 참으라는 책도 아니다.</w:t>
+          <w:sz w:val="21"/>
+          <w:szCs w:val="21"/>
+        </w:rPr>
+        <w:t xml:space="preserve">대상 지정형</w:t>
+      </w:r>
+    </w:p>
+    <w:p>
+      <w:pPr>
+        <w:spacing w:after="40" w:line="320"/>
+      </w:pPr>
+      <w:r>
+        <w:rPr>
+          <w:rFonts w:ascii="Pretendard" w:cs="Pretendard" w:eastAsia="Pretendard" w:hAnsi="Pretendard"/>
+          <w:sz w:val="21"/>
+          <w:szCs w:val="21"/>
+        </w:rPr>
+        <w:t xml:space="preserve">길지만 '당신'을 정확히 짚는다. 리뷰가 많은 편.</w:t>
       </w:r>
     </w:p>
     <w:p>
       <w:pPr>
         <w:spacing w:after="120" w:line="320"/>
+      </w:pPr>
+      <w:r>
+        <w:rPr>
+          <w:rFonts w:ascii="Pretendard" w:cs="Pretendard" w:eastAsia="Pretendard" w:hAnsi="Pretendard"/>
+          <w:color w:val="6F625B"/>
+          <w:sz w:val="18"/>
+          <w:szCs w:val="18"/>
+        </w:rPr>
+        <w:t xml:space="preserve">감정이 서툰 어른들 때문에 아팠던 당신을 위한 책</w:t>
+      </w:r>
+    </w:p>
+    <w:p>
+      <w:pPr>
+        <w:spacing w:after="40" w:line="320"/>
       </w:pPr>
       <w:r>
         <w:rPr>
           <w:rFonts w:ascii="Pretendard" w:cs="Pretendard" w:eastAsia="Pretendard" w:hAnsi="Pretendard"/>
           <w:b/>
           <w:bCs/>
-          <w:sz w:val="19"/>
-          <w:szCs w:val="19"/>
-        </w:rPr>
-        <w:t xml:space="preserve">결론 </w:t>
-      </w:r>
-      <w:r>
-        <w:rPr>
-          <w:rFonts w:ascii="Pretendard" w:cs="Pretendard" w:eastAsia="Pretendard" w:hAnsi="Pretendard"/>
-          <w:sz w:val="19"/>
-          <w:szCs w:val="19"/>
-        </w:rPr>
-        <w:t xml:space="preserve">내가 이상한 게 아니라, 방법을 몰랐던 것이다.</w:t>
+          <w:sz w:val="21"/>
+          <w:szCs w:val="21"/>
+        </w:rPr>
+        <w:t xml:space="preserve">부제 공식</w:t>
+      </w:r>
+    </w:p>
+    <w:p>
+      <w:pPr>
+        <w:spacing w:after="40" w:line="320"/>
+      </w:pPr>
+      <w:r>
+        <w:rPr>
+          <w:rFonts w:ascii="Pretendard" w:cs="Pretendard" w:eastAsia="Pretendard" w:hAnsi="Pretendard"/>
+          <w:sz w:val="21"/>
+          <w:szCs w:val="21"/>
+        </w:rPr>
+        <w:t xml:space="preserve">주제목은 감정, 부제는 '수업·심리학'으로 신뢰를 준다. 또는 양가감정을 대구로 쓴다.</w:t>
+      </w:r>
+    </w:p>
+    <w:p>
+      <w:pPr>
+        <w:spacing w:after="120" w:line="320"/>
+      </w:pPr>
+      <w:r>
+        <w:rPr>
+          <w:rFonts w:ascii="Pretendard" w:cs="Pretendard" w:eastAsia="Pretendard" w:hAnsi="Pretendard"/>
+          <w:color w:val="6F625B"/>
+          <w:sz w:val="18"/>
+          <w:szCs w:val="18"/>
+        </w:rPr>
+        <w:t xml:space="preserve">~관계 정리 수업 / ~모녀관계 심리학 / ~사회심리학 / ~심리테라피 / 사랑한 만큼 상처 주고, 가까운 만큼 원망스러운</w:t>
       </w:r>
     </w:p>
     <w:p>
@@ -8856,333 +10029,601 @@
           <w:sz w:val="24"/>
           <w:szCs w:val="24"/>
         </w:rPr>
-        <w:t xml:space="preserve">PART 1 · 왜 이렇게 힘든가</w:t>
-      </w:r>
-    </w:p>
-    <w:p>
-      <w:pPr>
-        <w:spacing w:after="40" w:before="120"/>
-      </w:pPr>
-      <w:r>
-        <w:rPr>
-          <w:rFonts w:ascii="Pretendard" w:cs="Pretendard" w:eastAsia="Pretendard" w:hAnsi="Pretendard"/>
-          <w:b/>
-          <w:bCs/>
-          <w:color w:val="9E1B22"/>
-          <w:sz w:val="21"/>
-          <w:szCs w:val="21"/>
-        </w:rPr>
-        <w:t xml:space="preserve">01  </w:t>
-      </w:r>
-      <w:r>
-        <w:rPr>
-          <w:rFonts w:ascii="Pretendard" w:cs="Pretendard" w:eastAsia="Pretendard" w:hAnsi="Pretendard"/>
-          <w:b/>
-          <w:bCs/>
-          <w:sz w:val="22"/>
-          <w:szCs w:val="22"/>
-        </w:rPr>
-        <w:t xml:space="preserve">엄마 전화가 무서운 사람은, 너무 잘 받아온 사람이다</w:t>
-      </w:r>
-      <w:r>
-        <w:rPr>
-          <w:rFonts w:ascii="Pretendard" w:cs="Pretendard" w:eastAsia="Pretendard" w:hAnsi="Pretendard"/>
-          <w:color w:val="8A6A26"/>
-          <w:sz w:val="17"/>
-          <w:szCs w:val="17"/>
-        </w:rPr>
-        <w:t xml:space="preserve">  [공감·아포리즘]</w:t>
-      </w:r>
-    </w:p>
-    <w:p>
-      <w:pPr>
-        <w:spacing w:after="20" w:line="320"/>
-      </w:pPr>
-      <w:r>
-        <w:rPr>
-          <w:rFonts w:ascii="Pretendard" w:cs="Pretendard" w:eastAsia="Pretendard" w:hAnsi="Pretendard"/>
-          <w:b/>
-          <w:bCs/>
-          <w:sz w:val="19"/>
-          <w:szCs w:val="19"/>
-        </w:rPr>
-        <w:t xml:space="preserve">주장 </w:t>
-      </w:r>
-      <w:r>
-        <w:rPr>
-          <w:rFonts w:ascii="Pretendard" w:cs="Pretendard" w:eastAsia="Pretendard" w:hAnsi="Pretendard"/>
-          <w:sz w:val="19"/>
-          <w:szCs w:val="19"/>
-        </w:rPr>
-        <w:t xml:space="preserve">전화 회피는 불효가 아니라 오래 버틴 사람의 소진 신호다.</w:t>
-      </w:r>
-    </w:p>
-    <w:p>
-      <w:pPr>
-        <w:spacing w:after="120" w:line="320"/>
-      </w:pPr>
-      <w:r>
-        <w:rPr>
-          <w:rFonts w:ascii="Pretendard" w:cs="Pretendard" w:eastAsia="Pretendard" w:hAnsi="Pretendard"/>
-          <w:b/>
-          <w:bCs/>
-          <w:sz w:val="19"/>
-          <w:szCs w:val="19"/>
-        </w:rPr>
-        <w:t xml:space="preserve">결론 </w:t>
-      </w:r>
-      <w:r>
-        <w:rPr>
-          <w:rFonts w:ascii="Pretendard" w:cs="Pretendard" w:eastAsia="Pretendard" w:hAnsi="Pretendard"/>
-          <w:sz w:val="19"/>
-          <w:szCs w:val="19"/>
-        </w:rPr>
-        <w:t xml:space="preserve">나는 나쁜 자식이 아니라 지친 자식이다.</w:t>
-      </w:r>
-    </w:p>
-    <w:p>
-      <w:pPr>
-        <w:spacing w:after="40" w:before="120"/>
-      </w:pPr>
-      <w:r>
-        <w:rPr>
-          <w:rFonts w:ascii="Pretendard" w:cs="Pretendard" w:eastAsia="Pretendard" w:hAnsi="Pretendard"/>
-          <w:b/>
-          <w:bCs/>
-          <w:color w:val="9E1B22"/>
-          <w:sz w:val="21"/>
-          <w:szCs w:val="21"/>
-        </w:rPr>
-        <w:t xml:space="preserve">02  </w:t>
-      </w:r>
-      <w:r>
-        <w:rPr>
-          <w:rFonts w:ascii="Pretendard" w:cs="Pretendard" w:eastAsia="Pretendard" w:hAnsi="Pretendard"/>
-          <w:b/>
-          <w:bCs/>
-          <w:sz w:val="22"/>
-          <w:szCs w:val="22"/>
-        </w:rPr>
-        <w:t xml:space="preserve">"내가 나빠서"라고 믿게 된 아이의 진짜 사정</w:t>
-      </w:r>
-      <w:r>
-        <w:rPr>
-          <w:rFonts w:ascii="Pretendard" w:cs="Pretendard" w:eastAsia="Pretendard" w:hAnsi="Pretendard"/>
-          <w:color w:val="8A6A26"/>
-          <w:sz w:val="17"/>
-          <w:szCs w:val="17"/>
-        </w:rPr>
-        <w:t xml:space="preserve">  [폭로·이유폭로]</w:t>
-      </w:r>
-    </w:p>
-    <w:p>
-      <w:pPr>
-        <w:spacing w:after="20" w:line="320"/>
-      </w:pPr>
-      <w:r>
-        <w:rPr>
-          <w:rFonts w:ascii="Pretendard" w:cs="Pretendard" w:eastAsia="Pretendard" w:hAnsi="Pretendard"/>
-          <w:b/>
-          <w:bCs/>
-          <w:sz w:val="19"/>
-          <w:szCs w:val="19"/>
-        </w:rPr>
-        <w:t xml:space="preserve">주장 </w:t>
-      </w:r>
-      <w:r>
-        <w:rPr>
-          <w:rFonts w:ascii="Pretendard" w:cs="Pretendard" w:eastAsia="Pretendard" w:hAnsi="Pretendard"/>
-          <w:sz w:val="19"/>
-          <w:szCs w:val="19"/>
-        </w:rPr>
-        <w:t xml:space="preserve">아이는 부모의 행동을 이해하려고 그 책임을 떠안는다(Forward).</w:t>
-      </w:r>
-    </w:p>
-    <w:p>
-      <w:pPr>
-        <w:spacing w:after="120" w:line="320"/>
-      </w:pPr>
-      <w:r>
-        <w:rPr>
-          <w:rFonts w:ascii="Pretendard" w:cs="Pretendard" w:eastAsia="Pretendard" w:hAnsi="Pretendard"/>
-          <w:b/>
-          <w:bCs/>
-          <w:sz w:val="19"/>
-          <w:szCs w:val="19"/>
-        </w:rPr>
-        <w:t xml:space="preserve">결론 </w:t>
-      </w:r>
-      <w:r>
-        <w:rPr>
-          <w:rFonts w:ascii="Pretendard" w:cs="Pretendard" w:eastAsia="Pretendard" w:hAnsi="Pretendard"/>
-          <w:sz w:val="19"/>
-          <w:szCs w:val="19"/>
-        </w:rPr>
-        <w:t xml:space="preserve">자책은 내 성격이 아니라 어린 내가 살아남은 방식이었다.</w:t>
-      </w:r>
-    </w:p>
-    <w:p>
-      <w:pPr>
-        <w:spacing w:after="40" w:before="120"/>
-      </w:pPr>
-      <w:r>
-        <w:rPr>
-          <w:rFonts w:ascii="Pretendard" w:cs="Pretendard" w:eastAsia="Pretendard" w:hAnsi="Pretendard"/>
-          <w:b/>
-          <w:bCs/>
-          <w:color w:val="9E1B22"/>
-          <w:sz w:val="21"/>
-          <w:szCs w:val="21"/>
-        </w:rPr>
-        <w:t xml:space="preserve">03  </w:t>
-      </w:r>
-      <w:r>
-        <w:rPr>
-          <w:rFonts w:ascii="Pretendard" w:cs="Pretendard" w:eastAsia="Pretendard" w:hAnsi="Pretendard"/>
-          <w:b/>
-          <w:bCs/>
-          <w:sz w:val="22"/>
-          <w:szCs w:val="22"/>
-        </w:rPr>
-        <w:t xml:space="preserve">연을 끊으면 정말 끝날까?</w:t>
-      </w:r>
-      <w:r>
-        <w:rPr>
-          <w:rFonts w:ascii="Pretendard" w:cs="Pretendard" w:eastAsia="Pretendard" w:hAnsi="Pretendard"/>
-          <w:color w:val="8A6A26"/>
-          <w:sz w:val="17"/>
-          <w:szCs w:val="17"/>
-        </w:rPr>
-        <w:t xml:space="preserve">  [호기심·질문형]</w:t>
-      </w:r>
-    </w:p>
-    <w:p>
-      <w:pPr>
-        <w:spacing w:after="20" w:line="320"/>
-      </w:pPr>
-      <w:r>
-        <w:rPr>
-          <w:rFonts w:ascii="Pretendard" w:cs="Pretendard" w:eastAsia="Pretendard" w:hAnsi="Pretendard"/>
-          <w:b/>
-          <w:bCs/>
-          <w:sz w:val="19"/>
-          <w:szCs w:val="19"/>
-        </w:rPr>
-        <w:t xml:space="preserve">주장 </w:t>
-      </w:r>
-      <w:r>
-        <w:rPr>
-          <w:rFonts w:ascii="Pretendard" w:cs="Pretendard" w:eastAsia="Pretendard" w:hAnsi="Pretendard"/>
-          <w:sz w:val="19"/>
-          <w:szCs w:val="19"/>
-        </w:rPr>
-        <w:t xml:space="preserve">끊으면 안도는 오지만, 문제는 잠들어 연애와 다음 세대로 옮겨간다(Bowen).</w:t>
-      </w:r>
-    </w:p>
-    <w:p>
-      <w:pPr>
-        <w:spacing w:after="120" w:line="320"/>
-      </w:pPr>
-      <w:r>
-        <w:rPr>
-          <w:rFonts w:ascii="Pretendard" w:cs="Pretendard" w:eastAsia="Pretendard" w:hAnsi="Pretendard"/>
-          <w:b/>
-          <w:bCs/>
-          <w:sz w:val="19"/>
-          <w:szCs w:val="19"/>
-        </w:rPr>
-        <w:t xml:space="preserve">결론 </w:t>
-      </w:r>
-      <w:r>
-        <w:rPr>
-          <w:rFonts w:ascii="Pretendard" w:cs="Pretendard" w:eastAsia="Pretendard" w:hAnsi="Pretendard"/>
-          <w:sz w:val="19"/>
-          <w:szCs w:val="19"/>
-        </w:rPr>
-        <w:t xml:space="preserve">거리 두기와 내 안의 작업은 따로 해야 한다.</w:t>
-      </w:r>
-    </w:p>
-    <w:p>
-      <w:pPr>
-        <w:spacing w:after="40" w:before="120"/>
-      </w:pPr>
-      <w:r>
-        <w:rPr>
-          <w:rFonts w:ascii="Pretendard" w:cs="Pretendard" w:eastAsia="Pretendard" w:hAnsi="Pretendard"/>
-          <w:b/>
-          <w:bCs/>
-          <w:color w:val="9E1B22"/>
-          <w:sz w:val="21"/>
-          <w:szCs w:val="21"/>
-        </w:rPr>
-        <w:t xml:space="preserve">04  </w:t>
-      </w:r>
-      <w:r>
-        <w:rPr>
-          <w:rFonts w:ascii="Pretendard" w:cs="Pretendard" w:eastAsia="Pretendard" w:hAnsi="Pretendard"/>
-          <w:b/>
-          <w:bCs/>
-          <w:sz w:val="22"/>
-          <w:szCs w:val="22"/>
-        </w:rPr>
-        <w:t xml:space="preserve">효도를 버리라는 게 아니다, 효도의 종류를 바꾸라는 것이다</w:t>
-      </w:r>
-      <w:r>
-        <w:rPr>
-          <w:rFonts w:ascii="Pretendard" w:cs="Pretendard" w:eastAsia="Pretendard" w:hAnsi="Pretendard"/>
-          <w:color w:val="8A6A26"/>
-          <w:sz w:val="17"/>
-          <w:szCs w:val="17"/>
-        </w:rPr>
-        <w:t xml:space="preserve">  [폭로·대비형]</w:t>
-      </w:r>
-    </w:p>
-    <w:p>
-      <w:pPr>
-        <w:spacing w:after="20" w:line="320"/>
-      </w:pPr>
-      <w:r>
-        <w:rPr>
-          <w:rFonts w:ascii="Pretendard" w:cs="Pretendard" w:eastAsia="Pretendard" w:hAnsi="Pretendard"/>
-          <w:b/>
-          <w:bCs/>
-          <w:sz w:val="19"/>
-          <w:szCs w:val="19"/>
-        </w:rPr>
-        <w:t xml:space="preserve">주장 </w:t>
-      </w:r>
-      <w:r>
-        <w:rPr>
-          <w:rFonts w:ascii="Pretendard" w:cs="Pretendard" w:eastAsia="Pretendard" w:hAnsi="Pretendard"/>
-          <w:sz w:val="19"/>
-          <w:szCs w:val="19"/>
-        </w:rPr>
-        <w:t xml:space="preserve">해로운 건 권위적 효, 나를 지키는 건 호혜적 효다(Bedford &amp; Yeh).</w:t>
-      </w:r>
-    </w:p>
-    <w:p>
-      <w:pPr>
-        <w:spacing w:after="120" w:line="320"/>
-      </w:pPr>
-      <w:r>
-        <w:rPr>
-          <w:rFonts w:ascii="Pretendard" w:cs="Pretendard" w:eastAsia="Pretendard" w:hAnsi="Pretendard"/>
-          <w:b/>
-          <w:bCs/>
-          <w:sz w:val="19"/>
-          <w:szCs w:val="19"/>
-        </w:rPr>
-        <w:t xml:space="preserve">결론 </w:t>
-      </w:r>
-      <w:r>
-        <w:rPr>
-          <w:rFonts w:ascii="Pretendard" w:cs="Pretendard" w:eastAsia="Pretendard" w:hAnsi="Pretendard"/>
-          <w:sz w:val="19"/>
-          <w:szCs w:val="19"/>
-        </w:rPr>
-        <w:t xml:space="preserve">나는 불효자가 아니라 다른 효를 고른 사람이다.</w:t>
-      </w:r>
-    </w:p>
+        <w:t xml:space="preserve">목차 공통 구조</w:t>
+      </w:r>
+    </w:p>
+    <w:tbl>
+      <w:tblPr>
+        <w:tblW w:type="dxa" w:w="9026"/>
+        <w:tblBorders>
+          <w:top w:val="single" w:color="auto" w:sz="4"/>
+          <w:left w:val="single" w:color="auto" w:sz="4"/>
+          <w:bottom w:val="single" w:color="auto" w:sz="4"/>
+          <w:right w:val="single" w:color="auto" w:sz="4"/>
+          <w:insideH w:val="single" w:color="auto" w:sz="4"/>
+          <w:insideV w:val="single" w:color="auto" w:sz="4"/>
+        </w:tblBorders>
+      </w:tblPr>
+      <w:tblGrid>
+        <w:gridCol w:w="2400"/>
+        <w:gridCol w:w="6626"/>
+      </w:tblGrid>
+      <w:tr>
+        <w:trPr>
+          <w:tblHeader/>
+        </w:trPr>
+        <w:tc>
+          <w:tcPr>
+            <w:tcW w:type="dxa" w:w="2400"/>
+            <w:tcBorders>
+              <w:top w:val="single" w:color="D9CFC8" w:sz="4"/>
+              <w:left w:val="single" w:color="D9CFC8" w:sz="4"/>
+              <w:bottom w:val="single" w:color="D9CFC8" w:sz="4"/>
+              <w:right w:val="single" w:color="D9CFC8" w:sz="4"/>
+            </w:tcBorders>
+            <w:shd w:fill="F4ECDC" w:color="auto" w:val="clear"/>
+            <w:tcMar>
+              <w:top w:type="dxa" w:w="70"/>
+              <w:left w:type="dxa" w:w="100"/>
+              <w:bottom w:type="dxa" w:w="70"/>
+              <w:right w:type="dxa" w:w="100"/>
+            </w:tcMar>
+          </w:tcPr>
+          <w:p>
+            <w:pPr>
+              <w:spacing w:after="0" w:line="280"/>
+            </w:pPr>
+            <w:r>
+              <w:rPr>
+                <w:rFonts w:ascii="Pretendard" w:cs="Pretendard" w:eastAsia="Pretendard" w:hAnsi="Pretendard"/>
+                <w:b/>
+                <w:bCs/>
+                <w:sz w:val="18"/>
+                <w:szCs w:val="18"/>
+              </w:rPr>
+              <w:t xml:space="preserve">장치</w:t>
+            </w:r>
+          </w:p>
+        </w:tc>
+        <w:tc>
+          <w:tcPr>
+            <w:tcW w:type="dxa" w:w="6626"/>
+            <w:tcBorders>
+              <w:top w:val="single" w:color="D9CFC8" w:sz="4"/>
+              <w:left w:val="single" w:color="D9CFC8" w:sz="4"/>
+              <w:bottom w:val="single" w:color="D9CFC8" w:sz="4"/>
+              <w:right w:val="single" w:color="D9CFC8" w:sz="4"/>
+            </w:tcBorders>
+            <w:shd w:fill="F4ECDC" w:color="auto" w:val="clear"/>
+            <w:tcMar>
+              <w:top w:type="dxa" w:w="70"/>
+              <w:left w:type="dxa" w:w="100"/>
+              <w:bottom w:type="dxa" w:w="70"/>
+              <w:right w:type="dxa" w:w="100"/>
+            </w:tcMar>
+          </w:tcPr>
+          <w:p>
+            <w:pPr>
+              <w:spacing w:after="0" w:line="280"/>
+            </w:pPr>
+            <w:r>
+              <w:rPr>
+                <w:rFonts w:ascii="Pretendard" w:cs="Pretendard" w:eastAsia="Pretendard" w:hAnsi="Pretendard"/>
+                <w:b/>
+                <w:bCs/>
+                <w:sz w:val="18"/>
+                <w:szCs w:val="18"/>
+              </w:rPr>
+              <w:t xml:space="preserve">내용</w:t>
+            </w:r>
+          </w:p>
+        </w:tc>
+      </w:tr>
+      <w:tr>
+        <w:tc>
+          <w:tcPr>
+            <w:tcW w:type="dxa" w:w="2400"/>
+            <w:tcBorders>
+              <w:top w:val="single" w:color="D9CFC8" w:sz="4"/>
+              <w:left w:val="single" w:color="D9CFC8" w:sz="4"/>
+              <w:bottom w:val="single" w:color="D9CFC8" w:sz="4"/>
+              <w:right w:val="single" w:color="D9CFC8" w:sz="4"/>
+            </w:tcBorders>
+            <w:tcMar>
+              <w:top w:type="dxa" w:w="70"/>
+              <w:left w:type="dxa" w:w="100"/>
+              <w:bottom w:type="dxa" w:w="70"/>
+              <w:right w:type="dxa" w:w="100"/>
+            </w:tcMar>
+          </w:tcPr>
+          <w:p>
+            <w:pPr>
+              <w:spacing w:after="0" w:line="280"/>
+            </w:pPr>
+            <w:r>
+              <w:rPr>
+                <w:rFonts w:ascii="Pretendard" w:cs="Pretendard" w:eastAsia="Pretendard" w:hAnsi="Pretendard"/>
+                <w:color w:val="8A6A26"/>
+                <w:sz w:val="18"/>
+                <w:szCs w:val="18"/>
+              </w:rPr>
+              <w:t xml:space="preserve">진입 장치</w:t>
+            </w:r>
+          </w:p>
+        </w:tc>
+        <w:tc>
+          <w:tcPr>
+            <w:tcW w:type="dxa" w:w="6626"/>
+            <w:tcBorders>
+              <w:top w:val="single" w:color="D9CFC8" w:sz="4"/>
+              <w:left w:val="single" w:color="D9CFC8" w:sz="4"/>
+              <w:bottom w:val="single" w:color="D9CFC8" w:sz="4"/>
+              <w:right w:val="single" w:color="D9CFC8" w:sz="4"/>
+            </w:tcBorders>
+            <w:tcMar>
+              <w:top w:type="dxa" w:w="70"/>
+              <w:left w:type="dxa" w:w="100"/>
+              <w:bottom w:type="dxa" w:w="70"/>
+              <w:right w:type="dxa" w:w="100"/>
+            </w:tcMar>
+          </w:tcPr>
+          <w:p>
+            <w:pPr>
+              <w:spacing w:after="0" w:line="280"/>
+            </w:pPr>
+            <w:r>
+              <w:rPr>
+                <w:rFonts w:ascii="Pretendard" w:cs="Pretendard" w:eastAsia="Pretendard" w:hAnsi="Pretendard"/>
+                <w:sz w:val="18"/>
+                <w:szCs w:val="18"/>
+              </w:rPr>
+              <w:t xml:space="preserve">프롤로그를 '편지'로 쓰고, 바로 '체크리스트'로 내 상태를 재게 한다 (가와시마). 은유 한 줄로 관계를 정의한다 — '정서적 샴쌍둥이' (모녀의 세계).</w:t>
+            </w:r>
+          </w:p>
+        </w:tc>
+      </w:tr>
+      <w:tr>
+        <w:tc>
+          <w:tcPr>
+            <w:tcW w:type="dxa" w:w="2400"/>
+            <w:tcBorders>
+              <w:top w:val="single" w:color="D9CFC8" w:sz="4"/>
+              <w:left w:val="single" w:color="D9CFC8" w:sz="4"/>
+              <w:bottom w:val="single" w:color="D9CFC8" w:sz="4"/>
+              <w:right w:val="single" w:color="D9CFC8" w:sz="4"/>
+            </w:tcBorders>
+            <w:tcMar>
+              <w:top w:type="dxa" w:w="70"/>
+              <w:left w:type="dxa" w:w="100"/>
+              <w:bottom w:type="dxa" w:w="70"/>
+              <w:right w:type="dxa" w:w="100"/>
+            </w:tcMar>
+          </w:tcPr>
+          <w:p>
+            <w:pPr>
+              <w:spacing w:after="0" w:line="280"/>
+            </w:pPr>
+            <w:r>
+              <w:rPr>
+                <w:rFonts w:ascii="Pretendard" w:cs="Pretendard" w:eastAsia="Pretendard" w:hAnsi="Pretendard"/>
+                <w:color w:val="8A6A26"/>
+                <w:sz w:val="18"/>
+                <w:szCs w:val="18"/>
+              </w:rPr>
+              <w:t xml:space="preserve">진단 → 이해 → 감정 → 경계 → 기술 → 회복 → 사례</w:t>
+            </w:r>
+          </w:p>
+        </w:tc>
+        <w:tc>
+          <w:tcPr>
+            <w:tcW w:type="dxa" w:w="6626"/>
+            <w:tcBorders>
+              <w:top w:val="single" w:color="D9CFC8" w:sz="4"/>
+              <w:left w:val="single" w:color="D9CFC8" w:sz="4"/>
+              <w:bottom w:val="single" w:color="D9CFC8" w:sz="4"/>
+              <w:right w:val="single" w:color="D9CFC8" w:sz="4"/>
+            </w:tcBorders>
+            <w:tcMar>
+              <w:top w:type="dxa" w:w="70"/>
+              <w:left w:type="dxa" w:w="100"/>
+              <w:bottom w:type="dxa" w:w="70"/>
+              <w:right w:type="dxa" w:w="100"/>
+            </w:tcMar>
+          </w:tcPr>
+          <w:p>
+            <w:pPr>
+              <w:spacing w:after="0" w:line="280"/>
+            </w:pPr>
+            <w:r>
+              <w:rPr>
+                <w:rFonts w:ascii="Pretendard" w:cs="Pretendard" w:eastAsia="Pretendard" w:hAnsi="Pretendard"/>
+                <w:sz w:val="18"/>
+                <w:szCs w:val="18"/>
+              </w:rPr>
+              <w:t xml:space="preserve">9권 중 7권이 이 순서를 따른다. '부모는 왜 그럴까'(가와시마 2장, 가토 3장, 포워드 7장, 깁슨 2장)가 반드시 앞에 온다.</w:t>
+            </w:r>
+          </w:p>
+        </w:tc>
+      </w:tr>
+      <w:tr>
+        <w:tc>
+          <w:tcPr>
+            <w:tcW w:type="dxa" w:w="2400"/>
+            <w:tcBorders>
+              <w:top w:val="single" w:color="D9CFC8" w:sz="4"/>
+              <w:left w:val="single" w:color="D9CFC8" w:sz="4"/>
+              <w:bottom w:val="single" w:color="D9CFC8" w:sz="4"/>
+              <w:right w:val="single" w:color="D9CFC8" w:sz="4"/>
+            </w:tcBorders>
+            <w:tcMar>
+              <w:top w:type="dxa" w:w="70"/>
+              <w:left w:type="dxa" w:w="100"/>
+              <w:bottom w:type="dxa" w:w="70"/>
+              <w:right w:type="dxa" w:w="100"/>
+            </w:tcMar>
+          </w:tcPr>
+          <w:p>
+            <w:pPr>
+              <w:spacing w:after="0" w:line="280"/>
+            </w:pPr>
+            <w:r>
+              <w:rPr>
+                <w:rFonts w:ascii="Pretendard" w:cs="Pretendard" w:eastAsia="Pretendard" w:hAnsi="Pretendard"/>
+                <w:color w:val="8A6A26"/>
+                <w:sz w:val="18"/>
+                <w:szCs w:val="18"/>
+              </w:rPr>
+              <w:t xml:space="preserve">감정명 장 제목</w:t>
+            </w:r>
+          </w:p>
+        </w:tc>
+        <w:tc>
+          <w:tcPr>
+            <w:tcW w:type="dxa" w:w="6626"/>
+            <w:tcBorders>
+              <w:top w:val="single" w:color="D9CFC8" w:sz="4"/>
+              <w:left w:val="single" w:color="D9CFC8" w:sz="4"/>
+              <w:bottom w:val="single" w:color="D9CFC8" w:sz="4"/>
+              <w:right w:val="single" w:color="D9CFC8" w:sz="4"/>
+            </w:tcBorders>
+            <w:tcMar>
+              <w:top w:type="dxa" w:w="70"/>
+              <w:left w:type="dxa" w:w="100"/>
+              <w:bottom w:type="dxa" w:w="70"/>
+              <w:right w:type="dxa" w:w="100"/>
+            </w:tcMar>
+          </w:tcPr>
+          <w:p>
+            <w:pPr>
+              <w:spacing w:after="0" w:line="280"/>
+            </w:pPr>
+            <w:r>
+              <w:rPr>
+                <w:rFonts w:ascii="Pretendard" w:cs="Pretendard" w:eastAsia="Pretendard" w:hAnsi="Pretendard"/>
+                <w:sz w:val="18"/>
+                <w:szCs w:val="18"/>
+              </w:rPr>
+              <w:t xml:space="preserve">'분노 _ 내가 그때 어땠는지 알아?' (가야마). 감정 하나 = 장 하나, 꼭지는 독자 속마음 대사.</w:t>
+            </w:r>
+          </w:p>
+        </w:tc>
+      </w:tr>
+      <w:tr>
+        <w:tc>
+          <w:tcPr>
+            <w:tcW w:type="dxa" w:w="2400"/>
+            <w:tcBorders>
+              <w:top w:val="single" w:color="D9CFC8" w:sz="4"/>
+              <w:left w:val="single" w:color="D9CFC8" w:sz="4"/>
+              <w:bottom w:val="single" w:color="D9CFC8" w:sz="4"/>
+              <w:right w:val="single" w:color="D9CFC8" w:sz="4"/>
+            </w:tcBorders>
+            <w:tcMar>
+              <w:top w:type="dxa" w:w="70"/>
+              <w:left w:type="dxa" w:w="100"/>
+              <w:bottom w:type="dxa" w:w="70"/>
+              <w:right w:type="dxa" w:w="100"/>
+            </w:tcMar>
+          </w:tcPr>
+          <w:p>
+            <w:pPr>
+              <w:spacing w:after="0" w:line="280"/>
+            </w:pPr>
+            <w:r>
+              <w:rPr>
+                <w:rFonts w:ascii="Pretendard" w:cs="Pretendard" w:eastAsia="Pretendard" w:hAnsi="Pretendard"/>
+                <w:color w:val="8A6A26"/>
+                <w:sz w:val="18"/>
+                <w:szCs w:val="18"/>
+              </w:rPr>
+              <w:t xml:space="preserve">영역별 경계선</w:t>
+            </w:r>
+          </w:p>
+        </w:tc>
+        <w:tc>
+          <w:tcPr>
+            <w:tcW w:type="dxa" w:w="6626"/>
+            <w:tcBorders>
+              <w:top w:val="single" w:color="D9CFC8" w:sz="4"/>
+              <w:left w:val="single" w:color="D9CFC8" w:sz="4"/>
+              <w:bottom w:val="single" w:color="D9CFC8" w:sz="4"/>
+              <w:right w:val="single" w:color="D9CFC8" w:sz="4"/>
+            </w:tcBorders>
+            <w:tcMar>
+              <w:top w:type="dxa" w:w="70"/>
+              <w:left w:type="dxa" w:w="100"/>
+              <w:bottom w:type="dxa" w:w="70"/>
+              <w:right w:type="dxa" w:w="100"/>
+            </w:tcMar>
+          </w:tcPr>
+          <w:p>
+            <w:pPr>
+              <w:spacing w:after="0" w:line="280"/>
+            </w:pPr>
+            <w:r>
+              <w:rPr>
+                <w:rFonts w:ascii="Pretendard" w:cs="Pretendard" w:eastAsia="Pretendard" w:hAnsi="Pretendard"/>
+                <w:sz w:val="18"/>
+                <w:szCs w:val="18"/>
+              </w:rPr>
+              <w:t xml:space="preserve">'가치관에 / 감정에 / 책임에 / 과거의 나에게 경계선을 긋는 법' (가와시마 3장). 같은 문형 반복으로 '도구 세트'처럼 보인다.</w:t>
+            </w:r>
+          </w:p>
+        </w:tc>
+      </w:tr>
+      <w:tr>
+        <w:tc>
+          <w:tcPr>
+            <w:tcW w:type="dxa" w:w="2400"/>
+            <w:tcBorders>
+              <w:top w:val="single" w:color="D9CFC8" w:sz="4"/>
+              <w:left w:val="single" w:color="D9CFC8" w:sz="4"/>
+              <w:bottom w:val="single" w:color="D9CFC8" w:sz="4"/>
+              <w:right w:val="single" w:color="D9CFC8" w:sz="4"/>
+            </w:tcBorders>
+            <w:tcMar>
+              <w:top w:type="dxa" w:w="70"/>
+              <w:left w:type="dxa" w:w="100"/>
+              <w:bottom w:type="dxa" w:w="70"/>
+              <w:right w:type="dxa" w:w="100"/>
+            </w:tcMar>
+          </w:tcPr>
+          <w:p>
+            <w:pPr>
+              <w:spacing w:after="0" w:line="280"/>
+            </w:pPr>
+            <w:r>
+              <w:rPr>
+                <w:rFonts w:ascii="Pretendard" w:cs="Pretendard" w:eastAsia="Pretendard" w:hAnsi="Pretendard"/>
+                <w:color w:val="8A6A26"/>
+                <w:sz w:val="18"/>
+                <w:szCs w:val="18"/>
+              </w:rPr>
+              <w:t xml:space="preserve">'용서하지 않아도 된다' 장</w:t>
+            </w:r>
+          </w:p>
+        </w:tc>
+        <w:tc>
+          <w:tcPr>
+            <w:tcW w:type="dxa" w:w="6626"/>
+            <w:tcBorders>
+              <w:top w:val="single" w:color="D9CFC8" w:sz="4"/>
+              <w:left w:val="single" w:color="D9CFC8" w:sz="4"/>
+              <w:bottom w:val="single" w:color="D9CFC8" w:sz="4"/>
+              <w:right w:val="single" w:color="D9CFC8" w:sz="4"/>
+            </w:tcBorders>
+            <w:tcMar>
+              <w:top w:type="dxa" w:w="70"/>
+              <w:left w:type="dxa" w:w="100"/>
+              <w:bottom w:type="dxa" w:w="70"/>
+              <w:right w:type="dxa" w:w="100"/>
+            </w:tcMar>
+          </w:tcPr>
+          <w:p>
+            <w:pPr>
+              <w:spacing w:after="0" w:line="280"/>
+            </w:pPr>
+            <w:r>
+              <w:rPr>
+                <w:rFonts w:ascii="Pretendard" w:cs="Pretendard" w:eastAsia="Pretendard" w:hAnsi="Pretendard"/>
+                <w:sz w:val="18"/>
+                <w:szCs w:val="18"/>
+              </w:rPr>
+              <w:t xml:space="preserve">포워드 8장 '그들을 용서하지 마라', 가와시마 '부모를 용서하지 않아도 괜찮다'. 독자가 가장 많이 밑줄 긋는 자리.</w:t>
+            </w:r>
+          </w:p>
+        </w:tc>
+      </w:tr>
+      <w:tr>
+        <w:tc>
+          <w:tcPr>
+            <w:tcW w:type="dxa" w:w="2400"/>
+            <w:tcBorders>
+              <w:top w:val="single" w:color="D9CFC8" w:sz="4"/>
+              <w:left w:val="single" w:color="D9CFC8" w:sz="4"/>
+              <w:bottom w:val="single" w:color="D9CFC8" w:sz="4"/>
+              <w:right w:val="single" w:color="D9CFC8" w:sz="4"/>
+            </w:tcBorders>
+            <w:tcMar>
+              <w:top w:type="dxa" w:w="70"/>
+              <w:left w:type="dxa" w:w="100"/>
+              <w:bottom w:type="dxa" w:w="70"/>
+              <w:right w:type="dxa" w:w="100"/>
+            </w:tcMar>
+          </w:tcPr>
+          <w:p>
+            <w:pPr>
+              <w:spacing w:after="0" w:line="280"/>
+            </w:pPr>
+            <w:r>
+              <w:rPr>
+                <w:rFonts w:ascii="Pretendard" w:cs="Pretendard" w:eastAsia="Pretendard" w:hAnsi="Pretendard"/>
+                <w:color w:val="8A6A26"/>
+                <w:sz w:val="18"/>
+                <w:szCs w:val="18"/>
+              </w:rPr>
+              <w:t xml:space="preserve">대물림·내 관계 장</w:t>
+            </w:r>
+          </w:p>
+        </w:tc>
+        <w:tc>
+          <w:tcPr>
+            <w:tcW w:type="dxa" w:w="6626"/>
+            <w:tcBorders>
+              <w:top w:val="single" w:color="D9CFC8" w:sz="4"/>
+              <w:left w:val="single" w:color="D9CFC8" w:sz="4"/>
+              <w:bottom w:val="single" w:color="D9CFC8" w:sz="4"/>
+              <w:right w:val="single" w:color="D9CFC8" w:sz="4"/>
+            </w:tcBorders>
+            <w:tcMar>
+              <w:top w:type="dxa" w:w="70"/>
+              <w:left w:type="dxa" w:w="100"/>
+              <w:bottom w:type="dxa" w:w="70"/>
+              <w:right w:type="dxa" w:w="100"/>
+            </w:tcMar>
+          </w:tcPr>
+          <w:p>
+            <w:pPr>
+              <w:spacing w:after="0" w:line="280"/>
+            </w:pPr>
+            <w:r>
+              <w:rPr>
+                <w:rFonts w:ascii="Pretendard" w:cs="Pretendard" w:eastAsia="Pretendard" w:hAnsi="Pretendard"/>
+                <w:sz w:val="18"/>
+                <w:szCs w:val="18"/>
+              </w:rPr>
+              <w:t xml:space="preserve">포워드 12장 '악순환의 고리를 끊어라', 모녀의 세계 '엄마 같은 엄마는 되지 않겠다는 다짐', 가족의 두 얼굴 2부 '배우자 선택의 숨은 이유'.</w:t>
+            </w:r>
+          </w:p>
+        </w:tc>
+      </w:tr>
+      <w:tr>
+        <w:tc>
+          <w:tcPr>
+            <w:tcW w:type="dxa" w:w="2400"/>
+            <w:tcBorders>
+              <w:top w:val="single" w:color="D9CFC8" w:sz="4"/>
+              <w:left w:val="single" w:color="D9CFC8" w:sz="4"/>
+              <w:bottom w:val="single" w:color="D9CFC8" w:sz="4"/>
+              <w:right w:val="single" w:color="D9CFC8" w:sz="4"/>
+            </w:tcBorders>
+            <w:tcMar>
+              <w:top w:type="dxa" w:w="70"/>
+              <w:left w:type="dxa" w:w="100"/>
+              <w:bottom w:type="dxa" w:w="70"/>
+              <w:right w:type="dxa" w:w="100"/>
+            </w:tcMar>
+          </w:tcPr>
+          <w:p>
+            <w:pPr>
+              <w:spacing w:after="0" w:line="280"/>
+            </w:pPr>
+            <w:r>
+              <w:rPr>
+                <w:rFonts w:ascii="Pretendard" w:cs="Pretendard" w:eastAsia="Pretendard" w:hAnsi="Pretendard"/>
+                <w:color w:val="8A6A26"/>
+                <w:sz w:val="18"/>
+                <w:szCs w:val="18"/>
+              </w:rPr>
+              <w:t xml:space="preserve">사례 장 (대사 제목)</w:t>
+            </w:r>
+          </w:p>
+        </w:tc>
+        <w:tc>
+          <w:tcPr>
+            <w:tcW w:type="dxa" w:w="6626"/>
+            <w:tcBorders>
+              <w:top w:val="single" w:color="D9CFC8" w:sz="4"/>
+              <w:left w:val="single" w:color="D9CFC8" w:sz="4"/>
+              <w:bottom w:val="single" w:color="D9CFC8" w:sz="4"/>
+              <w:right w:val="single" w:color="D9CFC8" w:sz="4"/>
+            </w:tcBorders>
+            <w:tcMar>
+              <w:top w:type="dxa" w:w="70"/>
+              <w:left w:type="dxa" w:w="100"/>
+              <w:bottom w:type="dxa" w:w="70"/>
+              <w:right w:type="dxa" w:w="100"/>
+            </w:tcMar>
+          </w:tcPr>
+          <w:p>
+            <w:pPr>
+              <w:spacing w:after="0" w:line="280"/>
+            </w:pPr>
+            <w:r>
+              <w:rPr>
+                <w:rFonts w:ascii="Pretendard" w:cs="Pretendard" w:eastAsia="Pretendard" w:hAnsi="Pretendard"/>
+                <w:sz w:val="18"/>
+                <w:szCs w:val="18"/>
+              </w:rPr>
+              <w:t xml:space="preserve">'사례 5: 어머니가 불쌍해서 멀어질 수가 없어요' (가와시마 6장). 포워드는 장 제목 자체가 내담자 대사.</w:t>
+            </w:r>
+          </w:p>
+        </w:tc>
+      </w:tr>
+      <w:tr>
+        <w:tc>
+          <w:tcPr>
+            <w:tcW w:type="dxa" w:w="2400"/>
+            <w:tcBorders>
+              <w:top w:val="single" w:color="D9CFC8" w:sz="4"/>
+              <w:left w:val="single" w:color="D9CFC8" w:sz="4"/>
+              <w:bottom w:val="single" w:color="D9CFC8" w:sz="4"/>
+              <w:right w:val="single" w:color="D9CFC8" w:sz="4"/>
+            </w:tcBorders>
+            <w:tcMar>
+              <w:top w:type="dxa" w:w="70"/>
+              <w:left w:type="dxa" w:w="100"/>
+              <w:bottom w:type="dxa" w:w="70"/>
+              <w:right w:type="dxa" w:w="100"/>
+            </w:tcMar>
+          </w:tcPr>
+          <w:p>
+            <w:pPr>
+              <w:spacing w:after="0" w:line="280"/>
+            </w:pPr>
+            <w:r>
+              <w:rPr>
+                <w:rFonts w:ascii="Pretendard" w:cs="Pretendard" w:eastAsia="Pretendard" w:hAnsi="Pretendard"/>
+                <w:color w:val="8A6A26"/>
+                <w:sz w:val="18"/>
+                <w:szCs w:val="18"/>
+              </w:rPr>
+              <w:t xml:space="preserve">장마다 실습 박스 + 마지막 권리장전</w:t>
+            </w:r>
+          </w:p>
+        </w:tc>
+        <w:tc>
+          <w:tcPr>
+            <w:tcW w:type="dxa" w:w="6626"/>
+            <w:tcBorders>
+              <w:top w:val="single" w:color="D9CFC8" w:sz="4"/>
+              <w:left w:val="single" w:color="D9CFC8" w:sz="4"/>
+              <w:bottom w:val="single" w:color="D9CFC8" w:sz="4"/>
+              <w:right w:val="single" w:color="D9CFC8" w:sz="4"/>
+            </w:tcBorders>
+            <w:tcMar>
+              <w:top w:type="dxa" w:w="70"/>
+              <w:left w:type="dxa" w:w="100"/>
+              <w:bottom w:type="dxa" w:w="70"/>
+              <w:right w:type="dxa" w:w="100"/>
+            </w:tcMar>
+          </w:tcPr>
+          <w:p>
+            <w:pPr>
+              <w:spacing w:after="0" w:line="280"/>
+            </w:pPr>
+            <w:r>
+              <w:rPr>
+                <w:rFonts w:ascii="Pretendard" w:cs="Pretendard" w:eastAsia="Pretendard" w:hAnsi="Pretendard"/>
+                <w:sz w:val="18"/>
+                <w:szCs w:val="18"/>
+              </w:rPr>
+              <w:t xml:space="preserve">[감정 코칭] (가야마), '꼭 기억해야 할 사항'·'권리장전' (깁슨).</w:t>
+            </w:r>
+          </w:p>
+        </w:tc>
+      </w:tr>
+    </w:tbl>
     <w:p>
       <w:pPr>
         <w:pStyle w:val="Heading2"/>
@@ -9197,922 +10638,7 @@
           <w:sz w:val="24"/>
           <w:szCs w:val="24"/>
         </w:rPr>
-        <w:t xml:space="preserve">PART 2 · 거리 다이얼</w:t>
-      </w:r>
-    </w:p>
-    <w:p>
-      <w:pPr>
-        <w:spacing w:after="40" w:before="120"/>
-      </w:pPr>
-      <w:r>
-        <w:rPr>
-          <w:rFonts w:ascii="Pretendard" w:cs="Pretendard" w:eastAsia="Pretendard" w:hAnsi="Pretendard"/>
-          <w:b/>
-          <w:bCs/>
-          <w:color w:val="9E1B22"/>
-          <w:sz w:val="21"/>
-          <w:szCs w:val="21"/>
-        </w:rPr>
-        <w:t xml:space="preserve">05  </w:t>
-      </w:r>
-      <w:r>
-        <w:rPr>
-          <w:rFonts w:ascii="Pretendard" w:cs="Pretendard" w:eastAsia="Pretendard" w:hAnsi="Pretendard"/>
-          <w:b/>
-          <w:bCs/>
-          <w:sz w:val="22"/>
-          <w:szCs w:val="22"/>
-        </w:rPr>
-        <w:t xml:space="preserve">끊을까 말까 대신, '거리 다이얼' 8개</w:t>
-      </w:r>
-      <w:r>
-        <w:rPr>
-          <w:rFonts w:ascii="Pretendard" w:cs="Pretendard" w:eastAsia="Pretendard" w:hAnsi="Pretendard"/>
-          <w:color w:val="8A6A26"/>
-          <w:sz w:val="17"/>
-          <w:szCs w:val="17"/>
-        </w:rPr>
-        <w:t xml:space="preserve">  [비밀·네이밍]</w:t>
-      </w:r>
-    </w:p>
-    <w:p>
-      <w:pPr>
-        <w:spacing w:after="20" w:line="320"/>
-      </w:pPr>
-      <w:r>
-        <w:rPr>
-          <w:rFonts w:ascii="Pretendard" w:cs="Pretendard" w:eastAsia="Pretendard" w:hAnsi="Pretendard"/>
-          <w:b/>
-          <w:bCs/>
-          <w:sz w:val="19"/>
-          <w:szCs w:val="19"/>
-        </w:rPr>
-        <w:t xml:space="preserve">주장 </w:t>
-      </w:r>
-      <w:r>
-        <w:rPr>
-          <w:rFonts w:ascii="Pretendard" w:cs="Pretendard" w:eastAsia="Pretendard" w:hAnsi="Pretendard"/>
-          <w:sz w:val="19"/>
-          <w:szCs w:val="19"/>
-        </w:rPr>
-        <w:t xml:space="preserve">연락의 양·질, 방문, 돈, 감정은 따로 돌릴 수 있다(Scharp 8특성).</w:t>
-      </w:r>
-    </w:p>
-    <w:p>
-      <w:pPr>
-        <w:spacing w:after="120" w:line="320"/>
-      </w:pPr>
-      <w:r>
-        <w:rPr>
-          <w:rFonts w:ascii="Pretendard" w:cs="Pretendard" w:eastAsia="Pretendard" w:hAnsi="Pretendard"/>
-          <w:b/>
-          <w:bCs/>
-          <w:sz w:val="19"/>
-          <w:szCs w:val="19"/>
-        </w:rPr>
-        <w:t xml:space="preserve">결론 </w:t>
-      </w:r>
-      <w:r>
-        <w:rPr>
-          <w:rFonts w:ascii="Pretendard" w:cs="Pretendard" w:eastAsia="Pretendard" w:hAnsi="Pretendard"/>
-          <w:sz w:val="19"/>
-          <w:szCs w:val="19"/>
-        </w:rPr>
-        <w:t xml:space="preserve">내 관계의 '지금 위치'와 '원하는 위치'를 표로 적을 수 있다.</w:t>
-      </w:r>
-    </w:p>
-    <w:p>
-      <w:pPr>
-        <w:spacing w:after="40" w:before="120"/>
-      </w:pPr>
-      <w:r>
-        <w:rPr>
-          <w:rFonts w:ascii="Pretendard" w:cs="Pretendard" w:eastAsia="Pretendard" w:hAnsi="Pretendard"/>
-          <w:b/>
-          <w:bCs/>
-          <w:color w:val="9E1B22"/>
-          <w:sz w:val="21"/>
-          <w:szCs w:val="21"/>
-        </w:rPr>
-        <w:t xml:space="preserve">06  </w:t>
-      </w:r>
-      <w:r>
-        <w:rPr>
-          <w:rFonts w:ascii="Pretendard" w:cs="Pretendard" w:eastAsia="Pretendard" w:hAnsi="Pretendard"/>
-          <w:b/>
-          <w:bCs/>
-          <w:sz w:val="22"/>
-          <w:szCs w:val="22"/>
-        </w:rPr>
-        <w:t xml:space="preserve">엄마의 엄마가 되어버린 딸·아들을 위한 하소연 끊는 대본</w:t>
-      </w:r>
-      <w:r>
-        <w:rPr>
-          <w:rFonts w:ascii="Pretendard" w:cs="Pretendard" w:eastAsia="Pretendard" w:hAnsi="Pretendard"/>
-          <w:color w:val="8A6A26"/>
-          <w:sz w:val="17"/>
-          <w:szCs w:val="17"/>
-        </w:rPr>
-        <w:t xml:space="preserve">  [노하우·대상지정]</w:t>
-      </w:r>
-    </w:p>
-    <w:p>
-      <w:pPr>
-        <w:spacing w:after="20" w:line="320"/>
-      </w:pPr>
-      <w:r>
-        <w:rPr>
-          <w:rFonts w:ascii="Pretendard" w:cs="Pretendard" w:eastAsia="Pretendard" w:hAnsi="Pretendard"/>
-          <w:b/>
-          <w:bCs/>
-          <w:sz w:val="19"/>
-          <w:szCs w:val="19"/>
-        </w:rPr>
-        <w:t xml:space="preserve">주장 </w:t>
-      </w:r>
-      <w:r>
-        <w:rPr>
-          <w:rFonts w:ascii="Pretendard" w:cs="Pretendard" w:eastAsia="Pretendard" w:hAnsi="Pretendard"/>
-          <w:sz w:val="19"/>
-          <w:szCs w:val="19"/>
-        </w:rPr>
-        <w:t xml:space="preserve">부모의 감정을 받아내는 역할은 내려놓을 수 있다.</w:t>
-      </w:r>
-    </w:p>
-    <w:p>
-      <w:pPr>
-        <w:spacing w:after="120" w:line="320"/>
-      </w:pPr>
-      <w:r>
-        <w:rPr>
-          <w:rFonts w:ascii="Pretendard" w:cs="Pretendard" w:eastAsia="Pretendard" w:hAnsi="Pretendard"/>
-          <w:b/>
-          <w:bCs/>
-          <w:sz w:val="19"/>
-          <w:szCs w:val="19"/>
-        </w:rPr>
-        <w:t xml:space="preserve">결론 </w:t>
-      </w:r>
-      <w:r>
-        <w:rPr>
-          <w:rFonts w:ascii="Pretendard" w:cs="Pretendard" w:eastAsia="Pretendard" w:hAnsi="Pretendard"/>
-          <w:sz w:val="19"/>
-          <w:szCs w:val="19"/>
-        </w:rPr>
-        <w:t xml:space="preserve">듣는 시간과 주제를 정하는 문장 세 개가 생긴다.</w:t>
-      </w:r>
-    </w:p>
-    <w:p>
-      <w:pPr>
-        <w:spacing w:after="40" w:before="120"/>
-      </w:pPr>
-      <w:r>
-        <w:rPr>
-          <w:rFonts w:ascii="Pretendard" w:cs="Pretendard" w:eastAsia="Pretendard" w:hAnsi="Pretendard"/>
-          <w:b/>
-          <w:bCs/>
-          <w:color w:val="9E1B22"/>
-          <w:sz w:val="21"/>
-          <w:szCs w:val="21"/>
-        </w:rPr>
-        <w:t xml:space="preserve">07  </w:t>
-      </w:r>
-      <w:r>
-        <w:rPr>
-          <w:rFonts w:ascii="Pretendard" w:cs="Pretendard" w:eastAsia="Pretendard" w:hAnsi="Pretendard"/>
-          <w:b/>
-          <w:bCs/>
-          <w:sz w:val="22"/>
-          <w:szCs w:val="22"/>
-        </w:rPr>
-        <w:t xml:space="preserve">싸우지 않고 '키워준 값' 청구서에 답하는 법</w:t>
-      </w:r>
-      <w:r>
-        <w:rPr>
-          <w:rFonts w:ascii="Pretendard" w:cs="Pretendard" w:eastAsia="Pretendard" w:hAnsi="Pretendard"/>
-          <w:color w:val="8A6A26"/>
-          <w:sz w:val="17"/>
-          <w:szCs w:val="17"/>
-        </w:rPr>
-        <w:t xml:space="preserve">  [호기심·조건반전]</w:t>
-      </w:r>
-    </w:p>
-    <w:p>
-      <w:pPr>
-        <w:spacing w:after="20" w:line="320"/>
-      </w:pPr>
-      <w:r>
-        <w:rPr>
-          <w:rFonts w:ascii="Pretendard" w:cs="Pretendard" w:eastAsia="Pretendard" w:hAnsi="Pretendard"/>
-          <w:b/>
-          <w:bCs/>
-          <w:sz w:val="19"/>
-          <w:szCs w:val="19"/>
-        </w:rPr>
-        <w:t xml:space="preserve">주장 </w:t>
-      </w:r>
-      <w:r>
-        <w:rPr>
-          <w:rFonts w:ascii="Pretendard" w:cs="Pretendard" w:eastAsia="Pretendard" w:hAnsi="Pretendard"/>
-          <w:sz w:val="19"/>
-          <w:szCs w:val="19"/>
-        </w:rPr>
-        <w:t xml:space="preserve">돈은 감정이 아니라 규칙으로 다룬다. 부양료 현실을 알면 공포가 줄어든다.</w:t>
-      </w:r>
-    </w:p>
-    <w:p>
-      <w:pPr>
-        <w:spacing w:after="120" w:line="320"/>
-      </w:pPr>
-      <w:r>
-        <w:rPr>
-          <w:rFonts w:ascii="Pretendard" w:cs="Pretendard" w:eastAsia="Pretendard" w:hAnsi="Pretendard"/>
-          <w:b/>
-          <w:bCs/>
-          <w:sz w:val="19"/>
-          <w:szCs w:val="19"/>
-        </w:rPr>
-        <w:t xml:space="preserve">결론 </w:t>
-      </w:r>
-      <w:r>
-        <w:rPr>
-          <w:rFonts w:ascii="Pretendard" w:cs="Pretendard" w:eastAsia="Pretendard" w:hAnsi="Pretendard"/>
-          <w:sz w:val="19"/>
-          <w:szCs w:val="19"/>
-        </w:rPr>
-        <w:t xml:space="preserve">상한선·주기·통보 문장을 정한다.</w:t>
-      </w:r>
-    </w:p>
-    <w:p>
-      <w:pPr>
-        <w:spacing w:after="40" w:before="120"/>
-      </w:pPr>
-      <w:r>
-        <w:rPr>
-          <w:rFonts w:ascii="Pretendard" w:cs="Pretendard" w:eastAsia="Pretendard" w:hAnsi="Pretendard"/>
-          <w:b/>
-          <w:bCs/>
-          <w:color w:val="9E1B22"/>
-          <w:sz w:val="21"/>
-          <w:szCs w:val="21"/>
-        </w:rPr>
-        <w:t xml:space="preserve">08  </w:t>
-      </w:r>
-      <w:r>
-        <w:rPr>
-          <w:rFonts w:ascii="Pretendard" w:cs="Pretendard" w:eastAsia="Pretendard" w:hAnsi="Pretendard"/>
-          <w:b/>
-          <w:bCs/>
-          <w:sz w:val="22"/>
-          <w:szCs w:val="22"/>
-        </w:rPr>
-        <w:t xml:space="preserve">같은 거절, 다른 말투 — 부모에게만 통하는 3문장 대본</w:t>
-      </w:r>
-      <w:r>
-        <w:rPr>
-          <w:rFonts w:ascii="Pretendard" w:cs="Pretendard" w:eastAsia="Pretendard" w:hAnsi="Pretendard"/>
-          <w:color w:val="8A6A26"/>
-          <w:sz w:val="17"/>
-          <w:szCs w:val="17"/>
-        </w:rPr>
-        <w:t xml:space="preserve">  [노하우·Before/After] [원료 필요]</w:t>
-      </w:r>
-    </w:p>
-    <w:p>
-      <w:pPr>
-        <w:spacing w:after="20" w:line="320"/>
-      </w:pPr>
-      <w:r>
-        <w:rPr>
-          <w:rFonts w:ascii="Pretendard" w:cs="Pretendard" w:eastAsia="Pretendard" w:hAnsi="Pretendard"/>
-          <w:b/>
-          <w:bCs/>
-          <w:sz w:val="19"/>
-          <w:szCs w:val="19"/>
-        </w:rPr>
-        <w:t xml:space="preserve">주장 </w:t>
-      </w:r>
-      <w:r>
-        <w:rPr>
-          <w:rFonts w:ascii="Pretendard" w:cs="Pretendard" w:eastAsia="Pretendard" w:hAnsi="Pretendard"/>
-          <w:sz w:val="19"/>
-          <w:szCs w:val="19"/>
-        </w:rPr>
-        <w:t xml:space="preserve">부모와의 싸움은 내용보다 말투에서 터진다.</w:t>
-      </w:r>
-    </w:p>
-    <w:p>
-      <w:pPr>
-        <w:spacing w:after="120" w:line="320"/>
-      </w:pPr>
-      <w:r>
-        <w:rPr>
-          <w:rFonts w:ascii="Pretendard" w:cs="Pretendard" w:eastAsia="Pretendard" w:hAnsi="Pretendard"/>
-          <w:b/>
-          <w:bCs/>
-          <w:sz w:val="19"/>
-          <w:szCs w:val="19"/>
-        </w:rPr>
-        <w:t xml:space="preserve">결론 </w:t>
-      </w:r>
-      <w:r>
-        <w:rPr>
-          <w:rFonts w:ascii="Pretendard" w:cs="Pretendard" w:eastAsia="Pretendard" w:hAnsi="Pretendard"/>
-          <w:sz w:val="19"/>
-          <w:szCs w:val="19"/>
-        </w:rPr>
-        <w:t xml:space="preserve">'인정 → 내 선 → 대안' 순서로 말하고, 소리 내어 연습한다.</w:t>
-      </w:r>
-    </w:p>
-    <w:p>
-      <w:pPr>
-        <w:spacing w:after="40" w:before="120"/>
-      </w:pPr>
-      <w:r>
-        <w:rPr>
-          <w:rFonts w:ascii="Pretendard" w:cs="Pretendard" w:eastAsia="Pretendard" w:hAnsi="Pretendard"/>
-          <w:b/>
-          <w:bCs/>
-          <w:color w:val="9E1B22"/>
-          <w:sz w:val="21"/>
-          <w:szCs w:val="21"/>
-        </w:rPr>
-        <w:t xml:space="preserve">09  </w:t>
-      </w:r>
-      <w:r>
-        <w:rPr>
-          <w:rFonts w:ascii="Pretendard" w:cs="Pretendard" w:eastAsia="Pretendard" w:hAnsi="Pretendard"/>
-          <w:b/>
-          <w:bCs/>
-          <w:sz w:val="22"/>
-          <w:szCs w:val="22"/>
-        </w:rPr>
-        <w:t xml:space="preserve">명절 48시간 '체류 시간 설계'</w:t>
-      </w:r>
-      <w:r>
-        <w:rPr>
-          <w:rFonts w:ascii="Pretendard" w:cs="Pretendard" w:eastAsia="Pretendard" w:hAnsi="Pretendard"/>
-          <w:color w:val="8A6A26"/>
-          <w:sz w:val="17"/>
-          <w:szCs w:val="17"/>
-        </w:rPr>
-        <w:t xml:space="preserve">  [호기심·숫자형]</w:t>
-      </w:r>
-    </w:p>
-    <w:p>
-      <w:pPr>
-        <w:spacing w:after="20" w:line="320"/>
-      </w:pPr>
-      <w:r>
-        <w:rPr>
-          <w:rFonts w:ascii="Pretendard" w:cs="Pretendard" w:eastAsia="Pretendard" w:hAnsi="Pretendard"/>
-          <w:b/>
-          <w:bCs/>
-          <w:sz w:val="19"/>
-          <w:szCs w:val="19"/>
-        </w:rPr>
-        <w:t xml:space="preserve">주장 </w:t>
-      </w:r>
-      <w:r>
-        <w:rPr>
-          <w:rFonts w:ascii="Pretendard" w:cs="Pretendard" w:eastAsia="Pretendard" w:hAnsi="Pretendard"/>
-          <w:sz w:val="19"/>
-          <w:szCs w:val="19"/>
-        </w:rPr>
-        <w:t xml:space="preserve">명절은 버티는 게 아니라 설계하는 것이다.</w:t>
-      </w:r>
-    </w:p>
-    <w:p>
-      <w:pPr>
-        <w:spacing w:after="120" w:line="320"/>
-      </w:pPr>
-      <w:r>
-        <w:rPr>
-          <w:rFonts w:ascii="Pretendard" w:cs="Pretendard" w:eastAsia="Pretendard" w:hAnsi="Pretendard"/>
-          <w:b/>
-          <w:bCs/>
-          <w:sz w:val="19"/>
-          <w:szCs w:val="19"/>
-        </w:rPr>
-        <w:t xml:space="preserve">결론 </w:t>
-      </w:r>
-      <w:r>
-        <w:rPr>
-          <w:rFonts w:ascii="Pretendard" w:cs="Pretendard" w:eastAsia="Pretendard" w:hAnsi="Pretendard"/>
-          <w:sz w:val="19"/>
-          <w:szCs w:val="19"/>
-        </w:rPr>
-        <w:t xml:space="preserve">도착·퇴장 시간, 받을 질문, 빠져나올 문장이 준비된다.</w:t>
-      </w:r>
-    </w:p>
-    <w:p>
-      <w:pPr>
-        <w:spacing w:after="40" w:before="120"/>
-      </w:pPr>
-      <w:r>
-        <w:rPr>
-          <w:rFonts w:ascii="Pretendard" w:cs="Pretendard" w:eastAsia="Pretendard" w:hAnsi="Pretendard"/>
-          <w:b/>
-          <w:bCs/>
-          <w:color w:val="9E1B22"/>
-          <w:sz w:val="21"/>
-          <w:szCs w:val="21"/>
-        </w:rPr>
-        <w:t xml:space="preserve">10  </w:t>
-      </w:r>
-      <w:r>
-        <w:rPr>
-          <w:rFonts w:ascii="Pretendard" w:cs="Pretendard" w:eastAsia="Pretendard" w:hAnsi="Pretendard"/>
-          <w:b/>
-          <w:bCs/>
-          <w:sz w:val="22"/>
-          <w:szCs w:val="22"/>
-        </w:rPr>
-        <w:t xml:space="preserve">다시 끌어당길 때 버티는 '후버링 방어 문장'</w:t>
-      </w:r>
-      <w:r>
-        <w:rPr>
-          <w:rFonts w:ascii="Pretendard" w:cs="Pretendard" w:eastAsia="Pretendard" w:hAnsi="Pretendard"/>
-          <w:color w:val="8A6A26"/>
-          <w:sz w:val="17"/>
-          <w:szCs w:val="17"/>
-        </w:rPr>
-        <w:t xml:space="preserve">  [비밀·네이밍]</w:t>
-      </w:r>
-    </w:p>
-    <w:p>
-      <w:pPr>
-        <w:spacing w:after="20" w:line="320"/>
-      </w:pPr>
-      <w:r>
-        <w:rPr>
-          <w:rFonts w:ascii="Pretendard" w:cs="Pretendard" w:eastAsia="Pretendard" w:hAnsi="Pretendard"/>
-          <w:b/>
-          <w:bCs/>
-          <w:sz w:val="19"/>
-          <w:szCs w:val="19"/>
-        </w:rPr>
-        <w:t xml:space="preserve">주장 </w:t>
-      </w:r>
-      <w:r>
-        <w:rPr>
-          <w:rFonts w:ascii="Pretendard" w:cs="Pretendard" w:eastAsia="Pretendard" w:hAnsi="Pretendard"/>
-          <w:sz w:val="19"/>
-          <w:szCs w:val="19"/>
-        </w:rPr>
-        <w:t xml:space="preserve">거리를 두면 압박이 커지는 건 예측 가능한 반응이다. 유지가 만들기보다 어렵다(Scharp).</w:t>
-      </w:r>
-    </w:p>
-    <w:p>
-      <w:pPr>
-        <w:spacing w:after="120" w:line="320"/>
-      </w:pPr>
-      <w:r>
-        <w:rPr>
-          <w:rFonts w:ascii="Pretendard" w:cs="Pretendard" w:eastAsia="Pretendard" w:hAnsi="Pretendard"/>
-          <w:b/>
-          <w:bCs/>
-          <w:sz w:val="19"/>
-          <w:szCs w:val="19"/>
-        </w:rPr>
-        <w:t xml:space="preserve">결론 </w:t>
-      </w:r>
-      <w:r>
-        <w:rPr>
-          <w:rFonts w:ascii="Pretendard" w:cs="Pretendard" w:eastAsia="Pretendard" w:hAnsi="Pretendard"/>
-          <w:sz w:val="19"/>
-          <w:szCs w:val="19"/>
-        </w:rPr>
-        <w:t xml:space="preserve">흔들려도 다이얼을 되돌리지 않는다.</w:t>
-      </w:r>
-    </w:p>
-    <w:p>
-      <w:pPr>
-        <w:pStyle w:val="Heading2"/>
-        <w:spacing w:after="100" w:before="240"/>
-      </w:pPr>
-      <w:r>
-        <w:rPr>
-          <w:rFonts w:ascii="Pretendard" w:cs="Pretendard" w:eastAsia="Pretendard" w:hAnsi="Pretendard"/>
-          <w:b/>
-          <w:bCs/>
-          <w:color w:val="8A6A26"/>
-          <w:sz w:val="24"/>
-          <w:szCs w:val="24"/>
-        </w:rPr>
-        <w:t xml:space="preserve">PART 3 · 내 삶으로 돌아오기</w:t>
-      </w:r>
-    </w:p>
-    <w:p>
-      <w:pPr>
-        <w:spacing w:after="40" w:before="120"/>
-      </w:pPr>
-      <w:r>
-        <w:rPr>
-          <w:rFonts w:ascii="Pretendard" w:cs="Pretendard" w:eastAsia="Pretendard" w:hAnsi="Pretendard"/>
-          <w:b/>
-          <w:bCs/>
-          <w:color w:val="9E1B22"/>
-          <w:sz w:val="21"/>
-          <w:szCs w:val="21"/>
-        </w:rPr>
-        <w:t xml:space="preserve">11  </w:t>
-      </w:r>
-      <w:r>
-        <w:rPr>
-          <w:rFonts w:ascii="Pretendard" w:cs="Pretendard" w:eastAsia="Pretendard" w:hAnsi="Pretendard"/>
-          <w:b/>
-          <w:bCs/>
-          <w:sz w:val="22"/>
-          <w:szCs w:val="22"/>
-        </w:rPr>
-        <w:t xml:space="preserve">당신의 연애가 자꾸 엄마와의 싸움을 닮는 이유</w:t>
-      </w:r>
-      <w:r>
-        <w:rPr>
-          <w:rFonts w:ascii="Pretendard" w:cs="Pretendard" w:eastAsia="Pretendard" w:hAnsi="Pretendard"/>
-          <w:color w:val="8A6A26"/>
-          <w:sz w:val="17"/>
-          <w:szCs w:val="17"/>
-        </w:rPr>
-        <w:t xml:space="preserve">  [폭로·2인칭]</w:t>
-      </w:r>
-    </w:p>
-    <w:p>
-      <w:pPr>
-        <w:spacing w:after="20" w:line="320"/>
-      </w:pPr>
-      <w:r>
-        <w:rPr>
-          <w:rFonts w:ascii="Pretendard" w:cs="Pretendard" w:eastAsia="Pretendard" w:hAnsi="Pretendard"/>
-          <w:b/>
-          <w:bCs/>
-          <w:sz w:val="19"/>
-          <w:szCs w:val="19"/>
-        </w:rPr>
-        <w:t xml:space="preserve">주장 </w:t>
-      </w:r>
-      <w:r>
-        <w:rPr>
-          <w:rFonts w:ascii="Pretendard" w:cs="Pretendard" w:eastAsia="Pretendard" w:hAnsi="Pretendard"/>
-          <w:sz w:val="19"/>
-          <w:szCs w:val="19"/>
-        </w:rPr>
-        <w:t xml:space="preserve">애착은 부모 관계로 '부분적으로' 만들어지고, 지지적 배우자가 그 고리를 끊는다.</w:t>
-      </w:r>
-    </w:p>
-    <w:p>
-      <w:pPr>
-        <w:spacing w:after="120" w:line="320"/>
-      </w:pPr>
-      <w:r>
-        <w:rPr>
-          <w:rFonts w:ascii="Pretendard" w:cs="Pretendard" w:eastAsia="Pretendard" w:hAnsi="Pretendard"/>
-          <w:b/>
-          <w:bCs/>
-          <w:sz w:val="19"/>
-          <w:szCs w:val="19"/>
-        </w:rPr>
-        <w:t xml:space="preserve">결론 </w:t>
-      </w:r>
-      <w:r>
-        <w:rPr>
-          <w:rFonts w:ascii="Pretendard" w:cs="Pretendard" w:eastAsia="Pretendard" w:hAnsi="Pretendard"/>
-          <w:sz w:val="19"/>
-          <w:szCs w:val="19"/>
-        </w:rPr>
-        <w:t xml:space="preserve">연인에게 부모를 겹쳐 보는 순간을 알아챈다.</w:t>
-      </w:r>
-    </w:p>
-    <w:p>
-      <w:pPr>
-        <w:spacing w:after="40" w:before="120"/>
-      </w:pPr>
-      <w:r>
-        <w:rPr>
-          <w:rFonts w:ascii="Pretendard" w:cs="Pretendard" w:eastAsia="Pretendard" w:hAnsi="Pretendard"/>
-          <w:b/>
-          <w:bCs/>
-          <w:color w:val="9E1B22"/>
-          <w:sz w:val="21"/>
-          <w:szCs w:val="21"/>
-        </w:rPr>
-        <w:t xml:space="preserve">12  </w:t>
-      </w:r>
-      <w:r>
-        <w:rPr>
-          <w:rFonts w:ascii="Pretendard" w:cs="Pretendard" w:eastAsia="Pretendard" w:hAnsi="Pretendard"/>
-          <w:b/>
-          <w:bCs/>
-          <w:sz w:val="22"/>
-          <w:szCs w:val="22"/>
-        </w:rPr>
-        <w:t xml:space="preserve">대물림은 운명이 아니라 확률이다</w:t>
-      </w:r>
-      <w:r>
-        <w:rPr>
-          <w:rFonts w:ascii="Pretendard" w:cs="Pretendard" w:eastAsia="Pretendard" w:hAnsi="Pretendard"/>
-          <w:color w:val="8A6A26"/>
-          <w:sz w:val="17"/>
-          <w:szCs w:val="17"/>
-        </w:rPr>
-        <w:t xml:space="preserve">  [폭로·통념부정]</w:t>
-      </w:r>
-    </w:p>
-    <w:p>
-      <w:pPr>
-        <w:spacing w:after="20" w:line="320"/>
-      </w:pPr>
-      <w:r>
-        <w:rPr>
-          <w:rFonts w:ascii="Pretendard" w:cs="Pretendard" w:eastAsia="Pretendard" w:hAnsi="Pretendard"/>
-          <w:b/>
-          <w:bCs/>
-          <w:sz w:val="19"/>
-          <w:szCs w:val="19"/>
-        </w:rPr>
-        <w:t xml:space="preserve">주장 </w:t>
-      </w:r>
-      <w:r>
-        <w:rPr>
-          <w:rFonts w:ascii="Pretendard" w:cs="Pretendard" w:eastAsia="Pretendard" w:hAnsi="Pretendard"/>
-          <w:sz w:val="19"/>
-          <w:szCs w:val="19"/>
-        </w:rPr>
-        <w:t xml:space="preserve">대물림 상관 r=.31. 다른 어른의 지지·치료·지지적 배우자가 고리를 끊는다.</w:t>
-      </w:r>
-    </w:p>
-    <w:p>
-      <w:pPr>
-        <w:spacing w:after="120" w:line="320"/>
-      </w:pPr>
-      <w:r>
-        <w:rPr>
-          <w:rFonts w:ascii="Pretendard" w:cs="Pretendard" w:eastAsia="Pretendard" w:hAnsi="Pretendard"/>
-          <w:b/>
-          <w:bCs/>
-          <w:sz w:val="19"/>
-          <w:szCs w:val="19"/>
-        </w:rPr>
-        <w:t xml:space="preserve">결론 </w:t>
-      </w:r>
-      <w:r>
-        <w:rPr>
-          <w:rFonts w:ascii="Pretendard" w:cs="Pretendard" w:eastAsia="Pretendard" w:hAnsi="Pretendard"/>
-          <w:sz w:val="19"/>
-          <w:szCs w:val="19"/>
-        </w:rPr>
-        <w:t xml:space="preserve">'엄마처럼 될까 봐'에 대한 근거 있는 대답을 갖는다.</w:t>
-      </w:r>
-    </w:p>
-    <w:p>
-      <w:pPr>
-        <w:spacing w:after="40" w:before="120"/>
-      </w:pPr>
-      <w:r>
-        <w:rPr>
-          <w:rFonts w:ascii="Pretendard" w:cs="Pretendard" w:eastAsia="Pretendard" w:hAnsi="Pretendard"/>
-          <w:b/>
-          <w:bCs/>
-          <w:color w:val="9E1B22"/>
-          <w:sz w:val="21"/>
-          <w:szCs w:val="21"/>
-        </w:rPr>
-        <w:t xml:space="preserve">13  </w:t>
-      </w:r>
-      <w:r>
-        <w:rPr>
-          <w:rFonts w:ascii="Pretendard" w:cs="Pretendard" w:eastAsia="Pretendard" w:hAnsi="Pretendard"/>
-          <w:b/>
-          <w:bCs/>
-          <w:sz w:val="22"/>
-          <w:szCs w:val="22"/>
-        </w:rPr>
-        <w:t xml:space="preserve">미운데 보고 싶어질 때</w:t>
-      </w:r>
-      <w:r>
-        <w:rPr>
-          <w:rFonts w:ascii="Pretendard" w:cs="Pretendard" w:eastAsia="Pretendard" w:hAnsi="Pretendard"/>
-          <w:color w:val="8A6A26"/>
-          <w:sz w:val="17"/>
-          <w:szCs w:val="17"/>
-        </w:rPr>
-        <w:t xml:space="preserve">  [공감·상황형] [원료 필요]</w:t>
-      </w:r>
-    </w:p>
-    <w:p>
-      <w:pPr>
-        <w:spacing w:after="20" w:line="320"/>
-      </w:pPr>
-      <w:r>
-        <w:rPr>
-          <w:rFonts w:ascii="Pretendard" w:cs="Pretendard" w:eastAsia="Pretendard" w:hAnsi="Pretendard"/>
-          <w:b/>
-          <w:bCs/>
-          <w:sz w:val="19"/>
-          <w:szCs w:val="19"/>
-        </w:rPr>
-        <w:t xml:space="preserve">주장 </w:t>
-      </w:r>
-      <w:r>
-        <w:rPr>
-          <w:rFonts w:ascii="Pretendard" w:cs="Pretendard" w:eastAsia="Pretendard" w:hAnsi="Pretendard"/>
-          <w:sz w:val="19"/>
-          <w:szCs w:val="19"/>
-        </w:rPr>
-        <w:t xml:space="preserve">분노와 그리움은 함께 있어도 된다. 하나로 정리하지 않아도 된다.</w:t>
-      </w:r>
-    </w:p>
-    <w:p>
-      <w:pPr>
-        <w:spacing w:after="120" w:line="320"/>
-      </w:pPr>
-      <w:r>
-        <w:rPr>
-          <w:rFonts w:ascii="Pretendard" w:cs="Pretendard" w:eastAsia="Pretendard" w:hAnsi="Pretendard"/>
-          <w:b/>
-          <w:bCs/>
-          <w:sz w:val="19"/>
-          <w:szCs w:val="19"/>
-        </w:rPr>
-        <w:t xml:space="preserve">결론 </w:t>
-      </w:r>
-      <w:r>
-        <w:rPr>
-          <w:rFonts w:ascii="Pretendard" w:cs="Pretendard" w:eastAsia="Pretendard" w:hAnsi="Pretendard"/>
-          <w:sz w:val="19"/>
-          <w:szCs w:val="19"/>
-        </w:rPr>
-        <w:t xml:space="preserve">'그래도 부모님인데'라는 말에 대답할 문장이 생긴다.</w:t>
-      </w:r>
-    </w:p>
-    <w:p>
-      <w:pPr>
-        <w:pStyle w:val="Heading2"/>
-        <w:spacing w:after="100" w:before="240"/>
-      </w:pPr>
-      <w:r>
-        <w:rPr>
-          <w:rFonts w:ascii="Pretendard" w:cs="Pretendard" w:eastAsia="Pretendard" w:hAnsi="Pretendard"/>
-          <w:b/>
-          <w:bCs/>
-          <w:color w:val="8A6A26"/>
-          <w:sz w:val="24"/>
-          <w:szCs w:val="24"/>
-        </w:rPr>
-        <w:t xml:space="preserve">에필로그</w:t>
-      </w:r>
-    </w:p>
-    <w:p>
-      <w:pPr>
-        <w:spacing w:after="40" w:before="120"/>
-      </w:pPr>
-      <w:r>
-        <w:rPr>
-          <w:rFonts w:ascii="Pretendard" w:cs="Pretendard" w:eastAsia="Pretendard" w:hAnsi="Pretendard"/>
-          <w:b/>
-          <w:bCs/>
-          <w:color w:val="9E1B22"/>
-          <w:sz w:val="21"/>
-          <w:szCs w:val="21"/>
-        </w:rPr>
-        <w:t xml:space="preserve">—  </w:t>
-      </w:r>
-      <w:r>
-        <w:rPr>
-          <w:rFonts w:ascii="Pretendard" w:cs="Pretendard" w:eastAsia="Pretendard" w:hAnsi="Pretendard"/>
-          <w:b/>
-          <w:bCs/>
-          <w:sz w:val="22"/>
-          <w:szCs w:val="22"/>
-        </w:rPr>
-        <w:t xml:space="preserve">이제 거리는 당신이 정한다</w:t>
-      </w:r>
-      <w:r>
-        <w:rPr>
-          <w:rFonts w:ascii="Pretendard" w:cs="Pretendard" w:eastAsia="Pretendard" w:hAnsi="Pretendard"/>
-          <w:color w:val="8A6A26"/>
-          <w:sz w:val="17"/>
-          <w:szCs w:val="17"/>
-        </w:rPr>
-        <w:t xml:space="preserve">  [공감·바통형]</w:t>
-      </w:r>
-    </w:p>
-    <w:p>
-      <w:pPr>
-        <w:spacing w:after="20" w:line="320"/>
-      </w:pPr>
-      <w:r>
-        <w:rPr>
-          <w:rFonts w:ascii="Pretendard" w:cs="Pretendard" w:eastAsia="Pretendard" w:hAnsi="Pretendard"/>
-          <w:b/>
-          <w:bCs/>
-          <w:sz w:val="19"/>
-          <w:szCs w:val="19"/>
-        </w:rPr>
-        <w:t xml:space="preserve">주장 </w:t>
-      </w:r>
-      <w:r>
-        <w:rPr>
-          <w:rFonts w:ascii="Pretendard" w:cs="Pretendard" w:eastAsia="Pretendard" w:hAnsi="Pretendard"/>
-          <w:sz w:val="19"/>
-          <w:szCs w:val="19"/>
-        </w:rPr>
-        <w:t xml:space="preserve">거리는 벌이 아니라 관계를 이어가기 위한 숨 고르기다.</w:t>
-      </w:r>
-    </w:p>
-    <w:p>
-      <w:pPr>
-        <w:spacing w:after="120" w:line="320"/>
-      </w:pPr>
-      <w:r>
-        <w:rPr>
-          <w:rFonts w:ascii="Pretendard" w:cs="Pretendard" w:eastAsia="Pretendard" w:hAnsi="Pretendard"/>
-          <w:b/>
-          <w:bCs/>
-          <w:sz w:val="19"/>
-          <w:szCs w:val="19"/>
-        </w:rPr>
-        <w:t xml:space="preserve">결론 </w:t>
-      </w:r>
-      <w:r>
-        <w:rPr>
-          <w:rFonts w:ascii="Pretendard" w:cs="Pretendard" w:eastAsia="Pretendard" w:hAnsi="Pretendard"/>
-          <w:sz w:val="19"/>
-          <w:szCs w:val="19"/>
-        </w:rPr>
-        <w:t xml:space="preserve">오늘 다이얼 하나만 돌려 본다.</w:t>
-      </w:r>
-    </w:p>
-    <w:p>
-      <w:pPr>
-        <w:pStyle w:val="Heading1"/>
-        <w:spacing w:after="160" w:before="360"/>
-      </w:pPr>
-      <w:r>
-        <w:rPr>
-          <w:rFonts w:ascii="Pretendard" w:cs="Pretendard" w:eastAsia="Pretendard" w:hAnsi="Pretendard"/>
-          <w:b/>
-          <w:bCs/>
-          <w:color w:val="9E1B22"/>
-          <w:sz w:val="24"/>
-          <w:szCs w:val="24"/>
-        </w:rPr>
-        <w:t xml:space="preserve">A-11  </w:t>
-      </w:r>
-      <w:r>
-        <w:rPr>
-          <w:rFonts w:ascii="Pretendard" w:cs="Pretendard" w:eastAsia="Pretendard" w:hAnsi="Pretendard"/>
-          <w:b/>
-          <w:bCs/>
-          <w:sz w:val="30"/>
-          <w:szCs w:val="30"/>
-        </w:rPr>
-        <w:t xml:space="preserve">상세페이지 테스트 · 범프딜</w:t>
-      </w:r>
-    </w:p>
-    <w:p>
-      <w:pPr>
-        <w:spacing w:after="120" w:line="320"/>
-      </w:pPr>
-      <w:r>
-        <w:rPr>
-          <w:rFonts w:ascii="Pretendard" w:cs="Pretendard" w:eastAsia="Pretendard" w:hAnsi="Pretendard"/>
-          <w:sz w:val="21"/>
-          <w:szCs w:val="21"/>
-        </w:rPr>
-        <w:t xml:space="preserve">내 얘긴데: 프롤로그, 01, 02, 12  /  너무 궁금하다: 03, 04, 05, 09, 10  /  안 사고는 못 배기겠다: 06, 07, 08</w:t>
-      </w:r>
-    </w:p>
-    <w:p>
-      <w:pPr>
-        <w:spacing w:after="120" w:line="320"/>
-      </w:pPr>
-      <w:r>
-        <w:rPr>
-          <w:rFonts w:ascii="Pretendard" w:cs="Pretendard" w:eastAsia="Pretendard" w:hAnsi="Pretendard"/>
-          <w:color w:val="6F625B"/>
-          <w:sz w:val="18"/>
-          <w:szCs w:val="18"/>
-        </w:rPr>
-        <w:t xml:space="preserve">문법 13종 (상황형 2, 아포리즘, 이유폭로, 질문, 대비, 네이밍 2, 대상지정, 조건반전, Before/After, 숫자, 2인칭, 통념부정, 바통) / 자극: 공감 4·폭로 4·호기심 3·비밀 2·노하우 2, 도발 0 (민감 주제) / 네이밍 3개('거리 다이얼'·'체류 시간 설계'·'후버링 방어 문장')</w:t>
-      </w:r>
-    </w:p>
-    <w:p>
-      <w:pPr>
-        <w:pStyle w:val="Heading2"/>
-        <w:spacing w:after="100" w:before="240"/>
-      </w:pPr>
-      <w:r>
-        <w:rPr>
-          <w:rFonts w:ascii="Pretendard" w:cs="Pretendard" w:eastAsia="Pretendard" w:hAnsi="Pretendard"/>
-          <w:b/>
-          <w:bCs/>
-          <w:color w:val="8A6A26"/>
-          <w:sz w:val="24"/>
-          <w:szCs w:val="24"/>
-        </w:rPr>
-        <w:t xml:space="preserve">범프딜 후보</w:t>
+        <w:t xml:space="preserve">경쟁작이 비워 둔 자리</w:t>
       </w:r>
     </w:p>
     <w:p>
@@ -10130,7 +10656,7 @@
           <w:sz w:val="21"/>
           <w:szCs w:val="21"/>
         </w:rPr>
-        <w:t xml:space="preserve">장남의 '부양 협정서' — 배우자와 금액·빈도·역할 합의 템플릿</w:t>
+        <w:t xml:space="preserve">9권 중 6권이 '딸·엄마'(모녀)만 다룬다. 아들과 아버지를 정면으로 다룬 꼭지는 '아버지를 뛰어넘고 싶은 아들'(가족의 두 얼굴) 정도뿐이다. → 아들·딸을 함께 다루는 것 자체가 차별점이다.</w:t>
       </w:r>
     </w:p>
     <w:p>
@@ -10148,7 +10674,7 @@
           <w:sz w:val="21"/>
           <w:szCs w:val="21"/>
         </w:rPr>
-        <w:t xml:space="preserve">명절 대본집 — 질문별 빠져나오는 문장 50</w:t>
+        <w:t xml:space="preserve">8권이 번역서다. 효, 명절, 부양료, 결혼 후 배우자와의 부양 분담 같은 한국 상황이 없다.</w:t>
       </w:r>
     </w:p>
     <w:p>
@@ -10166,7 +10692,1821 @@
           <w:sz w:val="21"/>
           <w:szCs w:val="21"/>
         </w:rPr>
-        <w:t xml:space="preserve">부모에게 보내는 '거리 통보 문자' 템플릿 10</w:t>
+        <w:t xml:space="preserve">'말'이 약하다. 대응법이 있는 책(가와시마 4장, 깁슨 5기술, 포워드 대면)도 원칙 위주이고, 상황별 대본은 없다.</w:t>
+      </w:r>
+    </w:p>
+    <w:p>
+      <w:pPr>
+        <w:pStyle w:val="ListParagraph"/>
+        <w:numPr>
+          <w:ilvl w:val="0"/>
+          <w:numId w:val="1"/>
+        </w:numPr>
+        <w:spacing w:after="60"/>
+      </w:pPr>
+      <w:r>
+        <w:rPr>
+          <w:rFonts w:ascii="Pretendard" w:cs="Pretendard" w:eastAsia="Pretendard" w:hAnsi="Pretendard"/>
+          <w:sz w:val="21"/>
+          <w:szCs w:val="21"/>
+        </w:rPr>
+        <w:t xml:space="preserve">제목이 모두 '미워해도 / 용서하지 마라 / 독' 같은 대립 프레임이다. 죄책감이 큰 한국 독자는 이런 제목을 장바구니에 넣기 어렵다.</w:t>
+      </w:r>
+    </w:p>
+    <w:p>
+      <w:pPr>
+        <w:pStyle w:val="Heading1"/>
+        <w:spacing w:after="160" w:before="360"/>
+      </w:pPr>
+      <w:r>
+        <w:rPr>
+          <w:rFonts w:ascii="Pretendard" w:cs="Pretendard" w:eastAsia="Pretendard" w:hAnsi="Pretendard"/>
+          <w:b/>
+          <w:bCs/>
+          <w:color w:val="9E1B22"/>
+          <w:sz w:val="24"/>
+          <w:szCs w:val="24"/>
+        </w:rPr>
+        <w:t xml:space="preserve">A-10  </w:t>
+      </w:r>
+      <w:r>
+        <w:rPr>
+          <w:rFonts w:ascii="Pretendard" w:cs="Pretendard" w:eastAsia="Pretendard" w:hAnsi="Pretendard"/>
+          <w:b/>
+          <w:bCs/>
+          <w:sz w:val="30"/>
+          <w:szCs w:val="30"/>
+        </w:rPr>
+        <w:t xml:space="preserve">제목 후보 5개</w:t>
+      </w:r>
+    </w:p>
+    <w:p>
+      <w:pPr>
+        <w:spacing w:after="40" w:before="160"/>
+      </w:pPr>
+      <w:r>
+        <w:rPr>
+          <w:rFonts w:ascii="Pretendard" w:cs="Pretendard" w:eastAsia="Pretendard" w:hAnsi="Pretendard"/>
+          <w:b/>
+          <w:bCs/>
+          <w:color w:val="9E1B22"/>
+          <w:sz w:val="21"/>
+          <w:szCs w:val="21"/>
+        </w:rPr>
+        <w:t xml:space="preserve">01  </w:t>
+      </w:r>
+      <w:r>
+        <w:rPr>
+          <w:rFonts w:ascii="Pretendard" w:cs="Pretendard" w:eastAsia="Pretendard" w:hAnsi="Pretendard"/>
+          <w:b/>
+          <w:bCs/>
+          <w:sz w:val="24"/>
+          <w:szCs w:val="24"/>
+        </w:rPr>
+        <w:t xml:space="preserve">『거리 두는 효도』</w:t>
+      </w:r>
+      <w:r>
+        <w:rPr>
+          <w:rFonts w:ascii="Pretendard" w:cs="Pretendard" w:eastAsia="Pretendard" w:hAnsi="Pretendard"/>
+          <w:b/>
+          <w:bCs/>
+          <w:color w:val="9E1B22"/>
+          <w:sz w:val="18"/>
+          <w:szCs w:val="18"/>
+        </w:rPr>
+        <w:t xml:space="preserve">   추천</w:t>
+      </w:r>
+    </w:p>
+    <w:p>
+      <w:pPr>
+        <w:spacing w:after="40" w:line="320"/>
+      </w:pPr>
+      <w:r>
+        <w:rPr>
+          <w:rFonts w:ascii="Pretendard" w:cs="Pretendard" w:eastAsia="Pretendard" w:hAnsi="Pretendard"/>
+          <w:color w:val="6F625B"/>
+          <w:sz w:val="21"/>
+          <w:szCs w:val="21"/>
+        </w:rPr>
+        <w:t xml:space="preserve">연을 끊지도, 참지도 않고 부모와 잘 멀어지는 아들딸의 관계 수업</w:t>
+      </w:r>
+    </w:p>
+    <w:p>
+      <w:pPr>
+        <w:spacing w:after="40" w:line="320"/>
+      </w:pPr>
+      <w:r>
+        <w:rPr>
+          <w:rFonts w:ascii="Pretendard" w:cs="Pretendard" w:eastAsia="Pretendard" w:hAnsi="Pretendard"/>
+          <w:sz w:val="18"/>
+          <w:szCs w:val="18"/>
+        </w:rPr>
+        <w:t xml:space="preserve">문법: 개념 라벨형 (역설) + '~수업' 부제</w:t>
+      </w:r>
+    </w:p>
+    <w:p>
+      <w:pPr>
+        <w:spacing w:after="120" w:line="320"/>
+      </w:pPr>
+      <w:r>
+        <w:rPr>
+          <w:rFonts w:ascii="Pretendard" w:cs="Pretendard" w:eastAsia="Pretendard" w:hAnsi="Pretendard"/>
+          <w:sz w:val="19"/>
+          <w:szCs w:val="19"/>
+        </w:rPr>
+        <w:t xml:space="preserve">경쟁작이 모두 대립 프레임일 때 '효도'라는 단어를 지키면서 '거리'를 붙였다. 죄책감 없이 집어 들 수 있고, 리서치의 핵심(해로운 건 권위적 효, 호혜적 효는 나를 지킨다)을 제목 하나에 담는다. 한국 책만 쓸 수 있는 제목.</w:t>
+      </w:r>
+    </w:p>
+    <w:p>
+      <w:pPr>
+        <w:spacing w:after="40" w:before="160"/>
+      </w:pPr>
+      <w:r>
+        <w:rPr>
+          <w:rFonts w:ascii="Pretendard" w:cs="Pretendard" w:eastAsia="Pretendard" w:hAnsi="Pretendard"/>
+          <w:b/>
+          <w:bCs/>
+          <w:color w:val="9E1B22"/>
+          <w:sz w:val="21"/>
+          <w:szCs w:val="21"/>
+        </w:rPr>
+        <w:t xml:space="preserve">02  </w:t>
+      </w:r>
+      <w:r>
+        <w:rPr>
+          <w:rFonts w:ascii="Pretendard" w:cs="Pretendard" w:eastAsia="Pretendard" w:hAnsi="Pretendard"/>
+          <w:b/>
+          <w:bCs/>
+          <w:sz w:val="24"/>
+          <w:szCs w:val="24"/>
+        </w:rPr>
+        <w:t xml:space="preserve">『착한 자식 증후군』</w:t>
+      </w:r>
+      <w:r>
+        <w:rPr>
+          <w:rFonts w:ascii="Pretendard" w:cs="Pretendard" w:eastAsia="Pretendard" w:hAnsi="Pretendard"/>
+          <w:b/>
+          <w:bCs/>
+          <w:color w:val="9E1B22"/>
+          <w:sz w:val="18"/>
+          <w:szCs w:val="18"/>
+        </w:rPr>
+        <w:t xml:space="preserve"/>
+      </w:r>
+    </w:p>
+    <w:p>
+      <w:pPr>
+        <w:spacing w:after="40" w:line="320"/>
+      </w:pPr>
+      <w:r>
+        <w:rPr>
+          <w:rFonts w:ascii="Pretendard" w:cs="Pretendard" w:eastAsia="Pretendard" w:hAnsi="Pretendard"/>
+          <w:color w:val="6F625B"/>
+          <w:sz w:val="21"/>
+          <w:szCs w:val="21"/>
+        </w:rPr>
+        <w:t xml:space="preserve">아들도 딸도, 왜 부모의 감정까지 책임지려 하는가</w:t>
+      </w:r>
+    </w:p>
+    <w:p>
+      <w:pPr>
+        <w:spacing w:after="40" w:line="320"/>
+      </w:pPr>
+      <w:r>
+        <w:rPr>
+          <w:rFonts w:ascii="Pretendard" w:cs="Pretendard" w:eastAsia="Pretendard" w:hAnsi="Pretendard"/>
+          <w:sz w:val="18"/>
+          <w:szCs w:val="18"/>
+        </w:rPr>
+        <w:t xml:space="preserve">문법: 개념 라벨형 + 질문형 부제 (착한 딸 증후군 변형)</w:t>
+      </w:r>
+    </w:p>
+    <w:p>
+      <w:pPr>
+        <w:spacing w:after="120" w:line="320"/>
+      </w:pPr>
+      <w:r>
+        <w:rPr>
+          <w:rFonts w:ascii="Pretendard" w:cs="Pretendard" w:eastAsia="Pretendard" w:hAnsi="Pretendard"/>
+          <w:sz w:val="19"/>
+          <w:szCs w:val="19"/>
+        </w:rPr>
+        <w:t xml:space="preserve">검증된 라벨을 '자식'으로 넓혀 아들 독자를 들인다. 다만 기존 책과 너무 닮아 보일 수 있다.</w:t>
+      </w:r>
+    </w:p>
+    <w:p>
+      <w:pPr>
+        <w:spacing w:after="40" w:before="160"/>
+      </w:pPr>
+      <w:r>
+        <w:rPr>
+          <w:rFonts w:ascii="Pretendard" w:cs="Pretendard" w:eastAsia="Pretendard" w:hAnsi="Pretendard"/>
+          <w:b/>
+          <w:bCs/>
+          <w:color w:val="9E1B22"/>
+          <w:sz w:val="21"/>
+          <w:szCs w:val="21"/>
+        </w:rPr>
+        <w:t xml:space="preserve">03  </w:t>
+      </w:r>
+      <w:r>
+        <w:rPr>
+          <w:rFonts w:ascii="Pretendard" w:cs="Pretendard" w:eastAsia="Pretendard" w:hAnsi="Pretendard"/>
+          <w:b/>
+          <w:bCs/>
+          <w:sz w:val="24"/>
+          <w:szCs w:val="24"/>
+        </w:rPr>
+        <w:t xml:space="preserve">『부모와 멀어져도 나쁜 자식이 아닙니다』</w:t>
+      </w:r>
+      <w:r>
+        <w:rPr>
+          <w:rFonts w:ascii="Pretendard" w:cs="Pretendard" w:eastAsia="Pretendard" w:hAnsi="Pretendard"/>
+          <w:b/>
+          <w:bCs/>
+          <w:color w:val="9E1B22"/>
+          <w:sz w:val="18"/>
+          <w:szCs w:val="18"/>
+        </w:rPr>
+        <w:t xml:space="preserve"/>
+      </w:r>
+    </w:p>
+    <w:p>
+      <w:pPr>
+        <w:spacing w:after="40" w:line="320"/>
+      </w:pPr>
+      <w:r>
+        <w:rPr>
+          <w:rFonts w:ascii="Pretendard" w:cs="Pretendard" w:eastAsia="Pretendard" w:hAnsi="Pretendard"/>
+          <w:color w:val="6F625B"/>
+          <w:sz w:val="21"/>
+          <w:szCs w:val="21"/>
+        </w:rPr>
+        <w:t xml:space="preserve">죄책감 없이 선을 긋는 아들딸의 부모 거리 수업</w:t>
+      </w:r>
+    </w:p>
+    <w:p>
+      <w:pPr>
+        <w:spacing w:after="40" w:line="320"/>
+      </w:pPr>
+      <w:r>
+        <w:rPr>
+          <w:rFonts w:ascii="Pretendard" w:cs="Pretendard" w:eastAsia="Pretendard" w:hAnsi="Pretendard"/>
+          <w:sz w:val="18"/>
+          <w:szCs w:val="18"/>
+        </w:rPr>
+        <w:t xml:space="preserve">문법: 허락·선언형 (가와시마 계열)</w:t>
+      </w:r>
+    </w:p>
+    <w:p>
+      <w:pPr>
+        <w:spacing w:after="120" w:line="320"/>
+      </w:pPr>
+      <w:r>
+        <w:rPr>
+          <w:rFonts w:ascii="Pretendard" w:cs="Pretendard" w:eastAsia="Pretendard" w:hAnsi="Pretendard"/>
+          <w:sz w:val="19"/>
+          <w:szCs w:val="19"/>
+        </w:rPr>
+        <w:t xml:space="preserve">가장 잘 팔리는 문형. 독자가 듣고 싶은 말을 그대로 준다. 대신 차별성이 약하다.</w:t>
+      </w:r>
+    </w:p>
+    <w:p>
+      <w:pPr>
+        <w:spacing w:after="40" w:before="160"/>
+      </w:pPr>
+      <w:r>
+        <w:rPr>
+          <w:rFonts w:ascii="Pretendard" w:cs="Pretendard" w:eastAsia="Pretendard" w:hAnsi="Pretendard"/>
+          <w:b/>
+          <w:bCs/>
+          <w:color w:val="9E1B22"/>
+          <w:sz w:val="21"/>
+          <w:szCs w:val="21"/>
+        </w:rPr>
+        <w:t xml:space="preserve">04  </w:t>
+      </w:r>
+      <w:r>
+        <w:rPr>
+          <w:rFonts w:ascii="Pretendard" w:cs="Pretendard" w:eastAsia="Pretendard" w:hAnsi="Pretendard"/>
+          <w:b/>
+          <w:bCs/>
+          <w:sz w:val="24"/>
+          <w:szCs w:val="24"/>
+        </w:rPr>
+        <w:t xml:space="preserve">『그래도 부모님인데』</w:t>
+      </w:r>
+      <w:r>
+        <w:rPr>
+          <w:rFonts w:ascii="Pretendard" w:cs="Pretendard" w:eastAsia="Pretendard" w:hAnsi="Pretendard"/>
+          <w:b/>
+          <w:bCs/>
+          <w:color w:val="9E1B22"/>
+          <w:sz w:val="18"/>
+          <w:szCs w:val="18"/>
+        </w:rPr>
+        <w:t xml:space="preserve"/>
+      </w:r>
+    </w:p>
+    <w:p>
+      <w:pPr>
+        <w:spacing w:after="40" w:line="320"/>
+      </w:pPr>
+      <w:r>
+        <w:rPr>
+          <w:rFonts w:ascii="Pretendard" w:cs="Pretendard" w:eastAsia="Pretendard" w:hAnsi="Pretendard"/>
+          <w:color w:val="6F625B"/>
+          <w:sz w:val="21"/>
+          <w:szCs w:val="21"/>
+        </w:rPr>
+        <w:t xml:space="preserve">미운데 보고 싶은 아들딸을 위한 거리 두기 심리학</w:t>
+      </w:r>
+    </w:p>
+    <w:p>
+      <w:pPr>
+        <w:spacing w:after="40" w:line="320"/>
+      </w:pPr>
+      <w:r>
+        <w:rPr>
+          <w:rFonts w:ascii="Pretendard" w:cs="Pretendard" w:eastAsia="Pretendard" w:hAnsi="Pretendard"/>
+          <w:sz w:val="18"/>
+          <w:szCs w:val="18"/>
+        </w:rPr>
+        <w:t xml:space="preserve">문법: 대사형 (독자 속마음 인용) + '~심리학' 부제</w:t>
+      </w:r>
+    </w:p>
+    <w:p>
+      <w:pPr>
+        <w:spacing w:after="120" w:line="320"/>
+      </w:pPr>
+      <w:r>
+        <w:rPr>
+          <w:rFonts w:ascii="Pretendard" w:cs="Pretendard" w:eastAsia="Pretendard" w:hAnsi="Pretendard"/>
+          <w:sz w:val="19"/>
+          <w:szCs w:val="19"/>
+        </w:rPr>
+        <w:t xml:space="preserve">리서치에서 가장 많이 나온 독자 문장 그대로다. 표지에서 '내 얘기'가 즉시 터진다.</w:t>
+      </w:r>
+    </w:p>
+    <w:p>
+      <w:pPr>
+        <w:spacing w:after="40" w:before="160"/>
+      </w:pPr>
+      <w:r>
+        <w:rPr>
+          <w:rFonts w:ascii="Pretendard" w:cs="Pretendard" w:eastAsia="Pretendard" w:hAnsi="Pretendard"/>
+          <w:b/>
+          <w:bCs/>
+          <w:color w:val="9E1B22"/>
+          <w:sz w:val="21"/>
+          <w:szCs w:val="21"/>
+        </w:rPr>
+        <w:t xml:space="preserve">05  </w:t>
+      </w:r>
+      <w:r>
+        <w:rPr>
+          <w:rFonts w:ascii="Pretendard" w:cs="Pretendard" w:eastAsia="Pretendard" w:hAnsi="Pretendard"/>
+          <w:b/>
+          <w:bCs/>
+          <w:sz w:val="24"/>
+          <w:szCs w:val="24"/>
+        </w:rPr>
+        <w:t xml:space="preserve">『끊지 않고 멀어지는 법』</w:t>
+      </w:r>
+      <w:r>
+        <w:rPr>
+          <w:rFonts w:ascii="Pretendard" w:cs="Pretendard" w:eastAsia="Pretendard" w:hAnsi="Pretendard"/>
+          <w:b/>
+          <w:bCs/>
+          <w:color w:val="9E1B22"/>
+          <w:sz w:val="18"/>
+          <w:szCs w:val="18"/>
+        </w:rPr>
+        <w:t xml:space="preserve"/>
+      </w:r>
+    </w:p>
+    <w:p>
+      <w:pPr>
+        <w:spacing w:after="40" w:line="320"/>
+      </w:pPr>
+      <w:r>
+        <w:rPr>
+          <w:rFonts w:ascii="Pretendard" w:cs="Pretendard" w:eastAsia="Pretendard" w:hAnsi="Pretendard"/>
+          <w:color w:val="6F625B"/>
+          <w:sz w:val="21"/>
+          <w:szCs w:val="21"/>
+        </w:rPr>
+        <w:t xml:space="preserve">부모 때문에 지친 아들딸을 위한 거리 다이얼</w:t>
+      </w:r>
+    </w:p>
+    <w:p>
+      <w:pPr>
+        <w:spacing w:after="40" w:line="320"/>
+      </w:pPr>
+      <w:r>
+        <w:rPr>
+          <w:rFonts w:ascii="Pretendard" w:cs="Pretendard" w:eastAsia="Pretendard" w:hAnsi="Pretendard"/>
+          <w:sz w:val="18"/>
+          <w:szCs w:val="18"/>
+        </w:rPr>
+        <w:t xml:space="preserve">문법: 방법형 (기존안)</w:t>
+      </w:r>
+    </w:p>
+    <w:p>
+      <w:pPr>
+        <w:spacing w:after="120" w:line="320"/>
+      </w:pPr>
+      <w:r>
+        <w:rPr>
+          <w:rFonts w:ascii="Pretendard" w:cs="Pretendard" w:eastAsia="Pretendard" w:hAnsi="Pretendard"/>
+          <w:sz w:val="19"/>
+          <w:szCs w:val="19"/>
+        </w:rPr>
+        <w:t xml:space="preserve">내용 설명은 정확하지만 경쟁작 제목 문법(선언·라벨)과 결이 달라 서점에서 약하다.</w:t>
+      </w:r>
+    </w:p>
+    <w:p>
+      <w:pPr>
+        <w:pStyle w:val="Heading1"/>
+        <w:spacing w:after="160" w:before="360"/>
+      </w:pPr>
+      <w:r>
+        <w:rPr>
+          <w:rFonts w:ascii="Pretendard" w:cs="Pretendard" w:eastAsia="Pretendard" w:hAnsi="Pretendard"/>
+          <w:b/>
+          <w:bCs/>
+          <w:color w:val="9E1B22"/>
+          <w:sz w:val="24"/>
+          <w:szCs w:val="24"/>
+        </w:rPr>
+        <w:t xml:space="preserve">A-11  </w:t>
+      </w:r>
+      <w:r>
+        <w:rPr>
+          <w:rFonts w:ascii="Pretendard" w:cs="Pretendard" w:eastAsia="Pretendard" w:hAnsi="Pretendard"/>
+          <w:b/>
+          <w:bCs/>
+          <w:sz w:val="30"/>
+          <w:szCs w:val="30"/>
+        </w:rPr>
+        <w:t xml:space="preserve">새 목차 — 『거리 두는 효도』</w:t>
+      </w:r>
+    </w:p>
+    <w:p>
+      <w:pPr>
+        <w:spacing w:after="120" w:line="320"/>
+      </w:pPr>
+      <w:r>
+        <w:rPr>
+          <w:rFonts w:ascii="Pretendard" w:cs="Pretendard" w:eastAsia="Pretendard" w:hAnsi="Pretendard"/>
+          <w:color w:val="6F625B"/>
+          <w:sz w:val="18"/>
+          <w:szCs w:val="18"/>
+        </w:rPr>
+        <w:t xml:space="preserve">본문 약 80~90p / 7장 33꼭지 + 여는 편지·체크리스트·닫는 편지·부록</w:t>
+      </w:r>
+    </w:p>
+    <w:p>
+      <w:pPr>
+        <w:spacing w:after="120" w:line="320"/>
+      </w:pPr>
+      <w:r>
+        <w:rPr>
+          <w:rFonts w:ascii="Pretendard" w:cs="Pretendard" w:eastAsia="Pretendard" w:hAnsi="Pretendard"/>
+          <w:color w:val="6F625B"/>
+          <w:sz w:val="19"/>
+          <w:szCs w:val="19"/>
+        </w:rPr>
+        <w:t xml:space="preserve">경쟁작 공통 뼈대(편지·체크리스트 → 진단 → 부모 이해 → 감정 → 경계 → 기술 → 회복 → 사례 → 권리장전)를 따르고, 가야마의 '감정명 _ 속마음' 장, 가와시마의 '영역별 경계선' 반복 문형, 장마다 실습 박스를 가져왔다. 대신 아들·딸 사례를 반반, 한국 상황(효·돈·명절·배우자)과 '말 대본'을 넣었다. 7장 33꼭지 → 전자책 본문 약 80~90p (꼭지당 2~3p). 5장으로 줄이려면 2장과 3장을 합치고 7장 사례를 각 장 끝으로 흩는다.</w:t>
+      </w:r>
+    </w:p>
+    <w:p>
+      <w:pPr>
+        <w:spacing w:after="120" w:line="320"/>
+      </w:pPr>
+      <w:r>
+        <w:rPr>
+          <w:rFonts w:ascii="Pretendard" w:cs="Pretendard" w:eastAsia="Pretendard" w:hAnsi="Pretendard"/>
+          <w:b/>
+          <w:bCs/>
+          <w:sz w:val="21"/>
+          <w:szCs w:val="21"/>
+        </w:rPr>
+        <w:t xml:space="preserve">여는 편지 — 부모 이름이 휴대폰에 뜨면 심장부터 내려앉는 당신에게  [원료 필요]</w:t>
+      </w:r>
+    </w:p>
+    <w:p>
+      <w:pPr>
+        <w:spacing w:after="120" w:line="320"/>
+      </w:pPr>
+      <w:r>
+        <w:rPr>
+          <w:rFonts w:ascii="Pretendard" w:cs="Pretendard" w:eastAsia="Pretendard" w:hAnsi="Pretendard"/>
+          <w:b/>
+          <w:bCs/>
+          <w:sz w:val="21"/>
+          <w:szCs w:val="21"/>
+        </w:rPr>
+        <w:t xml:space="preserve">체크리스트 — 나와 부모 사이, 지금 거리는 몇 도인가요? (거리 다이얼 8문항)</w:t>
+      </w:r>
+    </w:p>
+    <w:p>
+      <w:pPr>
+        <w:pStyle w:val="Heading2"/>
+        <w:spacing w:after="100" w:before="240"/>
+      </w:pPr>
+      <w:r>
+        <w:rPr>
+          <w:rFonts w:ascii="Pretendard" w:cs="Pretendard" w:eastAsia="Pretendard" w:hAnsi="Pretendard"/>
+          <w:b/>
+          <w:bCs/>
+          <w:color w:val="8A6A26"/>
+          <w:sz w:val="24"/>
+          <w:szCs w:val="24"/>
+        </w:rPr>
+        <w:t xml:space="preserve">1장. 다 큰 자식이 아직도 부모에게 묶여 있는 이유</w:t>
+      </w:r>
+    </w:p>
+    <w:p>
+      <w:pPr>
+        <w:spacing w:after="120" w:line="320"/>
+      </w:pPr>
+      <w:r>
+        <w:rPr>
+          <w:rFonts w:ascii="Pretendard" w:cs="Pretendard" w:eastAsia="Pretendard" w:hAnsi="Pretendard"/>
+          <w:color w:val="6F625B"/>
+          <w:sz w:val="19"/>
+          <w:szCs w:val="19"/>
+        </w:rPr>
+        <w:t xml:space="preserve">묶여 있는 건 내가 약해서가 아니라, 오래 잘 버텨 왔기 때문이다.</w:t>
+      </w:r>
+    </w:p>
+    <w:p>
+      <w:pPr>
+        <w:spacing w:after="60" w:line="320"/>
+      </w:pPr>
+      <w:r>
+        <w:rPr>
+          <w:rFonts w:ascii="Pretendard" w:cs="Pretendard" w:eastAsia="Pretendard" w:hAnsi="Pretendard"/>
+          <w:b/>
+          <w:bCs/>
+          <w:color w:val="9E1B22"/>
+          <w:sz w:val="21"/>
+          <w:szCs w:val="21"/>
+        </w:rPr>
+        <w:t xml:space="preserve">1  </w:t>
+      </w:r>
+      <w:r>
+        <w:rPr>
+          <w:rFonts w:ascii="Pretendard" w:cs="Pretendard" w:eastAsia="Pretendard" w:hAnsi="Pretendard"/>
+          <w:sz w:val="21"/>
+          <w:szCs w:val="21"/>
+        </w:rPr>
+        <w:t xml:space="preserve">엄마 전화가 무서운 사람은, 너무 잘 받아온 사람이다</w:t>
+      </w:r>
+    </w:p>
+    <w:p>
+      <w:pPr>
+        <w:spacing w:after="60" w:line="320"/>
+      </w:pPr>
+      <w:r>
+        <w:rPr>
+          <w:rFonts w:ascii="Pretendard" w:cs="Pretendard" w:eastAsia="Pretendard" w:hAnsi="Pretendard"/>
+          <w:b/>
+          <w:bCs/>
+          <w:color w:val="9E1B22"/>
+          <w:sz w:val="21"/>
+          <w:szCs w:val="21"/>
+        </w:rPr>
+        <w:t xml:space="preserve">2  </w:t>
+      </w:r>
+      <w:r>
+        <w:rPr>
+          <w:rFonts w:ascii="Pretendard" w:cs="Pretendard" w:eastAsia="Pretendard" w:hAnsi="Pretendard"/>
+          <w:sz w:val="21"/>
+          <w:szCs w:val="21"/>
+        </w:rPr>
+        <w:t xml:space="preserve">"내가 나빠서"라고 믿게 된 아이의 진짜 사정</w:t>
+      </w:r>
+    </w:p>
+    <w:p>
+      <w:pPr>
+        <w:spacing w:after="60" w:line="320"/>
+      </w:pPr>
+      <w:r>
+        <w:rPr>
+          <w:rFonts w:ascii="Pretendard" w:cs="Pretendard" w:eastAsia="Pretendard" w:hAnsi="Pretendard"/>
+          <w:b/>
+          <w:bCs/>
+          <w:color w:val="9E1B22"/>
+          <w:sz w:val="21"/>
+          <w:szCs w:val="21"/>
+        </w:rPr>
+        <w:t xml:space="preserve">3  </w:t>
+      </w:r>
+      <w:r>
+        <w:rPr>
+          <w:rFonts w:ascii="Pretendard" w:cs="Pretendard" w:eastAsia="Pretendard" w:hAnsi="Pretendard"/>
+          <w:sz w:val="21"/>
+          <w:szCs w:val="21"/>
+        </w:rPr>
+        <w:t xml:space="preserve">딸은 미안해서, 아들은 말을 못 해서 — 아들딸이 묶이는 방식은 다르다</w:t>
+      </w:r>
+    </w:p>
+    <w:p>
+      <w:pPr>
+        <w:spacing w:after="60" w:line="320"/>
+      </w:pPr>
+      <w:r>
+        <w:rPr>
+          <w:rFonts w:ascii="Pretendard" w:cs="Pretendard" w:eastAsia="Pretendard" w:hAnsi="Pretendard"/>
+          <w:b/>
+          <w:bCs/>
+          <w:color w:val="9E1B22"/>
+          <w:sz w:val="21"/>
+          <w:szCs w:val="21"/>
+        </w:rPr>
+        <w:t xml:space="preserve">4  </w:t>
+      </w:r>
+      <w:r>
+        <w:rPr>
+          <w:rFonts w:ascii="Pretendard" w:cs="Pretendard" w:eastAsia="Pretendard" w:hAnsi="Pretendard"/>
+          <w:sz w:val="21"/>
+          <w:szCs w:val="21"/>
+        </w:rPr>
+        <w:t xml:space="preserve">효도에는 두 종류가 있다 — 나를 아프게 하는 건 하나뿐이다</w:t>
+      </w:r>
+    </w:p>
+    <w:p>
+      <w:pPr>
+        <w:spacing w:after="60" w:line="320"/>
+      </w:pPr>
+      <w:r>
+        <w:rPr>
+          <w:rFonts w:ascii="Pretendard" w:cs="Pretendard" w:eastAsia="Pretendard" w:hAnsi="Pretendard"/>
+          <w:b/>
+          <w:bCs/>
+          <w:color w:val="9E1B22"/>
+          <w:sz w:val="21"/>
+          <w:szCs w:val="21"/>
+        </w:rPr>
+        <w:t xml:space="preserve">5  </w:t>
+      </w:r>
+      <w:r>
+        <w:rPr>
+          <w:rFonts w:ascii="Pretendard" w:cs="Pretendard" w:eastAsia="Pretendard" w:hAnsi="Pretendard"/>
+          <w:sz w:val="21"/>
+          <w:szCs w:val="21"/>
+        </w:rPr>
+        <w:t xml:space="preserve">연을 끊으면 정말 끝날까?</w:t>
+      </w:r>
+    </w:p>
+    <w:p>
+      <w:pPr>
+        <w:spacing w:after="120" w:line="320"/>
+      </w:pPr>
+      <w:r>
+        <w:rPr>
+          <w:rFonts w:ascii="Pretendard" w:cs="Pretendard" w:eastAsia="Pretendard" w:hAnsi="Pretendard"/>
+          <w:b/>
+          <w:bCs/>
+          <w:color w:val="8A6A26"/>
+          <w:sz w:val="18"/>
+          <w:szCs w:val="18"/>
+        </w:rPr>
+        <w:t xml:space="preserve">✎ 거리 연습 — 지금 내 관계의 온도 적어 보기</w:t>
+      </w:r>
+    </w:p>
+    <w:p>
+      <w:pPr>
+        <w:pStyle w:val="Heading2"/>
+        <w:spacing w:after="100" w:before="240"/>
+      </w:pPr>
+      <w:r>
+        <w:rPr>
+          <w:rFonts w:ascii="Pretendard" w:cs="Pretendard" w:eastAsia="Pretendard" w:hAnsi="Pretendard"/>
+          <w:b/>
+          <w:bCs/>
+          <w:color w:val="8A6A26"/>
+          <w:sz w:val="24"/>
+          <w:szCs w:val="24"/>
+        </w:rPr>
+        <w:t xml:space="preserve">2장. 부모는 왜 그렇게 말할까</w:t>
+      </w:r>
+    </w:p>
+    <w:p>
+      <w:pPr>
+        <w:spacing w:after="120" w:line="320"/>
+      </w:pPr>
+      <w:r>
+        <w:rPr>
+          <w:rFonts w:ascii="Pretendard" w:cs="Pretendard" w:eastAsia="Pretendard" w:hAnsi="Pretendard"/>
+          <w:color w:val="6F625B"/>
+          <w:sz w:val="19"/>
+          <w:szCs w:val="19"/>
+        </w:rPr>
+        <w:t xml:space="preserve">부모의 말버릇을 이해하면 덜 다친다. 이해는 하되 떠안지는 않는다.</w:t>
+      </w:r>
+    </w:p>
+    <w:p>
+      <w:pPr>
+        <w:spacing w:after="60" w:line="320"/>
+      </w:pPr>
+      <w:r>
+        <w:rPr>
+          <w:rFonts w:ascii="Pretendard" w:cs="Pretendard" w:eastAsia="Pretendard" w:hAnsi="Pretendard"/>
+          <w:b/>
+          <w:bCs/>
+          <w:color w:val="9E1B22"/>
+          <w:sz w:val="21"/>
+          <w:szCs w:val="21"/>
+        </w:rPr>
+        <w:t xml:space="preserve">1  </w:t>
+      </w:r>
+      <w:r>
+        <w:rPr>
+          <w:rFonts w:ascii="Pretendard" w:cs="Pretendard" w:eastAsia="Pretendard" w:hAnsi="Pretendard"/>
+          <w:sz w:val="21"/>
+          <w:szCs w:val="21"/>
+        </w:rPr>
+        <w:t xml:space="preserve">"내가 너를 어떻게 키웠는데" — 희생이 청구서가 되는 순간</w:t>
+      </w:r>
+    </w:p>
+    <w:p>
+      <w:pPr>
+        <w:spacing w:after="60" w:line="320"/>
+      </w:pPr>
+      <w:r>
+        <w:rPr>
+          <w:rFonts w:ascii="Pretendard" w:cs="Pretendard" w:eastAsia="Pretendard" w:hAnsi="Pretendard"/>
+          <w:b/>
+          <w:bCs/>
+          <w:color w:val="9E1B22"/>
+          <w:sz w:val="21"/>
+          <w:szCs w:val="21"/>
+        </w:rPr>
+        <w:t xml:space="preserve">2  </w:t>
+      </w:r>
+      <w:r>
+        <w:rPr>
+          <w:rFonts w:ascii="Pretendard" w:cs="Pretendard" w:eastAsia="Pretendard" w:hAnsi="Pretendard"/>
+          <w:sz w:val="21"/>
+          <w:szCs w:val="21"/>
+        </w:rPr>
+        <w:t xml:space="preserve">"다 너 잘되라고 그러는 거야" — 걱정이라는 이름의 통제</w:t>
+      </w:r>
+    </w:p>
+    <w:p>
+      <w:pPr>
+        <w:spacing w:after="60" w:line="320"/>
+      </w:pPr>
+      <w:r>
+        <w:rPr>
+          <w:rFonts w:ascii="Pretendard" w:cs="Pretendard" w:eastAsia="Pretendard" w:hAnsi="Pretendard"/>
+          <w:b/>
+          <w:bCs/>
+          <w:color w:val="9E1B22"/>
+          <w:sz w:val="21"/>
+          <w:szCs w:val="21"/>
+        </w:rPr>
+        <w:t xml:space="preserve">3  </w:t>
+      </w:r>
+      <w:r>
+        <w:rPr>
+          <w:rFonts w:ascii="Pretendard" w:cs="Pretendard" w:eastAsia="Pretendard" w:hAnsi="Pretendard"/>
+          <w:sz w:val="21"/>
+          <w:szCs w:val="21"/>
+        </w:rPr>
+        <w:t xml:space="preserve">"너밖에 없다" — 부모의 부모가 되어 버린 자식</w:t>
+      </w:r>
+    </w:p>
+    <w:p>
+      <w:pPr>
+        <w:spacing w:after="60" w:line="320"/>
+      </w:pPr>
+      <w:r>
+        <w:rPr>
+          <w:rFonts w:ascii="Pretendard" w:cs="Pretendard" w:eastAsia="Pretendard" w:hAnsi="Pretendard"/>
+          <w:b/>
+          <w:bCs/>
+          <w:color w:val="9E1B22"/>
+          <w:sz w:val="21"/>
+          <w:szCs w:val="21"/>
+        </w:rPr>
+        <w:t xml:space="preserve">4  </w:t>
+      </w:r>
+      <w:r>
+        <w:rPr>
+          <w:rFonts w:ascii="Pretendard" w:cs="Pretendard" w:eastAsia="Pretendard" w:hAnsi="Pretendard"/>
+          <w:sz w:val="21"/>
+          <w:szCs w:val="21"/>
+        </w:rPr>
+        <w:t xml:space="preserve">부모도 그 부모에게서 배웠다</w:t>
+      </w:r>
+    </w:p>
+    <w:p>
+      <w:pPr>
+        <w:spacing w:after="60" w:line="320"/>
+      </w:pPr>
+      <w:r>
+        <w:rPr>
+          <w:rFonts w:ascii="Pretendard" w:cs="Pretendard" w:eastAsia="Pretendard" w:hAnsi="Pretendard"/>
+          <w:b/>
+          <w:bCs/>
+          <w:color w:val="9E1B22"/>
+          <w:sz w:val="21"/>
+          <w:szCs w:val="21"/>
+        </w:rPr>
+        <w:t xml:space="preserve">5  </w:t>
+      </w:r>
+      <w:r>
+        <w:rPr>
+          <w:rFonts w:ascii="Pretendard" w:cs="Pretendard" w:eastAsia="Pretendard" w:hAnsi="Pretendard"/>
+          <w:sz w:val="21"/>
+          <w:szCs w:val="21"/>
+        </w:rPr>
+        <w:t xml:space="preserve">부모를 바꾸려 할수록 내가 지치는 이유</w:t>
+      </w:r>
+    </w:p>
+    <w:p>
+      <w:pPr>
+        <w:spacing w:after="120" w:line="320"/>
+      </w:pPr>
+      <w:r>
+        <w:rPr>
+          <w:rFonts w:ascii="Pretendard" w:cs="Pretendard" w:eastAsia="Pretendard" w:hAnsi="Pretendard"/>
+          <w:b/>
+          <w:bCs/>
+          <w:color w:val="8A6A26"/>
+          <w:sz w:val="18"/>
+          <w:szCs w:val="18"/>
+        </w:rPr>
+        <w:t xml:space="preserve">✎ 거리 연습 — 우리 부모 말버릇 사전 만들기</w:t>
+      </w:r>
+    </w:p>
+    <w:p>
+      <w:pPr>
+        <w:pStyle w:val="Heading2"/>
+        <w:spacing w:after="100" w:before="240"/>
+      </w:pPr>
+      <w:r>
+        <w:rPr>
+          <w:rFonts w:ascii="Pretendard" w:cs="Pretendard" w:eastAsia="Pretendard" w:hAnsi="Pretendard"/>
+          <w:b/>
+          <w:bCs/>
+          <w:color w:val="8A6A26"/>
+          <w:sz w:val="24"/>
+          <w:szCs w:val="24"/>
+        </w:rPr>
+        <w:t xml:space="preserve">3장. 미운데 보고 싶은 마음</w:t>
+      </w:r>
+    </w:p>
+    <w:p>
+      <w:pPr>
+        <w:spacing w:after="120" w:line="320"/>
+      </w:pPr>
+      <w:r>
+        <w:rPr>
+          <w:rFonts w:ascii="Pretendard" w:cs="Pretendard" w:eastAsia="Pretendard" w:hAnsi="Pretendard"/>
+          <w:color w:val="6F625B"/>
+          <w:sz w:val="19"/>
+          <w:szCs w:val="19"/>
+        </w:rPr>
+        <w:t xml:space="preserve">감정은 하나로 정리하지 않아도 된다. 이름을 붙이면 다룰 수 있다.</w:t>
+      </w:r>
+    </w:p>
+    <w:p>
+      <w:pPr>
+        <w:spacing w:after="60" w:line="320"/>
+      </w:pPr>
+      <w:r>
+        <w:rPr>
+          <w:rFonts w:ascii="Pretendard" w:cs="Pretendard" w:eastAsia="Pretendard" w:hAnsi="Pretendard"/>
+          <w:b/>
+          <w:bCs/>
+          <w:color w:val="9E1B22"/>
+          <w:sz w:val="21"/>
+          <w:szCs w:val="21"/>
+        </w:rPr>
+        <w:t xml:space="preserve">1  </w:t>
+      </w:r>
+      <w:r>
+        <w:rPr>
+          <w:rFonts w:ascii="Pretendard" w:cs="Pretendard" w:eastAsia="Pretendard" w:hAnsi="Pretendard"/>
+          <w:sz w:val="21"/>
+          <w:szCs w:val="21"/>
+        </w:rPr>
+        <w:t xml:space="preserve">분노 _ 그때 나한테 왜 그랬어?</w:t>
+      </w:r>
+    </w:p>
+    <w:p>
+      <w:pPr>
+        <w:spacing w:after="60" w:line="320"/>
+      </w:pPr>
+      <w:r>
+        <w:rPr>
+          <w:rFonts w:ascii="Pretendard" w:cs="Pretendard" w:eastAsia="Pretendard" w:hAnsi="Pretendard"/>
+          <w:b/>
+          <w:bCs/>
+          <w:color w:val="9E1B22"/>
+          <w:sz w:val="21"/>
+          <w:szCs w:val="21"/>
+        </w:rPr>
+        <w:t xml:space="preserve">2  </w:t>
+      </w:r>
+      <w:r>
+        <w:rPr>
+          <w:rFonts w:ascii="Pretendard" w:cs="Pretendard" w:eastAsia="Pretendard" w:hAnsi="Pretendard"/>
+          <w:sz w:val="21"/>
+          <w:szCs w:val="21"/>
+        </w:rPr>
+        <w:t xml:space="preserve">죄책감 _ "그래도 부모님인데"</w:t>
+      </w:r>
+    </w:p>
+    <w:p>
+      <w:pPr>
+        <w:spacing w:after="60" w:line="320"/>
+      </w:pPr>
+      <w:r>
+        <w:rPr>
+          <w:rFonts w:ascii="Pretendard" w:cs="Pretendard" w:eastAsia="Pretendard" w:hAnsi="Pretendard"/>
+          <w:b/>
+          <w:bCs/>
+          <w:color w:val="9E1B22"/>
+          <w:sz w:val="21"/>
+          <w:szCs w:val="21"/>
+        </w:rPr>
+        <w:t xml:space="preserve">3  </w:t>
+      </w:r>
+      <w:r>
+        <w:rPr>
+          <w:rFonts w:ascii="Pretendard" w:cs="Pretendard" w:eastAsia="Pretendard" w:hAnsi="Pretendard"/>
+          <w:sz w:val="21"/>
+          <w:szCs w:val="21"/>
+        </w:rPr>
+        <w:t xml:space="preserve">불안 _ 멀어지면 나만 나쁜 자식이 될까 봐</w:t>
+      </w:r>
+    </w:p>
+    <w:p>
+      <w:pPr>
+        <w:spacing w:after="60" w:line="320"/>
+      </w:pPr>
+      <w:r>
+        <w:rPr>
+          <w:rFonts w:ascii="Pretendard" w:cs="Pretendard" w:eastAsia="Pretendard" w:hAnsi="Pretendard"/>
+          <w:b/>
+          <w:bCs/>
+          <w:color w:val="9E1B22"/>
+          <w:sz w:val="21"/>
+          <w:szCs w:val="21"/>
+        </w:rPr>
+        <w:t xml:space="preserve">4  </w:t>
+      </w:r>
+      <w:r>
+        <w:rPr>
+          <w:rFonts w:ascii="Pretendard" w:cs="Pretendard" w:eastAsia="Pretendard" w:hAnsi="Pretendard"/>
+          <w:sz w:val="21"/>
+          <w:szCs w:val="21"/>
+        </w:rPr>
+        <w:t xml:space="preserve">그리움 _ 미운데 보고 싶어질 때</w:t>
+      </w:r>
+    </w:p>
+    <w:p>
+      <w:pPr>
+        <w:spacing w:after="120" w:line="320"/>
+      </w:pPr>
+      <w:r>
+        <w:rPr>
+          <w:rFonts w:ascii="Pretendard" w:cs="Pretendard" w:eastAsia="Pretendard" w:hAnsi="Pretendard"/>
+          <w:b/>
+          <w:bCs/>
+          <w:color w:val="8A6A26"/>
+          <w:sz w:val="18"/>
+          <w:szCs w:val="18"/>
+        </w:rPr>
+        <w:t xml:space="preserve">✎ 거리 연습 — 감정에 이름 붙이고 한 줄 쓰기</w:t>
+      </w:r>
+    </w:p>
+    <w:p>
+      <w:pPr>
+        <w:pStyle w:val="Heading2"/>
+        <w:spacing w:after="100" w:before="240"/>
+      </w:pPr>
+      <w:r>
+        <w:rPr>
+          <w:rFonts w:ascii="Pretendard" w:cs="Pretendard" w:eastAsia="Pretendard" w:hAnsi="Pretendard"/>
+          <w:b/>
+          <w:bCs/>
+          <w:color w:val="8A6A26"/>
+          <w:sz w:val="24"/>
+          <w:szCs w:val="24"/>
+        </w:rPr>
+        <w:t xml:space="preserve">4장. 끊지 않고 멀어지는 '거리 다이얼'</w:t>
+      </w:r>
+    </w:p>
+    <w:p>
+      <w:pPr>
+        <w:spacing w:after="120" w:line="320"/>
+      </w:pPr>
+      <w:r>
+        <w:rPr>
+          <w:rFonts w:ascii="Pretendard" w:cs="Pretendard" w:eastAsia="Pretendard" w:hAnsi="Pretendard"/>
+          <w:color w:val="6F625B"/>
+          <w:sz w:val="19"/>
+          <w:szCs w:val="19"/>
+        </w:rPr>
+        <w:t xml:space="preserve">관계는 스위치가 아니라 여러 개의 다이얼이다. 하나씩, 한 칸씩 돌린다.</w:t>
+      </w:r>
+    </w:p>
+    <w:p>
+      <w:pPr>
+        <w:spacing w:after="60" w:line="320"/>
+      </w:pPr>
+      <w:r>
+        <w:rPr>
+          <w:rFonts w:ascii="Pretendard" w:cs="Pretendard" w:eastAsia="Pretendard" w:hAnsi="Pretendard"/>
+          <w:b/>
+          <w:bCs/>
+          <w:color w:val="9E1B22"/>
+          <w:sz w:val="21"/>
+          <w:szCs w:val="21"/>
+        </w:rPr>
+        <w:t xml:space="preserve">1  </w:t>
+      </w:r>
+      <w:r>
+        <w:rPr>
+          <w:rFonts w:ascii="Pretendard" w:cs="Pretendard" w:eastAsia="Pretendard" w:hAnsi="Pretendard"/>
+          <w:sz w:val="21"/>
+          <w:szCs w:val="21"/>
+        </w:rPr>
+        <w:t xml:space="preserve">끊을까 말까 대신, 다이얼 8개를 돌려라</w:t>
+      </w:r>
+    </w:p>
+    <w:p>
+      <w:pPr>
+        <w:spacing w:after="60" w:line="320"/>
+      </w:pPr>
+      <w:r>
+        <w:rPr>
+          <w:rFonts w:ascii="Pretendard" w:cs="Pretendard" w:eastAsia="Pretendard" w:hAnsi="Pretendard"/>
+          <w:b/>
+          <w:bCs/>
+          <w:color w:val="9E1B22"/>
+          <w:sz w:val="21"/>
+          <w:szCs w:val="21"/>
+        </w:rPr>
+        <w:t xml:space="preserve">2  </w:t>
+      </w:r>
+      <w:r>
+        <w:rPr>
+          <w:rFonts w:ascii="Pretendard" w:cs="Pretendard" w:eastAsia="Pretendard" w:hAnsi="Pretendard"/>
+          <w:sz w:val="21"/>
+          <w:szCs w:val="21"/>
+        </w:rPr>
+        <w:t xml:space="preserve">연락에 선을 긋는 법 — 전화 받는 규칙 정하기</w:t>
+      </w:r>
+    </w:p>
+    <w:p>
+      <w:pPr>
+        <w:spacing w:after="60" w:line="320"/>
+      </w:pPr>
+      <w:r>
+        <w:rPr>
+          <w:rFonts w:ascii="Pretendard" w:cs="Pretendard" w:eastAsia="Pretendard" w:hAnsi="Pretendard"/>
+          <w:b/>
+          <w:bCs/>
+          <w:color w:val="9E1B22"/>
+          <w:sz w:val="21"/>
+          <w:szCs w:val="21"/>
+        </w:rPr>
+        <w:t xml:space="preserve">3  </w:t>
+      </w:r>
+      <w:r>
+        <w:rPr>
+          <w:rFonts w:ascii="Pretendard" w:cs="Pretendard" w:eastAsia="Pretendard" w:hAnsi="Pretendard"/>
+          <w:sz w:val="21"/>
+          <w:szCs w:val="21"/>
+        </w:rPr>
+        <w:t xml:space="preserve">돈에 선을 긋는 법 — '키워준 값' 청구서에 답하기</w:t>
+      </w:r>
+    </w:p>
+    <w:p>
+      <w:pPr>
+        <w:spacing w:after="60" w:line="320"/>
+      </w:pPr>
+      <w:r>
+        <w:rPr>
+          <w:rFonts w:ascii="Pretendard" w:cs="Pretendard" w:eastAsia="Pretendard" w:hAnsi="Pretendard"/>
+          <w:b/>
+          <w:bCs/>
+          <w:color w:val="9E1B22"/>
+          <w:sz w:val="21"/>
+          <w:szCs w:val="21"/>
+        </w:rPr>
+        <w:t xml:space="preserve">4  </w:t>
+      </w:r>
+      <w:r>
+        <w:rPr>
+          <w:rFonts w:ascii="Pretendard" w:cs="Pretendard" w:eastAsia="Pretendard" w:hAnsi="Pretendard"/>
+          <w:sz w:val="21"/>
+          <w:szCs w:val="21"/>
+        </w:rPr>
+        <w:t xml:space="preserve">감정에 선을 긋는 법 — 하소연 받이가 되지 않기</w:t>
+      </w:r>
+    </w:p>
+    <w:p>
+      <w:pPr>
+        <w:spacing w:after="60" w:line="320"/>
+      </w:pPr>
+      <w:r>
+        <w:rPr>
+          <w:rFonts w:ascii="Pretendard" w:cs="Pretendard" w:eastAsia="Pretendard" w:hAnsi="Pretendard"/>
+          <w:b/>
+          <w:bCs/>
+          <w:color w:val="9E1B22"/>
+          <w:sz w:val="21"/>
+          <w:szCs w:val="21"/>
+        </w:rPr>
+        <w:t xml:space="preserve">5  </w:t>
+      </w:r>
+      <w:r>
+        <w:rPr>
+          <w:rFonts w:ascii="Pretendard" w:cs="Pretendard" w:eastAsia="Pretendard" w:hAnsi="Pretendard"/>
+          <w:sz w:val="21"/>
+          <w:szCs w:val="21"/>
+        </w:rPr>
+        <w:t xml:space="preserve">결정에 선을 긋는 법 — 결혼·진로·육아에 끼어들 때</w:t>
+      </w:r>
+    </w:p>
+    <w:p>
+      <w:pPr>
+        <w:spacing w:after="60" w:line="320"/>
+      </w:pPr>
+      <w:r>
+        <w:rPr>
+          <w:rFonts w:ascii="Pretendard" w:cs="Pretendard" w:eastAsia="Pretendard" w:hAnsi="Pretendard"/>
+          <w:b/>
+          <w:bCs/>
+          <w:color w:val="9E1B22"/>
+          <w:sz w:val="21"/>
+          <w:szCs w:val="21"/>
+        </w:rPr>
+        <w:t xml:space="preserve">6  </w:t>
+      </w:r>
+      <w:r>
+        <w:rPr>
+          <w:rFonts w:ascii="Pretendard" w:cs="Pretendard" w:eastAsia="Pretendard" w:hAnsi="Pretendard"/>
+          <w:sz w:val="21"/>
+          <w:szCs w:val="21"/>
+        </w:rPr>
+        <w:t xml:space="preserve">명절에 선을 긋는 법 — 48시간 '체류 시간 설계'</w:t>
+      </w:r>
+    </w:p>
+    <w:p>
+      <w:pPr>
+        <w:spacing w:after="120" w:line="320"/>
+      </w:pPr>
+      <w:r>
+        <w:rPr>
+          <w:rFonts w:ascii="Pretendard" w:cs="Pretendard" w:eastAsia="Pretendard" w:hAnsi="Pretendard"/>
+          <w:b/>
+          <w:bCs/>
+          <w:color w:val="8A6A26"/>
+          <w:sz w:val="18"/>
+          <w:szCs w:val="18"/>
+        </w:rPr>
+        <w:t xml:space="preserve">✎ 거리 연습 — 다이얼 하나만 한 칸 돌려 보기</w:t>
+      </w:r>
+    </w:p>
+    <w:p>
+      <w:pPr>
+        <w:pStyle w:val="Heading2"/>
+        <w:spacing w:after="100" w:before="240"/>
+      </w:pPr>
+      <w:r>
+        <w:rPr>
+          <w:rFonts w:ascii="Pretendard" w:cs="Pretendard" w:eastAsia="Pretendard" w:hAnsi="Pretendard"/>
+          <w:b/>
+          <w:bCs/>
+          <w:color w:val="8A6A26"/>
+          <w:sz w:val="24"/>
+          <w:szCs w:val="24"/>
+        </w:rPr>
+        <w:t xml:space="preserve">5장. 부모에게만 통하는 말하기</w:t>
+      </w:r>
+    </w:p>
+    <w:p>
+      <w:pPr>
+        <w:spacing w:after="120" w:line="320"/>
+      </w:pPr>
+      <w:r>
+        <w:rPr>
+          <w:rFonts w:ascii="Pretendard" w:cs="Pretendard" w:eastAsia="Pretendard" w:hAnsi="Pretendard"/>
+          <w:color w:val="6F625B"/>
+          <w:sz w:val="19"/>
+          <w:szCs w:val="19"/>
+        </w:rPr>
+        <w:t xml:space="preserve">부모와의 싸움은 내용보다 말투에서 터진다. 대본은 소리 내어 연습해야 몸에 붙는다.</w:t>
+      </w:r>
+    </w:p>
+    <w:p>
+      <w:pPr>
+        <w:spacing w:after="60" w:line="320"/>
+      </w:pPr>
+      <w:r>
+        <w:rPr>
+          <w:rFonts w:ascii="Pretendard" w:cs="Pretendard" w:eastAsia="Pretendard" w:hAnsi="Pretendard"/>
+          <w:b/>
+          <w:bCs/>
+          <w:color w:val="9E1B22"/>
+          <w:sz w:val="21"/>
+          <w:szCs w:val="21"/>
+        </w:rPr>
+        <w:t xml:space="preserve">1  </w:t>
+      </w:r>
+      <w:r>
+        <w:rPr>
+          <w:rFonts w:ascii="Pretendard" w:cs="Pretendard" w:eastAsia="Pretendard" w:hAnsi="Pretendard"/>
+          <w:sz w:val="21"/>
+          <w:szCs w:val="21"/>
+        </w:rPr>
+        <w:t xml:space="preserve">같은 거절, 다른 말투 — 부모용 3문장 대본</w:t>
+      </w:r>
+    </w:p>
+    <w:p>
+      <w:pPr>
+        <w:spacing w:after="60" w:line="320"/>
+      </w:pPr>
+      <w:r>
+        <w:rPr>
+          <w:rFonts w:ascii="Pretendard" w:cs="Pretendard" w:eastAsia="Pretendard" w:hAnsi="Pretendard"/>
+          <w:b/>
+          <w:bCs/>
+          <w:color w:val="9E1B22"/>
+          <w:sz w:val="21"/>
+          <w:szCs w:val="21"/>
+        </w:rPr>
+        <w:t xml:space="preserve">2  </w:t>
+      </w:r>
+      <w:r>
+        <w:rPr>
+          <w:rFonts w:ascii="Pretendard" w:cs="Pretendard" w:eastAsia="Pretendard" w:hAnsi="Pretendard"/>
+          <w:sz w:val="21"/>
+          <w:szCs w:val="21"/>
+        </w:rPr>
+        <w:t xml:space="preserve">선언하지 말고, 행동으로 보여줘라</w:t>
+      </w:r>
+    </w:p>
+    <w:p>
+      <w:pPr>
+        <w:spacing w:after="60" w:line="320"/>
+      </w:pPr>
+      <w:r>
+        <w:rPr>
+          <w:rFonts w:ascii="Pretendard" w:cs="Pretendard" w:eastAsia="Pretendard" w:hAnsi="Pretendard"/>
+          <w:b/>
+          <w:bCs/>
+          <w:color w:val="9E1B22"/>
+          <w:sz w:val="21"/>
+          <w:szCs w:val="21"/>
+        </w:rPr>
+        <w:t xml:space="preserve">3  </w:t>
+      </w:r>
+      <w:r>
+        <w:rPr>
+          <w:rFonts w:ascii="Pretendard" w:cs="Pretendard" w:eastAsia="Pretendard" w:hAnsi="Pretendard"/>
+          <w:sz w:val="21"/>
+          <w:szCs w:val="21"/>
+        </w:rPr>
+        <w:t xml:space="preserve">다시 끌어당길 때 버티는 '후버링 방어 문장'</w:t>
+      </w:r>
+    </w:p>
+    <w:p>
+      <w:pPr>
+        <w:spacing w:after="60" w:line="320"/>
+      </w:pPr>
+      <w:r>
+        <w:rPr>
+          <w:rFonts w:ascii="Pretendard" w:cs="Pretendard" w:eastAsia="Pretendard" w:hAnsi="Pretendard"/>
+          <w:b/>
+          <w:bCs/>
+          <w:color w:val="9E1B22"/>
+          <w:sz w:val="21"/>
+          <w:szCs w:val="21"/>
+        </w:rPr>
+        <w:t xml:space="preserve">4  </w:t>
+      </w:r>
+      <w:r>
+        <w:rPr>
+          <w:rFonts w:ascii="Pretendard" w:cs="Pretendard" w:eastAsia="Pretendard" w:hAnsi="Pretendard"/>
+          <w:sz w:val="21"/>
+          <w:szCs w:val="21"/>
+        </w:rPr>
+        <w:t xml:space="preserve">"그래도 부모님인데"라는 주변 말에 대답하는 법</w:t>
+      </w:r>
+    </w:p>
+    <w:p>
+      <w:pPr>
+        <w:spacing w:after="60" w:line="320"/>
+      </w:pPr>
+      <w:r>
+        <w:rPr>
+          <w:rFonts w:ascii="Pretendard" w:cs="Pretendard" w:eastAsia="Pretendard" w:hAnsi="Pretendard"/>
+          <w:b/>
+          <w:bCs/>
+          <w:color w:val="9E1B22"/>
+          <w:sz w:val="21"/>
+          <w:szCs w:val="21"/>
+        </w:rPr>
+        <w:t xml:space="preserve">5  </w:t>
+      </w:r>
+      <w:r>
+        <w:rPr>
+          <w:rFonts w:ascii="Pretendard" w:cs="Pretendard" w:eastAsia="Pretendard" w:hAnsi="Pretendard"/>
+          <w:sz w:val="21"/>
+          <w:szCs w:val="21"/>
+        </w:rPr>
+        <w:t xml:space="preserve">배우자가 끼었을 때 — 부부가 먼저 맞추는 '부양 협정'</w:t>
+      </w:r>
+    </w:p>
+    <w:p>
+      <w:pPr>
+        <w:spacing w:after="120" w:line="320"/>
+      </w:pPr>
+      <w:r>
+        <w:rPr>
+          <w:rFonts w:ascii="Pretendard" w:cs="Pretendard" w:eastAsia="Pretendard" w:hAnsi="Pretendard"/>
+          <w:b/>
+          <w:bCs/>
+          <w:color w:val="8A6A26"/>
+          <w:sz w:val="18"/>
+          <w:szCs w:val="18"/>
+        </w:rPr>
+        <w:t xml:space="preserve">✎ 거리 연습 — 거울 앞에서 대본 세 번 읽기</w:t>
+      </w:r>
+    </w:p>
+    <w:p>
+      <w:pPr>
+        <w:pStyle w:val="Heading2"/>
+        <w:spacing w:after="100" w:before="240"/>
+      </w:pPr>
+      <w:r>
+        <w:rPr>
+          <w:rFonts w:ascii="Pretendard" w:cs="Pretendard" w:eastAsia="Pretendard" w:hAnsi="Pretendard"/>
+          <w:b/>
+          <w:bCs/>
+          <w:color w:val="8A6A26"/>
+          <w:sz w:val="24"/>
+          <w:szCs w:val="24"/>
+        </w:rPr>
+        <w:t xml:space="preserve">6장. 상처를 내 다음 관계로 넘기지 않으려면</w:t>
+      </w:r>
+    </w:p>
+    <w:p>
+      <w:pPr>
+        <w:spacing w:after="120" w:line="320"/>
+      </w:pPr>
+      <w:r>
+        <w:rPr>
+          <w:rFonts w:ascii="Pretendard" w:cs="Pretendard" w:eastAsia="Pretendard" w:hAnsi="Pretendard"/>
+          <w:color w:val="6F625B"/>
+          <w:sz w:val="19"/>
+          <w:szCs w:val="19"/>
+        </w:rPr>
+        <w:t xml:space="preserve">대물림은 운명이 아니라 확률이다. 고리를 끊는 사람들에게는 공통점이 있다.</w:t>
+      </w:r>
+    </w:p>
+    <w:p>
+      <w:pPr>
+        <w:spacing w:after="60" w:line="320"/>
+      </w:pPr>
+      <w:r>
+        <w:rPr>
+          <w:rFonts w:ascii="Pretendard" w:cs="Pretendard" w:eastAsia="Pretendard" w:hAnsi="Pretendard"/>
+          <w:b/>
+          <w:bCs/>
+          <w:color w:val="9E1B22"/>
+          <w:sz w:val="21"/>
+          <w:szCs w:val="21"/>
+        </w:rPr>
+        <w:t xml:space="preserve">1  </w:t>
+      </w:r>
+      <w:r>
+        <w:rPr>
+          <w:rFonts w:ascii="Pretendard" w:cs="Pretendard" w:eastAsia="Pretendard" w:hAnsi="Pretendard"/>
+          <w:sz w:val="21"/>
+          <w:szCs w:val="21"/>
+        </w:rPr>
+        <w:t xml:space="preserve">당신의 연애가 자꾸 부모와의 싸움을 닮는 이유</w:t>
+      </w:r>
+    </w:p>
+    <w:p>
+      <w:pPr>
+        <w:spacing w:after="60" w:line="320"/>
+      </w:pPr>
+      <w:r>
+        <w:rPr>
+          <w:rFonts w:ascii="Pretendard" w:cs="Pretendard" w:eastAsia="Pretendard" w:hAnsi="Pretendard"/>
+          <w:b/>
+          <w:bCs/>
+          <w:color w:val="9E1B22"/>
+          <w:sz w:val="21"/>
+          <w:szCs w:val="21"/>
+        </w:rPr>
+        <w:t xml:space="preserve">2  </w:t>
+      </w:r>
+      <w:r>
+        <w:rPr>
+          <w:rFonts w:ascii="Pretendard" w:cs="Pretendard" w:eastAsia="Pretendard" w:hAnsi="Pretendard"/>
+          <w:sz w:val="21"/>
+          <w:szCs w:val="21"/>
+        </w:rPr>
+        <w:t xml:space="preserve">대물림은 운명이 아니라 확률이다</w:t>
+      </w:r>
+    </w:p>
+    <w:p>
+      <w:pPr>
+        <w:spacing w:after="60" w:line="320"/>
+      </w:pPr>
+      <w:r>
+        <w:rPr>
+          <w:rFonts w:ascii="Pretendard" w:cs="Pretendard" w:eastAsia="Pretendard" w:hAnsi="Pretendard"/>
+          <w:b/>
+          <w:bCs/>
+          <w:color w:val="9E1B22"/>
+          <w:sz w:val="21"/>
+          <w:szCs w:val="21"/>
+        </w:rPr>
+        <w:t xml:space="preserve">3  </w:t>
+      </w:r>
+      <w:r>
+        <w:rPr>
+          <w:rFonts w:ascii="Pretendard" w:cs="Pretendard" w:eastAsia="Pretendard" w:hAnsi="Pretendard"/>
+          <w:sz w:val="21"/>
+          <w:szCs w:val="21"/>
+        </w:rPr>
+        <w:t xml:space="preserve">부모를 용서하지 않아도, 내 삶은 시작할 수 있다</w:t>
+      </w:r>
+    </w:p>
+    <w:p>
+      <w:pPr>
+        <w:spacing w:after="60" w:line="320"/>
+      </w:pPr>
+      <w:r>
+        <w:rPr>
+          <w:rFonts w:ascii="Pretendard" w:cs="Pretendard" w:eastAsia="Pretendard" w:hAnsi="Pretendard"/>
+          <w:b/>
+          <w:bCs/>
+          <w:color w:val="9E1B22"/>
+          <w:sz w:val="21"/>
+          <w:szCs w:val="21"/>
+        </w:rPr>
+        <w:t xml:space="preserve">4  </w:t>
+      </w:r>
+      <w:r>
+        <w:rPr>
+          <w:rFonts w:ascii="Pretendard" w:cs="Pretendard" w:eastAsia="Pretendard" w:hAnsi="Pretendard"/>
+          <w:sz w:val="21"/>
+          <w:szCs w:val="21"/>
+        </w:rPr>
+        <w:t xml:space="preserve">거리 두기로 안 되는 관계도 있다 — 끊어야 할 때와 도움받을 곳</w:t>
+      </w:r>
+    </w:p>
+    <w:p>
+      <w:pPr>
+        <w:spacing w:after="120" w:line="320"/>
+      </w:pPr>
+      <w:r>
+        <w:rPr>
+          <w:rFonts w:ascii="Pretendard" w:cs="Pretendard" w:eastAsia="Pretendard" w:hAnsi="Pretendard"/>
+          <w:b/>
+          <w:bCs/>
+          <w:color w:val="8A6A26"/>
+          <w:sz w:val="18"/>
+          <w:szCs w:val="18"/>
+        </w:rPr>
+        <w:t xml:space="preserve">✎ 거리 연습 — 나를 지지해 줄 한 사람 적기</w:t>
+      </w:r>
+    </w:p>
+    <w:p>
+      <w:pPr>
+        <w:pStyle w:val="Heading2"/>
+        <w:spacing w:after="100" w:before="240"/>
+      </w:pPr>
+      <w:r>
+        <w:rPr>
+          <w:rFonts w:ascii="Pretendard" w:cs="Pretendard" w:eastAsia="Pretendard" w:hAnsi="Pretendard"/>
+          <w:b/>
+          <w:bCs/>
+          <w:color w:val="8A6A26"/>
+          <w:sz w:val="24"/>
+          <w:szCs w:val="24"/>
+        </w:rPr>
+        <w:t xml:space="preserve">7장. 거리를 찾은 아들딸 다섯 명의 이야기  [원료 필요]</w:t>
+      </w:r>
+    </w:p>
+    <w:p>
+      <w:pPr>
+        <w:spacing w:after="120" w:line="320"/>
+      </w:pPr>
+      <w:r>
+        <w:rPr>
+          <w:rFonts w:ascii="Pretendard" w:cs="Pretendard" w:eastAsia="Pretendard" w:hAnsi="Pretendard"/>
+          <w:color w:val="6F625B"/>
+          <w:sz w:val="19"/>
+          <w:szCs w:val="19"/>
+        </w:rPr>
+        <w:t xml:space="preserve">실제 사례로 앞의 다이얼과 대본이 어떻게 쓰였는지 보여준다.</w:t>
+      </w:r>
+    </w:p>
+    <w:p>
+      <w:pPr>
+        <w:spacing w:after="60" w:line="320"/>
+      </w:pPr>
+      <w:r>
+        <w:rPr>
+          <w:rFonts w:ascii="Pretendard" w:cs="Pretendard" w:eastAsia="Pretendard" w:hAnsi="Pretendard"/>
+          <w:b/>
+          <w:bCs/>
+          <w:color w:val="9E1B22"/>
+          <w:sz w:val="21"/>
+          <w:szCs w:val="21"/>
+        </w:rPr>
+        <w:t xml:space="preserve">1  </w:t>
+      </w:r>
+      <w:r>
+        <w:rPr>
+          <w:rFonts w:ascii="Pretendard" w:cs="Pretendard" w:eastAsia="Pretendard" w:hAnsi="Pretendard"/>
+          <w:sz w:val="21"/>
+          <w:szCs w:val="21"/>
+        </w:rPr>
+        <w:t xml:space="preserve">사례 1 (딸) "엄마 하소연을 매일 밤 두 시간씩 들었어요"</w:t>
+      </w:r>
+    </w:p>
+    <w:p>
+      <w:pPr>
+        <w:spacing w:after="60" w:line="320"/>
+      </w:pPr>
+      <w:r>
+        <w:rPr>
+          <w:rFonts w:ascii="Pretendard" w:cs="Pretendard" w:eastAsia="Pretendard" w:hAnsi="Pretendard"/>
+          <w:b/>
+          <w:bCs/>
+          <w:color w:val="9E1B22"/>
+          <w:sz w:val="21"/>
+          <w:szCs w:val="21"/>
+        </w:rPr>
+        <w:t xml:space="preserve">2  </w:t>
+      </w:r>
+      <w:r>
+        <w:rPr>
+          <w:rFonts w:ascii="Pretendard" w:cs="Pretendard" w:eastAsia="Pretendard" w:hAnsi="Pretendard"/>
+          <w:sz w:val="21"/>
+          <w:szCs w:val="21"/>
+        </w:rPr>
+        <w:t xml:space="preserve">사례 2 (아들) "아버지가 매달 돈을 보내라고 해요"</w:t>
+      </w:r>
+    </w:p>
+    <w:p>
+      <w:pPr>
+        <w:spacing w:after="60" w:line="320"/>
+      </w:pPr>
+      <w:r>
+        <w:rPr>
+          <w:rFonts w:ascii="Pretendard" w:cs="Pretendard" w:eastAsia="Pretendard" w:hAnsi="Pretendard"/>
+          <w:b/>
+          <w:bCs/>
+          <w:color w:val="9E1B22"/>
+          <w:sz w:val="21"/>
+          <w:szCs w:val="21"/>
+        </w:rPr>
+        <w:t xml:space="preserve">3  </w:t>
+      </w:r>
+      <w:r>
+        <w:rPr>
+          <w:rFonts w:ascii="Pretendard" w:cs="Pretendard" w:eastAsia="Pretendard" w:hAnsi="Pretendard"/>
+          <w:sz w:val="21"/>
+          <w:szCs w:val="21"/>
+        </w:rPr>
+        <w:t xml:space="preserve">사례 3 (딸) "결혼하고 나서도 엄마가 살림에 간섭해요"</w:t>
+      </w:r>
+    </w:p>
+    <w:p>
+      <w:pPr>
+        <w:spacing w:after="60" w:line="320"/>
+      </w:pPr>
+      <w:r>
+        <w:rPr>
+          <w:rFonts w:ascii="Pretendard" w:cs="Pretendard" w:eastAsia="Pretendard" w:hAnsi="Pretendard"/>
+          <w:b/>
+          <w:bCs/>
+          <w:color w:val="9E1B22"/>
+          <w:sz w:val="21"/>
+          <w:szCs w:val="21"/>
+        </w:rPr>
+        <w:t xml:space="preserve">4  </w:t>
+      </w:r>
+      <w:r>
+        <w:rPr>
+          <w:rFonts w:ascii="Pretendard" w:cs="Pretendard" w:eastAsia="Pretendard" w:hAnsi="Pretendard"/>
+          <w:sz w:val="21"/>
+          <w:szCs w:val="21"/>
+        </w:rPr>
+        <w:t xml:space="preserve">사례 4 (아들) "끊고 싶은데, 끊으면 내가 나쁜 놈 같아요"</w:t>
+      </w:r>
+    </w:p>
+    <w:p>
+      <w:pPr>
+        <w:spacing w:after="60" w:line="320"/>
+      </w:pPr>
+      <w:r>
+        <w:rPr>
+          <w:rFonts w:ascii="Pretendard" w:cs="Pretendard" w:eastAsia="Pretendard" w:hAnsi="Pretendard"/>
+          <w:b/>
+          <w:bCs/>
+          <w:color w:val="9E1B22"/>
+          <w:sz w:val="21"/>
+          <w:szCs w:val="21"/>
+        </w:rPr>
+        <w:t xml:space="preserve">5  </w:t>
+      </w:r>
+      <w:r>
+        <w:rPr>
+          <w:rFonts w:ascii="Pretendard" w:cs="Pretendard" w:eastAsia="Pretendard" w:hAnsi="Pretendard"/>
+          <w:sz w:val="21"/>
+          <w:szCs w:val="21"/>
+        </w:rPr>
+        <w:t xml:space="preserve">사례 5 (외동) "명절마다 본가에 가는 게 무서워요"</w:t>
+      </w:r>
+    </w:p>
+    <w:p>
+      <w:pPr>
+        <w:spacing w:after="120" w:line="320"/>
+      </w:pPr>
+      <w:r>
+        <w:rPr>
+          <w:rFonts w:ascii="Pretendard" w:cs="Pretendard" w:eastAsia="Pretendard" w:hAnsi="Pretendard"/>
+          <w:b/>
+          <w:bCs/>
+          <w:sz w:val="21"/>
+          <w:szCs w:val="21"/>
+        </w:rPr>
+        <w:t xml:space="preserve">닫는 편지 — 거리는 벌이 아니라, 오래 곁에 있기 위한 숨 고르기</w:t>
+      </w:r>
+    </w:p>
+    <w:p>
+      <w:pPr>
+        <w:spacing w:after="120" w:line="320"/>
+      </w:pPr>
+      <w:r>
+        <w:rPr>
+          <w:rFonts w:ascii="Pretendard" w:cs="Pretendard" w:eastAsia="Pretendard" w:hAnsi="Pretendard"/>
+          <w:b/>
+          <w:bCs/>
+          <w:sz w:val="21"/>
+          <w:szCs w:val="21"/>
+        </w:rPr>
+        <w:t xml:space="preserve">부록 1 — 아들딸의 거리 권리 10조</w:t>
+      </w:r>
+    </w:p>
+    <w:p>
+      <w:pPr>
+        <w:spacing w:after="120" w:line="320"/>
+      </w:pPr>
+      <w:r>
+        <w:rPr>
+          <w:rFonts w:ascii="Pretendard" w:cs="Pretendard" w:eastAsia="Pretendard" w:hAnsi="Pretendard"/>
+          <w:b/>
+          <w:bCs/>
+          <w:sz w:val="21"/>
+          <w:szCs w:val="21"/>
+        </w:rPr>
+        <w:t xml:space="preserve">부록 2 — 부모에게 보내는 문자 템플릿 10</w:t>
+      </w:r>
+    </w:p>
+    <w:p>
+      <w:pPr>
+        <w:pStyle w:val="Heading1"/>
+        <w:spacing w:after="160" w:before="360"/>
+      </w:pPr>
+      <w:r>
+        <w:rPr>
+          <w:rFonts w:ascii="Pretendard" w:cs="Pretendard" w:eastAsia="Pretendard" w:hAnsi="Pretendard"/>
+          <w:b/>
+          <w:bCs/>
+          <w:color w:val="9E1B22"/>
+          <w:sz w:val="24"/>
+          <w:szCs w:val="24"/>
+        </w:rPr>
+        <w:t xml:space="preserve">A-12  </w:t>
+      </w:r>
+      <w:r>
+        <w:rPr>
+          <w:rFonts w:ascii="Pretendard" w:cs="Pretendard" w:eastAsia="Pretendard" w:hAnsi="Pretendard"/>
+          <w:b/>
+          <w:bCs/>
+          <w:sz w:val="30"/>
+          <w:szCs w:val="30"/>
+        </w:rPr>
+        <w:t xml:space="preserve">상세페이지 테스트 · 범프딜</w:t>
+      </w:r>
+    </w:p>
+    <w:p>
+      <w:pPr>
+        <w:spacing w:after="120" w:line="320"/>
+      </w:pPr>
+      <w:r>
+        <w:rPr>
+          <w:rFonts w:ascii="Pretendard" w:cs="Pretendard" w:eastAsia="Pretendard" w:hAnsi="Pretendard"/>
+          <w:sz w:val="21"/>
+          <w:szCs w:val="21"/>
+        </w:rPr>
+        <w:t xml:space="preserve">내 얘긴데: 여는 편지, 1장 1·2·3꼭지, 3장 전체, 7장 사례  /  너무 궁금하다: 체크리스트, 1장 4·5꼭지, 2장 전체, 4장 1꼭지, 6장 2꼭지  /  안 사고는 못 배기겠다: 4장 2~6꼭지(영역별 선 긋기), 5장 전체(대본), 부록 2</w:t>
+      </w:r>
+    </w:p>
+    <w:p>
+      <w:pPr>
+        <w:spacing w:after="120" w:line="320"/>
+      </w:pPr>
+      <w:r>
+        <w:rPr>
+          <w:rFonts w:ascii="Pretendard" w:cs="Pretendard" w:eastAsia="Pretendard" w:hAnsi="Pretendard"/>
+          <w:color w:val="6F625B"/>
+          <w:sz w:val="18"/>
+          <w:szCs w:val="18"/>
+        </w:rPr>
+        <w:t xml:space="preserve">경쟁작 문법을 그대로 가져옴: 대사형 꼭지(2장, 7장), '감정명 _ 속마음'(3장, 가야마), 'OO에 선을 긋는 법' 반복(4장, 가와시마), 사례 대사 제목(7장, 가와시마·포워드), 장마다 실습 박스(가야마·깁슨), 권리장전 부록(깁슨). 민감 주제라 도발형은 뺐다. 네이밍 3개('거리 다이얼'·'체류 시간 설계'·'후버링 방어 문장') + 1개('부양 협정').</w:t>
+      </w:r>
+    </w:p>
+    <w:p>
+      <w:pPr>
+        <w:pStyle w:val="Heading2"/>
+        <w:spacing w:after="100" w:before="240"/>
+      </w:pPr>
+      <w:r>
+        <w:rPr>
+          <w:rFonts w:ascii="Pretendard" w:cs="Pretendard" w:eastAsia="Pretendard" w:hAnsi="Pretendard"/>
+          <w:b/>
+          <w:bCs/>
+          <w:color w:val="8A6A26"/>
+          <w:sz w:val="24"/>
+          <w:szCs w:val="24"/>
+        </w:rPr>
+        <w:t xml:space="preserve">범프딜 후보</w:t>
+      </w:r>
+    </w:p>
+    <w:p>
+      <w:pPr>
+        <w:pStyle w:val="ListParagraph"/>
+        <w:numPr>
+          <w:ilvl w:val="0"/>
+          <w:numId w:val="1"/>
+        </w:numPr>
+        <w:spacing w:after="60"/>
+      </w:pPr>
+      <w:r>
+        <w:rPr>
+          <w:rFonts w:ascii="Pretendard" w:cs="Pretendard" w:eastAsia="Pretendard" w:hAnsi="Pretendard"/>
+          <w:sz w:val="21"/>
+          <w:szCs w:val="21"/>
+        </w:rPr>
+        <w:t xml:space="preserve">부양 협정서 — 배우자와 부모 부양 금액·빈도·역할 합의 템플릿</w:t>
+      </w:r>
+    </w:p>
+    <w:p>
+      <w:pPr>
+        <w:pStyle w:val="ListParagraph"/>
+        <w:numPr>
+          <w:ilvl w:val="0"/>
+          <w:numId w:val="1"/>
+        </w:numPr>
+        <w:spacing w:after="60"/>
+      </w:pPr>
+      <w:r>
+        <w:rPr>
+          <w:rFonts w:ascii="Pretendard" w:cs="Pretendard" w:eastAsia="Pretendard" w:hAnsi="Pretendard"/>
+          <w:sz w:val="21"/>
+          <w:szCs w:val="21"/>
+        </w:rPr>
+        <w:t xml:space="preserve">명절 대본집 — 질문별 빠져나오는 문장 50</w:t>
+      </w:r>
+    </w:p>
+    <w:p>
+      <w:pPr>
+        <w:pStyle w:val="ListParagraph"/>
+        <w:numPr>
+          <w:ilvl w:val="0"/>
+          <w:numId w:val="1"/>
+        </w:numPr>
+        <w:spacing w:after="60"/>
+      </w:pPr>
+      <w:r>
+        <w:rPr>
+          <w:rFonts w:ascii="Pretendard" w:cs="Pretendard" w:eastAsia="Pretendard" w:hAnsi="Pretendard"/>
+          <w:sz w:val="21"/>
+          <w:szCs w:val="21"/>
+        </w:rPr>
+        <w:t xml:space="preserve">부모에게 보내는 '거리 통보 문자' 템플릿 30</w:t>
       </w:r>
     </w:p>
     <w:p>
@@ -20741,7 +23081,7 @@
             <w:pPr>
               <w:spacing w:after="0"/>
             </w:pPr>
-            <w:hyperlink w:history="1" r:id="rIdfux1mptbhtqdl8nukoye0">
+            <w:hyperlink w:history="1" r:id="rIdcjfs2lquv3moq5uz1kzsi">
               <w:r>
                 <w:rPr>
                   <w:rFonts w:ascii="Pretendard" w:cs="Pretendard" w:eastAsia="Pretendard" w:hAnsi="Pretendard"/>
@@ -20837,7 +23177,7 @@
             <w:pPr>
               <w:spacing w:after="0"/>
             </w:pPr>
-            <w:hyperlink w:history="1" r:id="rIdg7yh_vqih82azmurvml23">
+            <w:hyperlink w:history="1" r:id="rId568q9kcrdfjyiswc6o6wz">
               <w:r>
                 <w:rPr>
                   <w:rFonts w:ascii="Pretendard" w:cs="Pretendard" w:eastAsia="Pretendard" w:hAnsi="Pretendard"/>
@@ -20933,7 +23273,7 @@
             <w:pPr>
               <w:spacing w:after="0"/>
             </w:pPr>
-            <w:hyperlink w:history="1" r:id="rIdjwk6ievfngmoxv6uuba6c">
+            <w:hyperlink w:history="1" r:id="rIdhgonsqy5tabiie0blmajb">
               <w:r>
                 <w:rPr>
                   <w:rFonts w:ascii="Pretendard" w:cs="Pretendard" w:eastAsia="Pretendard" w:hAnsi="Pretendard"/>
@@ -21029,7 +23369,7 @@
             <w:pPr>
               <w:spacing w:after="0"/>
             </w:pPr>
-            <w:hyperlink w:history="1" r:id="rIdxshwlwg5kjqmtx3f6lbo5">
+            <w:hyperlink w:history="1" r:id="rIdumgahcnajxatgsvnr3ctn">
               <w:r>
                 <w:rPr>
                   <w:rFonts w:ascii="Pretendard" w:cs="Pretendard" w:eastAsia="Pretendard" w:hAnsi="Pretendard"/>
@@ -21125,7 +23465,7 @@
             <w:pPr>
               <w:spacing w:after="0"/>
             </w:pPr>
-            <w:hyperlink w:history="1" r:id="rIdwtek1wz0pczbmdvayrrok">
+            <w:hyperlink w:history="1" r:id="rIdpb3lamm9lj2316lv3gnr6">
               <w:r>
                 <w:rPr>
                   <w:rFonts w:ascii="Pretendard" w:cs="Pretendard" w:eastAsia="Pretendard" w:hAnsi="Pretendard"/>
@@ -21221,7 +23561,7 @@
             <w:pPr>
               <w:spacing w:after="0"/>
             </w:pPr>
-            <w:hyperlink w:history="1" r:id="rIdvicu_2ffwjlyelhluvedt">
+            <w:hyperlink w:history="1" r:id="rIdnlub5nbbsemvkcdfztak1">
               <w:r>
                 <w:rPr>
                   <w:rFonts w:ascii="Pretendard" w:cs="Pretendard" w:eastAsia="Pretendard" w:hAnsi="Pretendard"/>
@@ -21317,7 +23657,7 @@
             <w:pPr>
               <w:spacing w:after="0"/>
             </w:pPr>
-            <w:hyperlink w:history="1" r:id="rIdxzy8hgk65ukoodpb-5doj">
+            <w:hyperlink w:history="1" r:id="rIdatxxjjgmwaa5huhghn9__">
               <w:r>
                 <w:rPr>
                   <w:rFonts w:ascii="Pretendard" w:cs="Pretendard" w:eastAsia="Pretendard" w:hAnsi="Pretendard"/>
@@ -21413,7 +23753,7 @@
             <w:pPr>
               <w:spacing w:after="0"/>
             </w:pPr>
-            <w:hyperlink w:history="1" r:id="rIdbkdprvwehwb2k3-7ayanb">
+            <w:hyperlink w:history="1" r:id="rIdtskqbdlrlku9hbmjdzqyb">
               <w:r>
                 <w:rPr>
                   <w:rFonts w:ascii="Pretendard" w:cs="Pretendard" w:eastAsia="Pretendard" w:hAnsi="Pretendard"/>
@@ -21509,7 +23849,7 @@
             <w:pPr>
               <w:spacing w:after="0"/>
             </w:pPr>
-            <w:hyperlink w:history="1" r:id="rIdzfg2l6rxlhq0i_unwzjyx">
+            <w:hyperlink w:history="1" r:id="rIdc-civhdsimtqu5xgwwu1n">
               <w:r>
                 <w:rPr>
                   <w:rFonts w:ascii="Pretendard" w:cs="Pretendard" w:eastAsia="Pretendard" w:hAnsi="Pretendard"/>
@@ -21605,7 +23945,7 @@
             <w:pPr>
               <w:spacing w:after="0"/>
             </w:pPr>
-            <w:hyperlink w:history="1" r:id="rId1jftdlpjqqx6x7noqvb_q">
+            <w:hyperlink w:history="1" r:id="rIdigzaodppvkutsvrsw3pc_">
               <w:r>
                 <w:rPr>
                   <w:rFonts w:ascii="Pretendard" w:cs="Pretendard" w:eastAsia="Pretendard" w:hAnsi="Pretendard"/>
@@ -21701,7 +24041,7 @@
             <w:pPr>
               <w:spacing w:after="0"/>
             </w:pPr>
-            <w:hyperlink w:history="1" r:id="rIdn4emfxledxsk70kws2q15">
+            <w:hyperlink w:history="1" r:id="rIdhvjmaod1nhc67ljsns5a_">
               <w:r>
                 <w:rPr>
                   <w:rFonts w:ascii="Pretendard" w:cs="Pretendard" w:eastAsia="Pretendard" w:hAnsi="Pretendard"/>
@@ -21797,7 +24137,7 @@
             <w:pPr>
               <w:spacing w:after="0"/>
             </w:pPr>
-            <w:hyperlink w:history="1" r:id="rIdn0pnlozsfofdihgy-dr0m">
+            <w:hyperlink w:history="1" r:id="rIdmb5bpu1t0svepxxnuhgbe">
               <w:r>
                 <w:rPr>
                   <w:rFonts w:ascii="Pretendard" w:cs="Pretendard" w:eastAsia="Pretendard" w:hAnsi="Pretendard"/>
@@ -21893,7 +24233,7 @@
             <w:pPr>
               <w:spacing w:after="0"/>
             </w:pPr>
-            <w:hyperlink w:history="1" r:id="rIdlc66zdi4_lf-uo0svn0dc">
+            <w:hyperlink w:history="1" r:id="rIdnkrojv9k98bw1rcsps_w_">
               <w:r>
                 <w:rPr>
                   <w:rFonts w:ascii="Pretendard" w:cs="Pretendard" w:eastAsia="Pretendard" w:hAnsi="Pretendard"/>
@@ -21989,7 +24329,7 @@
             <w:pPr>
               <w:spacing w:after="0"/>
             </w:pPr>
-            <w:hyperlink w:history="1" r:id="rId_7wfvbrjjsbu8abkjsgs6">
+            <w:hyperlink w:history="1" r:id="rId7fn-tag6-ugfluu21wru5">
               <w:r>
                 <w:rPr>
                   <w:rFonts w:ascii="Pretendard" w:cs="Pretendard" w:eastAsia="Pretendard" w:hAnsi="Pretendard"/>
@@ -22085,7 +24425,7 @@
             <w:pPr>
               <w:spacing w:after="0"/>
             </w:pPr>
-            <w:hyperlink w:history="1" r:id="rId148zilc9tayzvkxxykoe5">
+            <w:hyperlink w:history="1" r:id="rIdaa09pykjhnh1yr9a9nswd">
               <w:r>
                 <w:rPr>
                   <w:rFonts w:ascii="Pretendard" w:cs="Pretendard" w:eastAsia="Pretendard" w:hAnsi="Pretendard"/>
@@ -22181,7 +24521,7 @@
             <w:pPr>
               <w:spacing w:after="0"/>
             </w:pPr>
-            <w:hyperlink w:history="1" r:id="rIdrjxag7ikq8kc2qvzlza-b">
+            <w:hyperlink w:history="1" r:id="rIdcam2pcl8zbxyaniqrlqlh">
               <w:r>
                 <w:rPr>
                   <w:rFonts w:ascii="Pretendard" w:cs="Pretendard" w:eastAsia="Pretendard" w:hAnsi="Pretendard"/>
@@ -22277,7 +24617,7 @@
             <w:pPr>
               <w:spacing w:after="0"/>
             </w:pPr>
-            <w:hyperlink w:history="1" r:id="rIdpz7o72vzsqvx66upsiat7">
+            <w:hyperlink w:history="1" r:id="rId_sqna7mv-smxregqc3shf">
               <w:r>
                 <w:rPr>
                   <w:rFonts w:ascii="Pretendard" w:cs="Pretendard" w:eastAsia="Pretendard" w:hAnsi="Pretendard"/>
@@ -22373,7 +24713,7 @@
             <w:pPr>
               <w:spacing w:after="0"/>
             </w:pPr>
-            <w:hyperlink w:history="1" r:id="rIdw0_enlpyu6kozuhp0o8qm">
+            <w:hyperlink w:history="1" r:id="rIdvt-dzliv4ahzld8fbnuzx">
               <w:r>
                 <w:rPr>
                   <w:rFonts w:ascii="Pretendard" w:cs="Pretendard" w:eastAsia="Pretendard" w:hAnsi="Pretendard"/>
@@ -22469,7 +24809,7 @@
             <w:pPr>
               <w:spacing w:after="0"/>
             </w:pPr>
-            <w:hyperlink w:history="1" r:id="rIdjt5nmg5blov3jx7gbziq1">
+            <w:hyperlink w:history="1" r:id="rIdfhr3chlqgefvt8ca_w6ru">
               <w:r>
                 <w:rPr>
                   <w:rFonts w:ascii="Pretendard" w:cs="Pretendard" w:eastAsia="Pretendard" w:hAnsi="Pretendard"/>
@@ -22565,7 +24905,7 @@
             <w:pPr>
               <w:spacing w:after="0"/>
             </w:pPr>
-            <w:hyperlink w:history="1" r:id="rIdqtx1i8ibi8hn6ql2fkm44">
+            <w:hyperlink w:history="1" r:id="rIdyct6xhm8cvdg05oxha7h5">
               <w:r>
                 <w:rPr>
                   <w:rFonts w:ascii="Pretendard" w:cs="Pretendard" w:eastAsia="Pretendard" w:hAnsi="Pretendard"/>
@@ -22661,7 +25001,7 @@
             <w:pPr>
               <w:spacing w:after="0"/>
             </w:pPr>
-            <w:hyperlink w:history="1" r:id="rIdrqib0hj3qwrodzxfbwite">
+            <w:hyperlink w:history="1" r:id="rIdc9jv87w1hobb-oux9qvcm">
               <w:r>
                 <w:rPr>
                   <w:rFonts w:ascii="Pretendard" w:cs="Pretendard" w:eastAsia="Pretendard" w:hAnsi="Pretendard"/>
@@ -22757,7 +25097,7 @@
             <w:pPr>
               <w:spacing w:after="0"/>
             </w:pPr>
-            <w:hyperlink w:history="1" r:id="rIdkmvhcstksxjhjeuxhs1sd">
+            <w:hyperlink w:history="1" r:id="rIdec3lqanmeprrxw7ybvvnr">
               <w:r>
                 <w:rPr>
                   <w:rFonts w:ascii="Pretendard" w:cs="Pretendard" w:eastAsia="Pretendard" w:hAnsi="Pretendard"/>
@@ -22853,7 +25193,7 @@
             <w:pPr>
               <w:spacing w:after="0"/>
             </w:pPr>
-            <w:hyperlink w:history="1" r:id="rIdwgzuoweqtsudsdeeb5rjr">
+            <w:hyperlink w:history="1" r:id="rIdwq0cv8_mk33b_wrk8hyum">
               <w:r>
                 <w:rPr>
                   <w:rFonts w:ascii="Pretendard" w:cs="Pretendard" w:eastAsia="Pretendard" w:hAnsi="Pretendard"/>
@@ -22949,7 +25289,7 @@
             <w:pPr>
               <w:spacing w:after="0"/>
             </w:pPr>
-            <w:hyperlink w:history="1" r:id="rIdofoxynj85sj_ys2orvi28">
+            <w:hyperlink w:history="1" r:id="rIdf_s4ev5e03ts4ibljzii-">
               <w:r>
                 <w:rPr>
                   <w:rFonts w:ascii="Pretendard" w:cs="Pretendard" w:eastAsia="Pretendard" w:hAnsi="Pretendard"/>
@@ -23045,7 +25385,7 @@
             <w:pPr>
               <w:spacing w:after="0"/>
             </w:pPr>
-            <w:hyperlink w:history="1" r:id="rId5kekipw7vp0k3jyoqdw-b">
+            <w:hyperlink w:history="1" r:id="rIdttkxwnmdizy2wlq9tooni">
               <w:r>
                 <w:rPr>
                   <w:rFonts w:ascii="Pretendard" w:cs="Pretendard" w:eastAsia="Pretendard" w:hAnsi="Pretendard"/>
@@ -23141,7 +25481,7 @@
             <w:pPr>
               <w:spacing w:after="0"/>
             </w:pPr>
-            <w:hyperlink w:history="1" r:id="rIdpij4shfffqp48p_hyziuv">
+            <w:hyperlink w:history="1" r:id="rId7pd731ycwfdwdz46mmwec">
               <w:r>
                 <w:rPr>
                   <w:rFonts w:ascii="Pretendard" w:cs="Pretendard" w:eastAsia="Pretendard" w:hAnsi="Pretendard"/>
@@ -23237,7 +25577,7 @@
             <w:pPr>
               <w:spacing w:after="0"/>
             </w:pPr>
-            <w:hyperlink w:history="1" r:id="rIdsc6ucrh_ctgwqwlunkn9s">
+            <w:hyperlink w:history="1" r:id="rIdvk3qp1mlezn-og6qk7m22">
               <w:r>
                 <w:rPr>
                   <w:rFonts w:ascii="Pretendard" w:cs="Pretendard" w:eastAsia="Pretendard" w:hAnsi="Pretendard"/>
@@ -23333,7 +25673,7 @@
             <w:pPr>
               <w:spacing w:after="0"/>
             </w:pPr>
-            <w:hyperlink w:history="1" r:id="rIdzhe5pwrbp6w3w4mdp8qzy">
+            <w:hyperlink w:history="1" r:id="rId6bxfzdj1q4eh_j9tdvvjv">
               <w:r>
                 <w:rPr>
                   <w:rFonts w:ascii="Pretendard" w:cs="Pretendard" w:eastAsia="Pretendard" w:hAnsi="Pretendard"/>
@@ -23429,7 +25769,7 @@
             <w:pPr>
               <w:spacing w:after="0"/>
             </w:pPr>
-            <w:hyperlink w:history="1" r:id="rIds1korw6ni6dam1xdv3l6m">
+            <w:hyperlink w:history="1" r:id="rId4ftmzrv4f-xlatext4uvh">
               <w:r>
                 <w:rPr>
                   <w:rFonts w:ascii="Pretendard" w:cs="Pretendard" w:eastAsia="Pretendard" w:hAnsi="Pretendard"/>
@@ -23525,7 +25865,7 @@
             <w:pPr>
               <w:spacing w:after="0"/>
             </w:pPr>
-            <w:hyperlink w:history="1" r:id="rId9xhmohtahpgjqryme5jj8">
+            <w:hyperlink w:history="1" r:id="rId3ucmxc5onto1vs6qy3mnv">
               <w:r>
                 <w:rPr>
                   <w:rFonts w:ascii="Pretendard" w:cs="Pretendard" w:eastAsia="Pretendard" w:hAnsi="Pretendard"/>
@@ -23621,7 +25961,7 @@
             <w:pPr>
               <w:spacing w:after="0"/>
             </w:pPr>
-            <w:hyperlink w:history="1" r:id="rIdlr1abqlrrsxgtrefcyguz">
+            <w:hyperlink w:history="1" r:id="rIdvivqywczdfqsqcft4il7u">
               <w:r>
                 <w:rPr>
                   <w:rFonts w:ascii="Pretendard" w:cs="Pretendard" w:eastAsia="Pretendard" w:hAnsi="Pretendard"/>
@@ -23717,7 +26057,7 @@
             <w:pPr>
               <w:spacing w:after="0"/>
             </w:pPr>
-            <w:hyperlink w:history="1" r:id="rIdfmuzi-_w2jt4vj3xxtvxt">
+            <w:hyperlink w:history="1" r:id="rIdzhv-x9qqsigjyxavp81tq">
               <w:r>
                 <w:rPr>
                   <w:rFonts w:ascii="Pretendard" w:cs="Pretendard" w:eastAsia="Pretendard" w:hAnsi="Pretendard"/>
@@ -23813,7 +26153,7 @@
             <w:pPr>
               <w:spacing w:after="0"/>
             </w:pPr>
-            <w:hyperlink w:history="1" r:id="rIdudd1ooez_vbacigtkggmr">
+            <w:hyperlink w:history="1" r:id="rIdo7qm0eydelofl5u-7xvwz">
               <w:r>
                 <w:rPr>
                   <w:rFonts w:ascii="Pretendard" w:cs="Pretendard" w:eastAsia="Pretendard" w:hAnsi="Pretendard"/>
@@ -23909,7 +26249,7 @@
             <w:pPr>
               <w:spacing w:after="0"/>
             </w:pPr>
-            <w:hyperlink w:history="1" r:id="rId_pzydyfp0exdd-8fmn_ym">
+            <w:hyperlink w:history="1" r:id="rId3nfthhxvnh-12_dhrihel">
               <w:r>
                 <w:rPr>
                   <w:rFonts w:ascii="Pretendard" w:cs="Pretendard" w:eastAsia="Pretendard" w:hAnsi="Pretendard"/>
@@ -24005,7 +26345,7 @@
             <w:pPr>
               <w:spacing w:after="0"/>
             </w:pPr>
-            <w:hyperlink w:history="1" r:id="rIdtu2ozbr5k0s5cvyi0buoe">
+            <w:hyperlink w:history="1" r:id="rIdmp8jjaesxc1dggkyf33nn">
               <w:r>
                 <w:rPr>
                   <w:rFonts w:ascii="Pretendard" w:cs="Pretendard" w:eastAsia="Pretendard" w:hAnsi="Pretendard"/>
@@ -24101,7 +26441,7 @@
             <w:pPr>
               <w:spacing w:after="0"/>
             </w:pPr>
-            <w:hyperlink w:history="1" r:id="rId1ccrkfecgg457cpvbibjv">
+            <w:hyperlink w:history="1" r:id="rIduzd1bbd00kvtjhgzro_bw">
               <w:r>
                 <w:rPr>
                   <w:rFonts w:ascii="Pretendard" w:cs="Pretendard" w:eastAsia="Pretendard" w:hAnsi="Pretendard"/>
@@ -24197,7 +26537,7 @@
             <w:pPr>
               <w:spacing w:after="0"/>
             </w:pPr>
-            <w:hyperlink w:history="1" r:id="rIdnxiynzunv88u_ud8bgjgb">
+            <w:hyperlink w:history="1" r:id="rIdnzqezyx1yj-sahmog-xtz">
               <w:r>
                 <w:rPr>
                   <w:rFonts w:ascii="Pretendard" w:cs="Pretendard" w:eastAsia="Pretendard" w:hAnsi="Pretendard"/>
@@ -24293,7 +26633,7 @@
             <w:pPr>
               <w:spacing w:after="0"/>
             </w:pPr>
-            <w:hyperlink w:history="1" r:id="rIdh9kskekoak6urgfn1oync">
+            <w:hyperlink w:history="1" r:id="rIdmj68_4_bsghbzwlhzi3gs">
               <w:r>
                 <w:rPr>
                   <w:rFonts w:ascii="Pretendard" w:cs="Pretendard" w:eastAsia="Pretendard" w:hAnsi="Pretendard"/>
@@ -24389,7 +26729,7 @@
             <w:pPr>
               <w:spacing w:after="0"/>
             </w:pPr>
-            <w:hyperlink w:history="1" r:id="rIdw90abwtmy-pl1eeecfkem">
+            <w:hyperlink w:history="1" r:id="rIdswdonddepswedkucrymqg">
               <w:r>
                 <w:rPr>
                   <w:rFonts w:ascii="Pretendard" w:cs="Pretendard" w:eastAsia="Pretendard" w:hAnsi="Pretendard"/>
@@ -24485,7 +26825,7 @@
             <w:pPr>
               <w:spacing w:after="0"/>
             </w:pPr>
-            <w:hyperlink w:history="1" r:id="rIdk9ydqmyxve1ssa1urlkio">
+            <w:hyperlink w:history="1" r:id="rIdcf8i533oe09xehgt8n81y">
               <w:r>
                 <w:rPr>
                   <w:rFonts w:ascii="Pretendard" w:cs="Pretendard" w:eastAsia="Pretendard" w:hAnsi="Pretendard"/>
@@ -24581,7 +26921,7 @@
             <w:pPr>
               <w:spacing w:after="0"/>
             </w:pPr>
-            <w:hyperlink w:history="1" r:id="rIde5tvyjg-7pmmu2p9k3jfq">
+            <w:hyperlink w:history="1" r:id="rIdw0mmit2jslixlj6ekkoqn">
               <w:r>
                 <w:rPr>
                   <w:rFonts w:ascii="Pretendard" w:cs="Pretendard" w:eastAsia="Pretendard" w:hAnsi="Pretendard"/>
@@ -24677,7 +27017,7 @@
             <w:pPr>
               <w:spacing w:after="0"/>
             </w:pPr>
-            <w:hyperlink w:history="1" r:id="rIdjft_rvhapvs5zz1nau4mb">
+            <w:hyperlink w:history="1" r:id="rIdmopxjcked4jq0s4knpfjt">
               <w:r>
                 <w:rPr>
                   <w:rFonts w:ascii="Pretendard" w:cs="Pretendard" w:eastAsia="Pretendard" w:hAnsi="Pretendard"/>
@@ -24773,7 +27113,7 @@
             <w:pPr>
               <w:spacing w:after="0"/>
             </w:pPr>
-            <w:hyperlink w:history="1" r:id="rIdmhbeqiradgdcumh-oagaf">
+            <w:hyperlink w:history="1" r:id="rId0vb4hxwxlmmqbyw_taiw7">
               <w:r>
                 <w:rPr>
                   <w:rFonts w:ascii="Pretendard" w:cs="Pretendard" w:eastAsia="Pretendard" w:hAnsi="Pretendard"/>
@@ -24869,7 +27209,7 @@
             <w:pPr>
               <w:spacing w:after="0"/>
             </w:pPr>
-            <w:hyperlink w:history="1" r:id="rIdvm5aczqtvuwv_u88qmnzx">
+            <w:hyperlink w:history="1" r:id="rIdormy6mv_kjkdoxxbbdq2-">
               <w:r>
                 <w:rPr>
                   <w:rFonts w:ascii="Pretendard" w:cs="Pretendard" w:eastAsia="Pretendard" w:hAnsi="Pretendard"/>
@@ -24965,7 +27305,7 @@
             <w:pPr>
               <w:spacing w:after="0"/>
             </w:pPr>
-            <w:hyperlink w:history="1" r:id="rIdggdyautbltvxeyz7ycd2s">
+            <w:hyperlink w:history="1" r:id="rIdkohevqsmuowpp717fipz9">
               <w:r>
                 <w:rPr>
                   <w:rFonts w:ascii="Pretendard" w:cs="Pretendard" w:eastAsia="Pretendard" w:hAnsi="Pretendard"/>
@@ -25061,7 +27401,7 @@
             <w:pPr>
               <w:spacing w:after="0"/>
             </w:pPr>
-            <w:hyperlink w:history="1" r:id="rId8rzxajcgcg9t6abqfihfq">
+            <w:hyperlink w:history="1" r:id="rIdsldkl_ckynl_ibf2citxb">
               <w:r>
                 <w:rPr>
                   <w:rFonts w:ascii="Pretendard" w:cs="Pretendard" w:eastAsia="Pretendard" w:hAnsi="Pretendard"/>

--- a/자동 전자책/7_주제리서치/부모와자식_두권_리서치목차.docx
+++ b/자동 전자책/7_주제리서치/부모와자식_두권_리서치목차.docx
@@ -176,7 +176,7 @@
           <w:sz w:val="18"/>
           <w:szCs w:val="18"/>
         </w:rPr>
-        <w:t xml:space="preserve">정정: 지난 '손절은 다이얼이다' 보고서에서 Scharp(2017)를 '소통 행동 10가지'로 적었는데, 2차 검증에서 10가지 목록 원문은 확인되지 않았다. 공개 자료로 확인된 것은 '단절을 재는 8가지 특성'(연락의 양, 연락의 질, 물리적 거리, 감정의 유무, 감정의 방향, 화해 욕구, 역할 호혜성, 법적 조치)이다. 책에는 8가지로 쓴다.</w:t>
+        <w:t xml:space="preserve">정정: 지난 '손절보다 거리 조절' 보고서에서 Scharp(2017)를 '소통 행동 10가지'로 적었는데, 2차 검증에서 10가지 목록 원문은 확인되지 않았다. 공개 자료로 확인된 것은 '단절을 재는 8가지 특성'(연락의 양, 연락의 질, 물리적 거리, 감정의 유무, 감정의 방향, 화해 욕구, 역할 호혜성, 법적 조치)이다. 책에는 8가지로 쓴다.</w:t>
       </w:r>
     </w:p>
     <w:p>
@@ -272,7 +272,7 @@
           <w:sz w:val="23"/>
           <w:szCs w:val="23"/>
         </w:rPr>
-        <w:t xml:space="preserve">부모 때문에 지친 25~40대 아들·딸이, 연을 끊자니 죄책감이고 참자니 무너지는 상황에서, 끊지도 참지도 않고 내가 정한 거리를 지키며 그 상처를 내 연애와 내 아이에게 넘기지 않게 되는 '거리 다이얼' 대화법</w:t>
+        <w:t xml:space="preserve">부모 때문에 지친 25~40대 아들·딸이, 연을 끊자니 죄책감이고 참자니 무너지는 상황에서, 끊지도 참지도 않고 내가 정한 거리를 지키며 그 상처를 내 연애와 내 아이에게 넘기지 않게 되는 '거리 조절' 대화법</w:t>
       </w:r>
     </w:p>
     <w:tbl>
@@ -677,7 +677,7 @@
                 <w:sz w:val="18"/>
                 <w:szCs w:val="18"/>
               </w:rPr>
-              <w:t xml:space="preserve">단절 8특성으로 만든 '거리 다이얼' + 부모용 거절 대본(연기 리허설) + 효의 재정의</w:t>
+              <w:t xml:space="preserve">단절 8특성으로 만든 '거리 조절' + 부모용 거절 대본(연기 리허설) + 효의 재정의</w:t>
             </w:r>
           </w:p>
         </w:tc>
@@ -1249,7 +1249,7 @@
           <w:sz w:val="21"/>
           <w:szCs w:val="21"/>
         </w:rPr>
-        <w:t xml:space="preserve">부모와의 거리는 끊기와 참기 둘 중 하나가 아니다. 연락의 양, 대화의 질, 돈, 방문처럼 따로 돌릴 수 있는 여러 개의 다이얼이다. 그리고 해로운 건 효도 자체가 아니라 '권위적 효'다.</w:t>
+        <w:t xml:space="preserve">부모와의 거리는 끊기와 참기 둘 중 하나가 아니다. 연락의 양, 대화의 질, 돈, 방문처럼 따로 돌릴 수 있는 여러 개의 조절 항목이다. 그리고 해로운 건 효도 자체가 아니라 '권위적 효'다.</w:t>
       </w:r>
     </w:p>
     <w:tbl>
@@ -3168,7 +3168,7 @@
           <w:sz w:val="24"/>
           <w:szCs w:val="24"/>
         </w:rPr>
-        <w:t xml:space="preserve">거리는 스위치가 아니라 다이얼</w:t>
+        <w:t xml:space="preserve">거리는 스위치가 아니라 거리 조절</w:t>
       </w:r>
     </w:p>
     <w:tbl>
@@ -7183,7 +7183,7 @@
                 <w:sz w:val="18"/>
                 <w:szCs w:val="18"/>
               </w:rPr>
-              <w:t xml:space="preserve">단절은 8개의 다이얼이다. 연락은 줄이고 방문은 유지하는 식으로 하나씩 돌린다.</w:t>
+              <w:t xml:space="preserve">단절은 8가지를 따로 조절하는 일이다. 연락은 줄이고 방문은 유지하는 식으로 하나씩 조절한다.</w:t>
             </w:r>
           </w:p>
         </w:tc>
@@ -7215,7 +7215,7 @@
                 <w:sz w:val="18"/>
                 <w:szCs w:val="18"/>
               </w:rPr>
-              <w:t xml:space="preserve">끊을까 말까 대신, '거리 다이얼' 8개</w:t>
+              <w:t xml:space="preserve">끊을까 말까 대신, '거리 조절' 8가지</w:t>
             </w:r>
           </w:p>
         </w:tc>
@@ -11096,7 +11096,7 @@
           <w:sz w:val="21"/>
           <w:szCs w:val="21"/>
         </w:rPr>
-        <w:t xml:space="preserve">부모 때문에 지친 아들딸을 위한 거리 다이얼</w:t>
+        <w:t xml:space="preserve">부모 때문에 지친 아들딸을 위한 거리 조절</w:t>
       </w:r>
     </w:p>
     <w:p>
@@ -11207,7 +11207,7 @@
           <w:sz w:val="21"/>
           <w:szCs w:val="21"/>
         </w:rPr>
-        <w:t xml:space="preserve">체크리스트 — 나와 부모 사이, 지금 거리는 몇 도인가요? (거리 다이얼 8문항)</w:t>
+        <w:t xml:space="preserve">체크리스트 — 나와 부모 사이, 지금 거리는 몇 도인가요? (거리 조절 8문항)</w:t>
       </w:r>
     </w:p>
     <w:p>
@@ -11701,7 +11701,7 @@
           <w:sz w:val="24"/>
           <w:szCs w:val="24"/>
         </w:rPr>
-        <w:t xml:space="preserve">4장. 끊지 않고 멀어지는 '거리 다이얼'</w:t>
+        <w:t xml:space="preserve">4장. 끊지 않고 멀어지는 '거리 조절법'</w:t>
       </w:r>
     </w:p>
     <w:p>
@@ -11715,7 +11715,7 @@
           <w:sz w:val="19"/>
           <w:szCs w:val="19"/>
         </w:rPr>
-        <w:t xml:space="preserve">관계는 스위치가 아니라 여러 개의 다이얼이다. 하나씩, 한 칸씩 돌린다.</w:t>
+        <w:t xml:space="preserve">관계는 끊거나 참거나 둘 중 하나가 아니다. 연락·돈·감정을 하나씩, 조금씩 조절한다.</w:t>
       </w:r>
     </w:p>
     <w:p>
@@ -11739,7 +11739,7 @@
           <w:sz w:val="21"/>
           <w:szCs w:val="21"/>
         </w:rPr>
-        <w:t xml:space="preserve">끊을까 말까 대신, 다이얼 8개를 돌려라</w:t>
+        <w:t xml:space="preserve">끊을까 말까 대신, 8가지를 조금씩 조절하라</w:t>
       </w:r>
     </w:p>
     <w:p>
@@ -11875,7 +11875,7 @@
           <w:sz w:val="18"/>
           <w:szCs w:val="18"/>
         </w:rPr>
-        <w:t xml:space="preserve">✎ 거리 연습 — 다이얼 하나만 한 칸 돌려 보기</w:t>
+        <w:t xml:space="preserve">✎ 거리 연습 — 한 가지만 한 칸 줄여 보기</w:t>
       </w:r>
     </w:p>
     <w:p>
@@ -12216,7 +12216,7 @@
           <w:sz w:val="19"/>
           <w:szCs w:val="19"/>
         </w:rPr>
-        <w:t xml:space="preserve">실제 사례로 앞의 다이얼과 대본이 어떻게 쓰였는지 보여준다.</w:t>
+        <w:t xml:space="preserve">실제 사례로 앞의 거리 조절과 대본이 어떻게 쓰였는지 보여준다.</w:t>
       </w:r>
     </w:p>
     <w:p>
@@ -12435,7 +12435,7 @@
           <w:sz w:val="18"/>
           <w:szCs w:val="18"/>
         </w:rPr>
-        <w:t xml:space="preserve">경쟁작 문법을 그대로 가져옴: 대사형 꼭지(2장, 7장), '감정명 _ 속마음'(3장, 가야마), 'OO에 선을 긋는 법' 반복(4장, 가와시마), 사례 대사 제목(7장, 가와시마·포워드), 장마다 실습 박스(가야마·깁슨), 권리장전 부록(깁슨). 민감 주제라 도발형은 뺐다. 네이밍 3개('거리 다이얼'·'체류 시간 설계'·'후버링 방어 문장') + 1개('부양 협정').</w:t>
+        <w:t xml:space="preserve">경쟁작 문법을 그대로 가져옴: 대사형 꼭지(2장, 7장), '감정명 _ 속마음'(3장, 가야마), 'OO에 선을 긋는 법' 반복(4장, 가와시마), 사례 대사 제목(7장, 가와시마·포워드), 장마다 실습 박스(가야마·깁슨), 권리장전 부록(깁슨). 민감 주제라 도발형은 뺐다. 네이밍 3개('거리 조절'·'체류 시간 설계'·'후버링 방어 문장') + 1개('부양 협정').</w:t>
       </w:r>
     </w:p>
     <w:p>
@@ -23081,7 +23081,7 @@
             <w:pPr>
               <w:spacing w:after="0"/>
             </w:pPr>
-            <w:hyperlink w:history="1" r:id="rIdcjfs2lquv3moq5uz1kzsi">
+            <w:hyperlink w:history="1" r:id="rIdqpmtex6866tbny_vh1upl">
               <w:r>
                 <w:rPr>
                   <w:rFonts w:ascii="Pretendard" w:cs="Pretendard" w:eastAsia="Pretendard" w:hAnsi="Pretendard"/>
@@ -23177,7 +23177,7 @@
             <w:pPr>
               <w:spacing w:after="0"/>
             </w:pPr>
-            <w:hyperlink w:history="1" r:id="rId568q9kcrdfjyiswc6o6wz">
+            <w:hyperlink w:history="1" r:id="rIdwjz02vcccmahh2kjgcqa_">
               <w:r>
                 <w:rPr>
                   <w:rFonts w:ascii="Pretendard" w:cs="Pretendard" w:eastAsia="Pretendard" w:hAnsi="Pretendard"/>
@@ -23273,7 +23273,7 @@
             <w:pPr>
               <w:spacing w:after="0"/>
             </w:pPr>
-            <w:hyperlink w:history="1" r:id="rIdhgonsqy5tabiie0blmajb">
+            <w:hyperlink w:history="1" r:id="rIdmdgpddm3ye6ee9nqywtjt">
               <w:r>
                 <w:rPr>
                   <w:rFonts w:ascii="Pretendard" w:cs="Pretendard" w:eastAsia="Pretendard" w:hAnsi="Pretendard"/>
@@ -23369,7 +23369,7 @@
             <w:pPr>
               <w:spacing w:after="0"/>
             </w:pPr>
-            <w:hyperlink w:history="1" r:id="rIdumgahcnajxatgsvnr3ctn">
+            <w:hyperlink w:history="1" r:id="rId4_4dylt3tdvofkhuvh7lc">
               <w:r>
                 <w:rPr>
                   <w:rFonts w:ascii="Pretendard" w:cs="Pretendard" w:eastAsia="Pretendard" w:hAnsi="Pretendard"/>
@@ -23465,7 +23465,7 @@
             <w:pPr>
               <w:spacing w:after="0"/>
             </w:pPr>
-            <w:hyperlink w:history="1" r:id="rIdpb3lamm9lj2316lv3gnr6">
+            <w:hyperlink w:history="1" r:id="rIdrs7ybux7ibffonw7b2kzb">
               <w:r>
                 <w:rPr>
                   <w:rFonts w:ascii="Pretendard" w:cs="Pretendard" w:eastAsia="Pretendard" w:hAnsi="Pretendard"/>
@@ -23561,7 +23561,7 @@
             <w:pPr>
               <w:spacing w:after="0"/>
             </w:pPr>
-            <w:hyperlink w:history="1" r:id="rIdnlub5nbbsemvkcdfztak1">
+            <w:hyperlink w:history="1" r:id="rIdqxcyeyolhtow5-cxqkzme">
               <w:r>
                 <w:rPr>
                   <w:rFonts w:ascii="Pretendard" w:cs="Pretendard" w:eastAsia="Pretendard" w:hAnsi="Pretendard"/>
@@ -23657,7 +23657,7 @@
             <w:pPr>
               <w:spacing w:after="0"/>
             </w:pPr>
-            <w:hyperlink w:history="1" r:id="rIdatxxjjgmwaa5huhghn9__">
+            <w:hyperlink w:history="1" r:id="rIdvahn7jm8trpfffvabpdh9">
               <w:r>
                 <w:rPr>
                   <w:rFonts w:ascii="Pretendard" w:cs="Pretendard" w:eastAsia="Pretendard" w:hAnsi="Pretendard"/>
@@ -23753,7 +23753,7 @@
             <w:pPr>
               <w:spacing w:after="0"/>
             </w:pPr>
-            <w:hyperlink w:history="1" r:id="rIdtskqbdlrlku9hbmjdzqyb">
+            <w:hyperlink w:history="1" r:id="rIdi2bptloajfmwsnliy0tkw">
               <w:r>
                 <w:rPr>
                   <w:rFonts w:ascii="Pretendard" w:cs="Pretendard" w:eastAsia="Pretendard" w:hAnsi="Pretendard"/>
@@ -23849,7 +23849,7 @@
             <w:pPr>
               <w:spacing w:after="0"/>
             </w:pPr>
-            <w:hyperlink w:history="1" r:id="rIdc-civhdsimtqu5xgwwu1n">
+            <w:hyperlink w:history="1" r:id="rIdbrwjxc_i0_dqkr7fltodn">
               <w:r>
                 <w:rPr>
                   <w:rFonts w:ascii="Pretendard" w:cs="Pretendard" w:eastAsia="Pretendard" w:hAnsi="Pretendard"/>
@@ -23945,7 +23945,7 @@
             <w:pPr>
               <w:spacing w:after="0"/>
             </w:pPr>
-            <w:hyperlink w:history="1" r:id="rIdigzaodppvkutsvrsw3pc_">
+            <w:hyperlink w:history="1" r:id="rIdnnwc5gcbkonwgd_kdmgag">
               <w:r>
                 <w:rPr>
                   <w:rFonts w:ascii="Pretendard" w:cs="Pretendard" w:eastAsia="Pretendard" w:hAnsi="Pretendard"/>
@@ -24041,7 +24041,7 @@
             <w:pPr>
               <w:spacing w:after="0"/>
             </w:pPr>
-            <w:hyperlink w:history="1" r:id="rIdhvjmaod1nhc67ljsns5a_">
+            <w:hyperlink w:history="1" r:id="rIdvz3eg5rujwdda8xwybk-f">
               <w:r>
                 <w:rPr>
                   <w:rFonts w:ascii="Pretendard" w:cs="Pretendard" w:eastAsia="Pretendard" w:hAnsi="Pretendard"/>
@@ -24137,7 +24137,7 @@
             <w:pPr>
               <w:spacing w:after="0"/>
             </w:pPr>
-            <w:hyperlink w:history="1" r:id="rIdmb5bpu1t0svepxxnuhgbe">
+            <w:hyperlink w:history="1" r:id="rIdu27scyay0zitq7emhk2hn">
               <w:r>
                 <w:rPr>
                   <w:rFonts w:ascii="Pretendard" w:cs="Pretendard" w:eastAsia="Pretendard" w:hAnsi="Pretendard"/>
@@ -24233,7 +24233,7 @@
             <w:pPr>
               <w:spacing w:after="0"/>
             </w:pPr>
-            <w:hyperlink w:history="1" r:id="rIdnkrojv9k98bw1rcsps_w_">
+            <w:hyperlink w:history="1" r:id="rIdotjcypvml-udbhilcdupo">
               <w:r>
                 <w:rPr>
                   <w:rFonts w:ascii="Pretendard" w:cs="Pretendard" w:eastAsia="Pretendard" w:hAnsi="Pretendard"/>
@@ -24329,7 +24329,7 @@
             <w:pPr>
               <w:spacing w:after="0"/>
             </w:pPr>
-            <w:hyperlink w:history="1" r:id="rId7fn-tag6-ugfluu21wru5">
+            <w:hyperlink w:history="1" r:id="rId4uaoikn68so0rsxcskxpm">
               <w:r>
                 <w:rPr>
                   <w:rFonts w:ascii="Pretendard" w:cs="Pretendard" w:eastAsia="Pretendard" w:hAnsi="Pretendard"/>
@@ -24425,7 +24425,7 @@
             <w:pPr>
               <w:spacing w:after="0"/>
             </w:pPr>
-            <w:hyperlink w:history="1" r:id="rIdaa09pykjhnh1yr9a9nswd">
+            <w:hyperlink w:history="1" r:id="rIdbh1i9zgdk6dpualikoujs">
               <w:r>
                 <w:rPr>
                   <w:rFonts w:ascii="Pretendard" w:cs="Pretendard" w:eastAsia="Pretendard" w:hAnsi="Pretendard"/>
@@ -24521,7 +24521,7 @@
             <w:pPr>
               <w:spacing w:after="0"/>
             </w:pPr>
-            <w:hyperlink w:history="1" r:id="rIdcam2pcl8zbxyaniqrlqlh">
+            <w:hyperlink w:history="1" r:id="rId7aqx26wayi026u6keq8vp">
               <w:r>
                 <w:rPr>
                   <w:rFonts w:ascii="Pretendard" w:cs="Pretendard" w:eastAsia="Pretendard" w:hAnsi="Pretendard"/>
@@ -24617,7 +24617,7 @@
             <w:pPr>
               <w:spacing w:after="0"/>
             </w:pPr>
-            <w:hyperlink w:history="1" r:id="rId_sqna7mv-smxregqc3shf">
+            <w:hyperlink w:history="1" r:id="rId2ewrspkbv_jexh26rp4pi">
               <w:r>
                 <w:rPr>
                   <w:rFonts w:ascii="Pretendard" w:cs="Pretendard" w:eastAsia="Pretendard" w:hAnsi="Pretendard"/>
@@ -24713,7 +24713,7 @@
             <w:pPr>
               <w:spacing w:after="0"/>
             </w:pPr>
-            <w:hyperlink w:history="1" r:id="rIdvt-dzliv4ahzld8fbnuzx">
+            <w:hyperlink w:history="1" r:id="rIds1gu0c5hp0awxoicqelfs">
               <w:r>
                 <w:rPr>
                   <w:rFonts w:ascii="Pretendard" w:cs="Pretendard" w:eastAsia="Pretendard" w:hAnsi="Pretendard"/>
@@ -24809,7 +24809,7 @@
             <w:pPr>
               <w:spacing w:after="0"/>
             </w:pPr>
-            <w:hyperlink w:history="1" r:id="rIdfhr3chlqgefvt8ca_w6ru">
+            <w:hyperlink w:history="1" r:id="rId9r1qdh5ygtnky3hlvg0ff">
               <w:r>
                 <w:rPr>
                   <w:rFonts w:ascii="Pretendard" w:cs="Pretendard" w:eastAsia="Pretendard" w:hAnsi="Pretendard"/>
@@ -24905,7 +24905,7 @@
             <w:pPr>
               <w:spacing w:after="0"/>
             </w:pPr>
-            <w:hyperlink w:history="1" r:id="rIdyct6xhm8cvdg05oxha7h5">
+            <w:hyperlink w:history="1" r:id="rId1iutumnopwx33ylsafuho">
               <w:r>
                 <w:rPr>
                   <w:rFonts w:ascii="Pretendard" w:cs="Pretendard" w:eastAsia="Pretendard" w:hAnsi="Pretendard"/>
@@ -25001,7 +25001,7 @@
             <w:pPr>
               <w:spacing w:after="0"/>
             </w:pPr>
-            <w:hyperlink w:history="1" r:id="rIdc9jv87w1hobb-oux9qvcm">
+            <w:hyperlink w:history="1" r:id="rId8i3rj4ig864icbn2ka0re">
               <w:r>
                 <w:rPr>
                   <w:rFonts w:ascii="Pretendard" w:cs="Pretendard" w:eastAsia="Pretendard" w:hAnsi="Pretendard"/>
@@ -25097,7 +25097,7 @@
             <w:pPr>
               <w:spacing w:after="0"/>
             </w:pPr>
-            <w:hyperlink w:history="1" r:id="rIdec3lqanmeprrxw7ybvvnr">
+            <w:hyperlink w:history="1" r:id="rIdvhx9jfjyemqot-b323zhy">
               <w:r>
                 <w:rPr>
                   <w:rFonts w:ascii="Pretendard" w:cs="Pretendard" w:eastAsia="Pretendard" w:hAnsi="Pretendard"/>
@@ -25193,7 +25193,7 @@
             <w:pPr>
               <w:spacing w:after="0"/>
             </w:pPr>
-            <w:hyperlink w:history="1" r:id="rIdwq0cv8_mk33b_wrk8hyum">
+            <w:hyperlink w:history="1" r:id="rIdrlcfc6jfe-30odouvgegs">
               <w:r>
                 <w:rPr>
                   <w:rFonts w:ascii="Pretendard" w:cs="Pretendard" w:eastAsia="Pretendard" w:hAnsi="Pretendard"/>
@@ -25289,7 +25289,7 @@
             <w:pPr>
               <w:spacing w:after="0"/>
             </w:pPr>
-            <w:hyperlink w:history="1" r:id="rIdf_s4ev5e03ts4ibljzii-">
+            <w:hyperlink w:history="1" r:id="rIdeaehh-6wnmjkgpdyb4iq3">
               <w:r>
                 <w:rPr>
                   <w:rFonts w:ascii="Pretendard" w:cs="Pretendard" w:eastAsia="Pretendard" w:hAnsi="Pretendard"/>
@@ -25385,7 +25385,7 @@
             <w:pPr>
               <w:spacing w:after="0"/>
             </w:pPr>
-            <w:hyperlink w:history="1" r:id="rIdttkxwnmdizy2wlq9tooni">
+            <w:hyperlink w:history="1" r:id="rIdnhy7ghikiuvhoxtzedfvl">
               <w:r>
                 <w:rPr>
                   <w:rFonts w:ascii="Pretendard" w:cs="Pretendard" w:eastAsia="Pretendard" w:hAnsi="Pretendard"/>
@@ -25481,7 +25481,7 @@
             <w:pPr>
               <w:spacing w:after="0"/>
             </w:pPr>
-            <w:hyperlink w:history="1" r:id="rId7pd731ycwfdwdz46mmwec">
+            <w:hyperlink w:history="1" r:id="rIdk2bzskpjbfp5hlhww4mqt">
               <w:r>
                 <w:rPr>
                   <w:rFonts w:ascii="Pretendard" w:cs="Pretendard" w:eastAsia="Pretendard" w:hAnsi="Pretendard"/>
@@ -25577,7 +25577,7 @@
             <w:pPr>
               <w:spacing w:after="0"/>
             </w:pPr>
-            <w:hyperlink w:history="1" r:id="rIdvk3qp1mlezn-og6qk7m22">
+            <w:hyperlink w:history="1" r:id="rIdsbalrhmww7jbm-1__q2j3">
               <w:r>
                 <w:rPr>
                   <w:rFonts w:ascii="Pretendard" w:cs="Pretendard" w:eastAsia="Pretendard" w:hAnsi="Pretendard"/>
@@ -25673,7 +25673,7 @@
             <w:pPr>
               <w:spacing w:after="0"/>
             </w:pPr>
-            <w:hyperlink w:history="1" r:id="rId6bxfzdj1q4eh_j9tdvvjv">
+            <w:hyperlink w:history="1" r:id="rId6ozzwryzu0qycnkssj5of">
               <w:r>
                 <w:rPr>
                   <w:rFonts w:ascii="Pretendard" w:cs="Pretendard" w:eastAsia="Pretendard" w:hAnsi="Pretendard"/>
@@ -25769,7 +25769,7 @@
             <w:pPr>
               <w:spacing w:after="0"/>
             </w:pPr>
-            <w:hyperlink w:history="1" r:id="rId4ftmzrv4f-xlatext4uvh">
+            <w:hyperlink w:history="1" r:id="rIdq9hqgtnjhsreufoh7c8nq">
               <w:r>
                 <w:rPr>
                   <w:rFonts w:ascii="Pretendard" w:cs="Pretendard" w:eastAsia="Pretendard" w:hAnsi="Pretendard"/>
@@ -25865,7 +25865,7 @@
             <w:pPr>
               <w:spacing w:after="0"/>
             </w:pPr>
-            <w:hyperlink w:history="1" r:id="rId3ucmxc5onto1vs6qy3mnv">
+            <w:hyperlink w:history="1" r:id="rIdg3cvsyrnupkwoza7prhmo">
               <w:r>
                 <w:rPr>
                   <w:rFonts w:ascii="Pretendard" w:cs="Pretendard" w:eastAsia="Pretendard" w:hAnsi="Pretendard"/>
@@ -25961,7 +25961,7 @@
             <w:pPr>
               <w:spacing w:after="0"/>
             </w:pPr>
-            <w:hyperlink w:history="1" r:id="rIdvivqywczdfqsqcft4il7u">
+            <w:hyperlink w:history="1" r:id="rIdb88_htfyzrayocmnokdhb">
               <w:r>
                 <w:rPr>
                   <w:rFonts w:ascii="Pretendard" w:cs="Pretendard" w:eastAsia="Pretendard" w:hAnsi="Pretendard"/>
@@ -26057,7 +26057,7 @@
             <w:pPr>
               <w:spacing w:after="0"/>
             </w:pPr>
-            <w:hyperlink w:history="1" r:id="rIdzhv-x9qqsigjyxavp81tq">
+            <w:hyperlink w:history="1" r:id="rIdvwovlsrquyyvjjval6uzd">
               <w:r>
                 <w:rPr>
                   <w:rFonts w:ascii="Pretendard" w:cs="Pretendard" w:eastAsia="Pretendard" w:hAnsi="Pretendard"/>
@@ -26153,7 +26153,7 @@
             <w:pPr>
               <w:spacing w:after="0"/>
             </w:pPr>
-            <w:hyperlink w:history="1" r:id="rIdo7qm0eydelofl5u-7xvwz">
+            <w:hyperlink w:history="1" r:id="rIdiud6zbkw1ceqxbn_u8v_8">
               <w:r>
                 <w:rPr>
                   <w:rFonts w:ascii="Pretendard" w:cs="Pretendard" w:eastAsia="Pretendard" w:hAnsi="Pretendard"/>
@@ -26249,7 +26249,7 @@
             <w:pPr>
               <w:spacing w:after="0"/>
             </w:pPr>
-            <w:hyperlink w:history="1" r:id="rId3nfthhxvnh-12_dhrihel">
+            <w:hyperlink w:history="1" r:id="rIdt3inpfge0o3vs2xqo7jqp">
               <w:r>
                 <w:rPr>
                   <w:rFonts w:ascii="Pretendard" w:cs="Pretendard" w:eastAsia="Pretendard" w:hAnsi="Pretendard"/>
@@ -26345,7 +26345,7 @@
             <w:pPr>
               <w:spacing w:after="0"/>
             </w:pPr>
-            <w:hyperlink w:history="1" r:id="rIdmp8jjaesxc1dggkyf33nn">
+            <w:hyperlink w:history="1" r:id="rIdyribagtjgo7nenzsu4nmn">
               <w:r>
                 <w:rPr>
                   <w:rFonts w:ascii="Pretendard" w:cs="Pretendard" w:eastAsia="Pretendard" w:hAnsi="Pretendard"/>
@@ -26441,7 +26441,7 @@
             <w:pPr>
               <w:spacing w:after="0"/>
             </w:pPr>
-            <w:hyperlink w:history="1" r:id="rIduzd1bbd00kvtjhgzro_bw">
+            <w:hyperlink w:history="1" r:id="rIdvhda7v6kdgj37klej80qz">
               <w:r>
                 <w:rPr>
                   <w:rFonts w:ascii="Pretendard" w:cs="Pretendard" w:eastAsia="Pretendard" w:hAnsi="Pretendard"/>
@@ -26537,7 +26537,7 @@
             <w:pPr>
               <w:spacing w:after="0"/>
             </w:pPr>
-            <w:hyperlink w:history="1" r:id="rIdnzqezyx1yj-sahmog-xtz">
+            <w:hyperlink w:history="1" r:id="rIdkhb8oxx9dzv3xdam3l3cn">
               <w:r>
                 <w:rPr>
                   <w:rFonts w:ascii="Pretendard" w:cs="Pretendard" w:eastAsia="Pretendard" w:hAnsi="Pretendard"/>
@@ -26633,7 +26633,7 @@
             <w:pPr>
               <w:spacing w:after="0"/>
             </w:pPr>
-            <w:hyperlink w:history="1" r:id="rIdmj68_4_bsghbzwlhzi3gs">
+            <w:hyperlink w:history="1" r:id="rIdkwjx_ggtokd6zaa_g7lq7">
               <w:r>
                 <w:rPr>
                   <w:rFonts w:ascii="Pretendard" w:cs="Pretendard" w:eastAsia="Pretendard" w:hAnsi="Pretendard"/>
@@ -26729,7 +26729,7 @@
             <w:pPr>
               <w:spacing w:after="0"/>
             </w:pPr>
-            <w:hyperlink w:history="1" r:id="rIdswdonddepswedkucrymqg">
+            <w:hyperlink w:history="1" r:id="rIdcbkv6tyuuncg3hppdrt7w">
               <w:r>
                 <w:rPr>
                   <w:rFonts w:ascii="Pretendard" w:cs="Pretendard" w:eastAsia="Pretendard" w:hAnsi="Pretendard"/>
@@ -26825,7 +26825,7 @@
             <w:pPr>
               <w:spacing w:after="0"/>
             </w:pPr>
-            <w:hyperlink w:history="1" r:id="rIdcf8i533oe09xehgt8n81y">
+            <w:hyperlink w:history="1" r:id="rIdgp0jslovdby6thq5gk6u5">
               <w:r>
                 <w:rPr>
                   <w:rFonts w:ascii="Pretendard" w:cs="Pretendard" w:eastAsia="Pretendard" w:hAnsi="Pretendard"/>
@@ -26921,7 +26921,7 @@
             <w:pPr>
               <w:spacing w:after="0"/>
             </w:pPr>
-            <w:hyperlink w:history="1" r:id="rIdw0mmit2jslixlj6ekkoqn">
+            <w:hyperlink w:history="1" r:id="rIdwomfltadqklinjvb9blt8">
               <w:r>
                 <w:rPr>
                   <w:rFonts w:ascii="Pretendard" w:cs="Pretendard" w:eastAsia="Pretendard" w:hAnsi="Pretendard"/>
@@ -27017,7 +27017,7 @@
             <w:pPr>
               <w:spacing w:after="0"/>
             </w:pPr>
-            <w:hyperlink w:history="1" r:id="rIdmopxjcked4jq0s4knpfjt">
+            <w:hyperlink w:history="1" r:id="rIddput4z_jkiyf5k8p5xtbq">
               <w:r>
                 <w:rPr>
                   <w:rFonts w:ascii="Pretendard" w:cs="Pretendard" w:eastAsia="Pretendard" w:hAnsi="Pretendard"/>
@@ -27113,7 +27113,7 @@
             <w:pPr>
               <w:spacing w:after="0"/>
             </w:pPr>
-            <w:hyperlink w:history="1" r:id="rId0vb4hxwxlmmqbyw_taiw7">
+            <w:hyperlink w:history="1" r:id="rIdrtwsskgu6rg64_hchfzz2">
               <w:r>
                 <w:rPr>
                   <w:rFonts w:ascii="Pretendard" w:cs="Pretendard" w:eastAsia="Pretendard" w:hAnsi="Pretendard"/>
@@ -27209,7 +27209,7 @@
             <w:pPr>
               <w:spacing w:after="0"/>
             </w:pPr>
-            <w:hyperlink w:history="1" r:id="rIdormy6mv_kjkdoxxbbdq2-">
+            <w:hyperlink w:history="1" r:id="rId0i-wfvg0k5ispfph9yzxc">
               <w:r>
                 <w:rPr>
                   <w:rFonts w:ascii="Pretendard" w:cs="Pretendard" w:eastAsia="Pretendard" w:hAnsi="Pretendard"/>
@@ -27305,7 +27305,7 @@
             <w:pPr>
               <w:spacing w:after="0"/>
             </w:pPr>
-            <w:hyperlink w:history="1" r:id="rIdkohevqsmuowpp717fipz9">
+            <w:hyperlink w:history="1" r:id="rIdz4gsux26vahgos7mn0hdy">
               <w:r>
                 <w:rPr>
                   <w:rFonts w:ascii="Pretendard" w:cs="Pretendard" w:eastAsia="Pretendard" w:hAnsi="Pretendard"/>
@@ -27401,7 +27401,7 @@
             <w:pPr>
               <w:spacing w:after="0"/>
             </w:pPr>
-            <w:hyperlink w:history="1" r:id="rIdsldkl_ckynl_ibf2citxb">
+            <w:hyperlink w:history="1" r:id="rIdoq4rymxw3t4yonfvws0qx">
               <w:r>
                 <w:rPr>
                   <w:rFonts w:ascii="Pretendard" w:cs="Pretendard" w:eastAsia="Pretendard" w:hAnsi="Pretendard"/>

--- a/자동 전자책/7_주제리서치/부모와자식_두권_리서치목차.docx
+++ b/자동 전자책/7_주제리서치/부모와자식_두권_리서치목차.docx
@@ -212,7 +212,7 @@
           <w:sz w:val="48"/>
           <w:szCs w:val="48"/>
         </w:rPr>
-        <w:t xml:space="preserve">『거리 두는 효도』</w:t>
+        <w:t xml:space="preserve">『거리두기 효도법』</w:t>
       </w:r>
     </w:p>
     <w:p>
@@ -226,7 +226,7 @@
           <w:sz w:val="23"/>
           <w:szCs w:val="23"/>
         </w:rPr>
-        <w:t xml:space="preserve">연을 끊지도, 참지도 않고 부모와 잘 멀어지는 아들딸의 관계 수업</w:t>
+        <w:t xml:space="preserve">부모님과 자주 부딪히는 사람들을 위한</w:t>
       </w:r>
     </w:p>
     <w:p>
@@ -10763,7 +10763,7 @@
           <w:sz w:val="24"/>
           <w:szCs w:val="24"/>
         </w:rPr>
-        <w:t xml:space="preserve">『거리 두는 효도』</w:t>
+        <w:t xml:space="preserve">『거리두기 효도법』</w:t>
       </w:r>
       <w:r>
         <w:rPr>
@@ -10788,7 +10788,7 @@
           <w:sz w:val="21"/>
           <w:szCs w:val="21"/>
         </w:rPr>
-        <w:t xml:space="preserve">연을 끊지도, 참지도 않고 부모와 잘 멀어지는 아들딸의 관계 수업</w:t>
+        <w:t xml:space="preserve">부모님과 자주 부딪히는 사람들을 위한</w:t>
       </w:r>
     </w:p>
     <w:p>
@@ -10801,7 +10801,7 @@
           <w:sz w:val="18"/>
           <w:szCs w:val="18"/>
         </w:rPr>
-        <w:t xml:space="preserve">문법: 개념 라벨형 (역설) + '~수업' 부제</w:t>
+        <w:t xml:space="preserve">문법: 개념 라벨형 + 대상 지정형 부제</w:t>
       </w:r>
     </w:p>
     <w:p>
@@ -10814,7 +10814,7 @@
           <w:sz w:val="19"/>
           <w:szCs w:val="19"/>
         </w:rPr>
-        <w:t xml:space="preserve">경쟁작이 모두 대립 프레임일 때 '효도'라는 단어를 지키면서 '거리'를 붙였다. 죄책감 없이 집어 들 수 있고, 리서치의 핵심(해로운 건 권위적 효, 호혜적 효는 나를 지킨다)을 제목 하나에 담는다. 한국 책만 쓸 수 있는 제목.</w:t>
+        <w:t xml:space="preserve">저자 확정 제목. '거리두기'와 '효도'를 붙여 대립 프레임 없이 방법서임을 바로 보여주고, 부제로 독자를 넓게 잡았다.</w:t>
       </w:r>
     </w:p>
     <w:p>
@@ -10840,7 +10840,7 @@
           <w:sz w:val="24"/>
           <w:szCs w:val="24"/>
         </w:rPr>
-        <w:t xml:space="preserve">『착한 자식 증후군』</w:t>
+        <w:t xml:space="preserve">『거리 두는 효도』</w:t>
       </w:r>
       <w:r>
         <w:rPr>
@@ -10865,7 +10865,7 @@
           <w:sz w:val="21"/>
           <w:szCs w:val="21"/>
         </w:rPr>
-        <w:t xml:space="preserve">아들도 딸도, 왜 부모의 감정까지 책임지려 하는가</w:t>
+        <w:t xml:space="preserve">연을 끊지도, 참지도 않고 부모와 잘 멀어지는 아들딸의 관계 수업</w:t>
       </w:r>
     </w:p>
     <w:p>
@@ -10878,7 +10878,7 @@
           <w:sz w:val="18"/>
           <w:szCs w:val="18"/>
         </w:rPr>
-        <w:t xml:space="preserve">문법: 개념 라벨형 + 질문형 부제 (착한 딸 증후군 변형)</w:t>
+        <w:t xml:space="preserve">문법: 개념 라벨형 (역설) + '~수업' 부제</w:t>
       </w:r>
     </w:p>
     <w:p>
@@ -10891,7 +10891,7 @@
           <w:sz w:val="19"/>
           <w:szCs w:val="19"/>
         </w:rPr>
-        <w:t xml:space="preserve">검증된 라벨을 '자식'으로 넓혀 아들 독자를 들인다. 다만 기존 책과 너무 닮아 보일 수 있다.</w:t>
+        <w:t xml:space="preserve">경쟁작이 모두 대립 프레임일 때 '효도'라는 단어를 지키면서 '거리'를 붙였다. 죄책감 없이 집어 들 수 있고, 리서치의 핵심(해로운 건 권위적 효, 호혜적 효는 나를 지킨다)을 제목 하나에 담는다. 한국 책만 쓸 수 있는 제목.</w:t>
       </w:r>
     </w:p>
     <w:p>
@@ -10917,7 +10917,7 @@
           <w:sz w:val="24"/>
           <w:szCs w:val="24"/>
         </w:rPr>
-        <w:t xml:space="preserve">『부모와 멀어져도 나쁜 자식이 아닙니다』</w:t>
+        <w:t xml:space="preserve">『착한 자식 증후군』</w:t>
       </w:r>
       <w:r>
         <w:rPr>
@@ -10942,7 +10942,7 @@
           <w:sz w:val="21"/>
           <w:szCs w:val="21"/>
         </w:rPr>
-        <w:t xml:space="preserve">죄책감 없이 선을 긋는 아들딸의 부모 거리 수업</w:t>
+        <w:t xml:space="preserve">아들도 딸도, 왜 부모의 감정까지 책임지려 하는가</w:t>
       </w:r>
     </w:p>
     <w:p>
@@ -10955,7 +10955,7 @@
           <w:sz w:val="18"/>
           <w:szCs w:val="18"/>
         </w:rPr>
-        <w:t xml:space="preserve">문법: 허락·선언형 (가와시마 계열)</w:t>
+        <w:t xml:space="preserve">문법: 개념 라벨형 + 질문형 부제 (착한 딸 증후군 변형)</w:t>
       </w:r>
     </w:p>
     <w:p>
@@ -10968,7 +10968,7 @@
           <w:sz w:val="19"/>
           <w:szCs w:val="19"/>
         </w:rPr>
-        <w:t xml:space="preserve">가장 잘 팔리는 문형. 독자가 듣고 싶은 말을 그대로 준다. 대신 차별성이 약하다.</w:t>
+        <w:t xml:space="preserve">검증된 라벨을 '자식'으로 넓혀 아들 독자를 들인다. 다만 기존 책과 너무 닮아 보일 수 있다.</w:t>
       </w:r>
     </w:p>
     <w:p>
@@ -10994,7 +10994,7 @@
           <w:sz w:val="24"/>
           <w:szCs w:val="24"/>
         </w:rPr>
-        <w:t xml:space="preserve">『그래도 부모님인데』</w:t>
+        <w:t xml:space="preserve">『부모와 멀어져도 나쁜 자식이 아닙니다』</w:t>
       </w:r>
       <w:r>
         <w:rPr>
@@ -11019,7 +11019,7 @@
           <w:sz w:val="21"/>
           <w:szCs w:val="21"/>
         </w:rPr>
-        <w:t xml:space="preserve">미운데 보고 싶은 아들딸을 위한 거리 두기 심리학</w:t>
+        <w:t xml:space="preserve">죄책감 없이 선을 긋는 아들딸의 부모 거리 수업</w:t>
       </w:r>
     </w:p>
     <w:p>
@@ -11032,7 +11032,7 @@
           <w:sz w:val="18"/>
           <w:szCs w:val="18"/>
         </w:rPr>
-        <w:t xml:space="preserve">문법: 대사형 (독자 속마음 인용) + '~심리학' 부제</w:t>
+        <w:t xml:space="preserve">문법: 허락·선언형 (가와시마 계열)</w:t>
       </w:r>
     </w:p>
     <w:p>
@@ -11045,7 +11045,7 @@
           <w:sz w:val="19"/>
           <w:szCs w:val="19"/>
         </w:rPr>
-        <w:t xml:space="preserve">리서치에서 가장 많이 나온 독자 문장 그대로다. 표지에서 '내 얘기'가 즉시 터진다.</w:t>
+        <w:t xml:space="preserve">가장 잘 팔리는 문형. 독자가 듣고 싶은 말을 그대로 준다. 대신 차별성이 약하다.</w:t>
       </w:r>
     </w:p>
     <w:p>
@@ -11071,7 +11071,7 @@
           <w:sz w:val="24"/>
           <w:szCs w:val="24"/>
         </w:rPr>
-        <w:t xml:space="preserve">『끊지 않고 멀어지는 법』</w:t>
+        <w:t xml:space="preserve">『그래도 부모님인데』</w:t>
       </w:r>
       <w:r>
         <w:rPr>
@@ -11096,6 +11096,83 @@
           <w:sz w:val="21"/>
           <w:szCs w:val="21"/>
         </w:rPr>
+        <w:t xml:space="preserve">미운데 보고 싶은 아들딸을 위한 거리 두기 심리학</w:t>
+      </w:r>
+    </w:p>
+    <w:p>
+      <w:pPr>
+        <w:spacing w:after="40" w:line="320"/>
+      </w:pPr>
+      <w:r>
+        <w:rPr>
+          <w:rFonts w:ascii="Pretendard" w:cs="Pretendard" w:eastAsia="Pretendard" w:hAnsi="Pretendard"/>
+          <w:sz w:val="18"/>
+          <w:szCs w:val="18"/>
+        </w:rPr>
+        <w:t xml:space="preserve">문법: 대사형 (독자 속마음 인용) + '~심리학' 부제</w:t>
+      </w:r>
+    </w:p>
+    <w:p>
+      <w:pPr>
+        <w:spacing w:after="120" w:line="320"/>
+      </w:pPr>
+      <w:r>
+        <w:rPr>
+          <w:rFonts w:ascii="Pretendard" w:cs="Pretendard" w:eastAsia="Pretendard" w:hAnsi="Pretendard"/>
+          <w:sz w:val="19"/>
+          <w:szCs w:val="19"/>
+        </w:rPr>
+        <w:t xml:space="preserve">리서치에서 가장 많이 나온 독자 문장 그대로다. 표지에서 '내 얘기'가 즉시 터진다.</w:t>
+      </w:r>
+    </w:p>
+    <w:p>
+      <w:pPr>
+        <w:spacing w:after="40" w:before="160"/>
+      </w:pPr>
+      <w:r>
+        <w:rPr>
+          <w:rFonts w:ascii="Pretendard" w:cs="Pretendard" w:eastAsia="Pretendard" w:hAnsi="Pretendard"/>
+          <w:b/>
+          <w:bCs/>
+          <w:color w:val="9E1B22"/>
+          <w:sz w:val="21"/>
+          <w:szCs w:val="21"/>
+        </w:rPr>
+        <w:t xml:space="preserve">06  </w:t>
+      </w:r>
+      <w:r>
+        <w:rPr>
+          <w:rFonts w:ascii="Pretendard" w:cs="Pretendard" w:eastAsia="Pretendard" w:hAnsi="Pretendard"/>
+          <w:b/>
+          <w:bCs/>
+          <w:sz w:val="24"/>
+          <w:szCs w:val="24"/>
+        </w:rPr>
+        <w:t xml:space="preserve">『끊지 않고 멀어지는 법』</w:t>
+      </w:r>
+      <w:r>
+        <w:rPr>
+          <w:rFonts w:ascii="Pretendard" w:cs="Pretendard" w:eastAsia="Pretendard" w:hAnsi="Pretendard"/>
+          <w:b/>
+          <w:bCs/>
+          <w:color w:val="9E1B22"/>
+          <w:sz w:val="18"/>
+          <w:szCs w:val="18"/>
+        </w:rPr>
+        <w:t xml:space="preserve"/>
+      </w:r>
+    </w:p>
+    <w:p>
+      <w:pPr>
+        <w:spacing w:after="40" w:line="320"/>
+      </w:pPr>
+      <w:r>
+        <w:rPr>
+          <w:rFonts w:ascii="Pretendard" w:cs="Pretendard" w:eastAsia="Pretendard" w:hAnsi="Pretendard"/>
+          <w:color w:val="6F625B"/>
+          <w:sz w:val="21"/>
+          <w:szCs w:val="21"/>
+        </w:rPr>
         <w:t xml:space="preserve">부모 때문에 지친 아들딸을 위한 거리 조절</w:t>
       </w:r>
     </w:p>
@@ -11149,7 +11226,7 @@
           <w:sz w:val="30"/>
           <w:szCs w:val="30"/>
         </w:rPr>
-        <w:t xml:space="preserve">새 목차 — 『거리 두는 효도』</w:t>
+        <w:t xml:space="preserve">새 목차 — 『거리두기 효도법』</w:t>
       </w:r>
     </w:p>
     <w:p>
@@ -23081,7 +23158,7 @@
             <w:pPr>
               <w:spacing w:after="0"/>
             </w:pPr>
-            <w:hyperlink w:history="1" r:id="rIdqpmtex6866tbny_vh1upl">
+            <w:hyperlink w:history="1" r:id="rIdu7xlqciru7tfpikmvppwc">
               <w:r>
                 <w:rPr>
                   <w:rFonts w:ascii="Pretendard" w:cs="Pretendard" w:eastAsia="Pretendard" w:hAnsi="Pretendard"/>
@@ -23177,7 +23254,7 @@
             <w:pPr>
               <w:spacing w:after="0"/>
             </w:pPr>
-            <w:hyperlink w:history="1" r:id="rIdwjz02vcccmahh2kjgcqa_">
+            <w:hyperlink w:history="1" r:id="rIdewuyet3qjx_c9j_zk3szq">
               <w:r>
                 <w:rPr>
                   <w:rFonts w:ascii="Pretendard" w:cs="Pretendard" w:eastAsia="Pretendard" w:hAnsi="Pretendard"/>
@@ -23273,7 +23350,7 @@
             <w:pPr>
               <w:spacing w:after="0"/>
             </w:pPr>
-            <w:hyperlink w:history="1" r:id="rIdmdgpddm3ye6ee9nqywtjt">
+            <w:hyperlink w:history="1" r:id="rIdaxdgr9hoqwllvx-ovpl7p">
               <w:r>
                 <w:rPr>
                   <w:rFonts w:ascii="Pretendard" w:cs="Pretendard" w:eastAsia="Pretendard" w:hAnsi="Pretendard"/>
@@ -23369,7 +23446,7 @@
             <w:pPr>
               <w:spacing w:after="0"/>
             </w:pPr>
-            <w:hyperlink w:history="1" r:id="rId4_4dylt3tdvofkhuvh7lc">
+            <w:hyperlink w:history="1" r:id="rIdebaxdgj0s2tqwppkj0dwf">
               <w:r>
                 <w:rPr>
                   <w:rFonts w:ascii="Pretendard" w:cs="Pretendard" w:eastAsia="Pretendard" w:hAnsi="Pretendard"/>
@@ -23465,7 +23542,7 @@
             <w:pPr>
               <w:spacing w:after="0"/>
             </w:pPr>
-            <w:hyperlink w:history="1" r:id="rIdrs7ybux7ibffonw7b2kzb">
+            <w:hyperlink w:history="1" r:id="rIdp4xfkwt1jbmrovksct_zt">
               <w:r>
                 <w:rPr>
                   <w:rFonts w:ascii="Pretendard" w:cs="Pretendard" w:eastAsia="Pretendard" w:hAnsi="Pretendard"/>
@@ -23561,7 +23638,7 @@
             <w:pPr>
               <w:spacing w:after="0"/>
             </w:pPr>
-            <w:hyperlink w:history="1" r:id="rIdqxcyeyolhtow5-cxqkzme">
+            <w:hyperlink w:history="1" r:id="rIdlblc7mbquw2yyoqppojkj">
               <w:r>
                 <w:rPr>
                   <w:rFonts w:ascii="Pretendard" w:cs="Pretendard" w:eastAsia="Pretendard" w:hAnsi="Pretendard"/>
@@ -23657,7 +23734,7 @@
             <w:pPr>
               <w:spacing w:after="0"/>
             </w:pPr>
-            <w:hyperlink w:history="1" r:id="rIdvahn7jm8trpfffvabpdh9">
+            <w:hyperlink w:history="1" r:id="rIdwdf_8loouyq8dezjwbtvo">
               <w:r>
                 <w:rPr>
                   <w:rFonts w:ascii="Pretendard" w:cs="Pretendard" w:eastAsia="Pretendard" w:hAnsi="Pretendard"/>
@@ -23753,7 +23830,7 @@
             <w:pPr>
               <w:spacing w:after="0"/>
             </w:pPr>
-            <w:hyperlink w:history="1" r:id="rIdi2bptloajfmwsnliy0tkw">
+            <w:hyperlink w:history="1" r:id="rIdbyop1ucienolg1h6wzzyi">
               <w:r>
                 <w:rPr>
                   <w:rFonts w:ascii="Pretendard" w:cs="Pretendard" w:eastAsia="Pretendard" w:hAnsi="Pretendard"/>
@@ -23849,7 +23926,7 @@
             <w:pPr>
               <w:spacing w:after="0"/>
             </w:pPr>
-            <w:hyperlink w:history="1" r:id="rIdbrwjxc_i0_dqkr7fltodn">
+            <w:hyperlink w:history="1" r:id="rIdqqr6hqbx2drlrg5rmiy3m">
               <w:r>
                 <w:rPr>
                   <w:rFonts w:ascii="Pretendard" w:cs="Pretendard" w:eastAsia="Pretendard" w:hAnsi="Pretendard"/>
@@ -23945,7 +24022,7 @@
             <w:pPr>
               <w:spacing w:after="0"/>
             </w:pPr>
-            <w:hyperlink w:history="1" r:id="rIdnnwc5gcbkonwgd_kdmgag">
+            <w:hyperlink w:history="1" r:id="rIdnvhhrychh7sgvg6y6pnff">
               <w:r>
                 <w:rPr>
                   <w:rFonts w:ascii="Pretendard" w:cs="Pretendard" w:eastAsia="Pretendard" w:hAnsi="Pretendard"/>
@@ -24041,7 +24118,7 @@
             <w:pPr>
               <w:spacing w:after="0"/>
             </w:pPr>
-            <w:hyperlink w:history="1" r:id="rIdvz3eg5rujwdda8xwybk-f">
+            <w:hyperlink w:history="1" r:id="rIdukftrmnaii8cjthaejawg">
               <w:r>
                 <w:rPr>
                   <w:rFonts w:ascii="Pretendard" w:cs="Pretendard" w:eastAsia="Pretendard" w:hAnsi="Pretendard"/>
@@ -24137,7 +24214,7 @@
             <w:pPr>
               <w:spacing w:after="0"/>
             </w:pPr>
-            <w:hyperlink w:history="1" r:id="rIdu27scyay0zitq7emhk2hn">
+            <w:hyperlink w:history="1" r:id="rIdidmljgtqsrdhmamvv8lla">
               <w:r>
                 <w:rPr>
                   <w:rFonts w:ascii="Pretendard" w:cs="Pretendard" w:eastAsia="Pretendard" w:hAnsi="Pretendard"/>
@@ -24233,7 +24310,7 @@
             <w:pPr>
               <w:spacing w:after="0"/>
             </w:pPr>
-            <w:hyperlink w:history="1" r:id="rIdotjcypvml-udbhilcdupo">
+            <w:hyperlink w:history="1" r:id="rIdvoomt-bdmso4x4vu976rq">
               <w:r>
                 <w:rPr>
                   <w:rFonts w:ascii="Pretendard" w:cs="Pretendard" w:eastAsia="Pretendard" w:hAnsi="Pretendard"/>
@@ -24329,7 +24406,7 @@
             <w:pPr>
               <w:spacing w:after="0"/>
             </w:pPr>
-            <w:hyperlink w:history="1" r:id="rId4uaoikn68so0rsxcskxpm">
+            <w:hyperlink w:history="1" r:id="rIdd8oumznrsjmyqufv3soaq">
               <w:r>
                 <w:rPr>
                   <w:rFonts w:ascii="Pretendard" w:cs="Pretendard" w:eastAsia="Pretendard" w:hAnsi="Pretendard"/>
@@ -24425,7 +24502,7 @@
             <w:pPr>
               <w:spacing w:after="0"/>
             </w:pPr>
-            <w:hyperlink w:history="1" r:id="rIdbh1i9zgdk6dpualikoujs">
+            <w:hyperlink w:history="1" r:id="rId-ud9_bmwqnxqaspbv9wcy">
               <w:r>
                 <w:rPr>
                   <w:rFonts w:ascii="Pretendard" w:cs="Pretendard" w:eastAsia="Pretendard" w:hAnsi="Pretendard"/>
@@ -24521,7 +24598,7 @@
             <w:pPr>
               <w:spacing w:after="0"/>
             </w:pPr>
-            <w:hyperlink w:history="1" r:id="rId7aqx26wayi026u6keq8vp">
+            <w:hyperlink w:history="1" r:id="rIdchnvux5lzf9lbze1bc7qo">
               <w:r>
                 <w:rPr>
                   <w:rFonts w:ascii="Pretendard" w:cs="Pretendard" w:eastAsia="Pretendard" w:hAnsi="Pretendard"/>
@@ -24617,7 +24694,7 @@
             <w:pPr>
               <w:spacing w:after="0"/>
             </w:pPr>
-            <w:hyperlink w:history="1" r:id="rId2ewrspkbv_jexh26rp4pi">
+            <w:hyperlink w:history="1" r:id="rId9y_exgyvdc0a_4xe-deju">
               <w:r>
                 <w:rPr>
                   <w:rFonts w:ascii="Pretendard" w:cs="Pretendard" w:eastAsia="Pretendard" w:hAnsi="Pretendard"/>
@@ -24713,7 +24790,7 @@
             <w:pPr>
               <w:spacing w:after="0"/>
             </w:pPr>
-            <w:hyperlink w:history="1" r:id="rIds1gu0c5hp0awxoicqelfs">
+            <w:hyperlink w:history="1" r:id="rIdyx9z4tbdeksoey5px8zpw">
               <w:r>
                 <w:rPr>
                   <w:rFonts w:ascii="Pretendard" w:cs="Pretendard" w:eastAsia="Pretendard" w:hAnsi="Pretendard"/>
@@ -24809,7 +24886,7 @@
             <w:pPr>
               <w:spacing w:after="0"/>
             </w:pPr>
-            <w:hyperlink w:history="1" r:id="rId9r1qdh5ygtnky3hlvg0ff">
+            <w:hyperlink w:history="1" r:id="rIdbrk-b1t_h5kiihk4vpbcf">
               <w:r>
                 <w:rPr>
                   <w:rFonts w:ascii="Pretendard" w:cs="Pretendard" w:eastAsia="Pretendard" w:hAnsi="Pretendard"/>
@@ -24905,7 +24982,7 @@
             <w:pPr>
               <w:spacing w:after="0"/>
             </w:pPr>
-            <w:hyperlink w:history="1" r:id="rId1iutumnopwx33ylsafuho">
+            <w:hyperlink w:history="1" r:id="rId1t-ticuuli6tkdiviiz5x">
               <w:r>
                 <w:rPr>
                   <w:rFonts w:ascii="Pretendard" w:cs="Pretendard" w:eastAsia="Pretendard" w:hAnsi="Pretendard"/>
@@ -25001,7 +25078,7 @@
             <w:pPr>
               <w:spacing w:after="0"/>
             </w:pPr>
-            <w:hyperlink w:history="1" r:id="rId8i3rj4ig864icbn2ka0re">
+            <w:hyperlink w:history="1" r:id="rIdig-mjcmphqkgfifotzyqb">
               <w:r>
                 <w:rPr>
                   <w:rFonts w:ascii="Pretendard" w:cs="Pretendard" w:eastAsia="Pretendard" w:hAnsi="Pretendard"/>
@@ -25097,7 +25174,7 @@
             <w:pPr>
               <w:spacing w:after="0"/>
             </w:pPr>
-            <w:hyperlink w:history="1" r:id="rIdvhx9jfjyemqot-b323zhy">
+            <w:hyperlink w:history="1" r:id="rIdudg5k0eg9tb1sawkczwx_">
               <w:r>
                 <w:rPr>
                   <w:rFonts w:ascii="Pretendard" w:cs="Pretendard" w:eastAsia="Pretendard" w:hAnsi="Pretendard"/>
@@ -25193,7 +25270,7 @@
             <w:pPr>
               <w:spacing w:after="0"/>
             </w:pPr>
-            <w:hyperlink w:history="1" r:id="rIdrlcfc6jfe-30odouvgegs">
+            <w:hyperlink w:history="1" r:id="rIdr74h5mwhocxdtqiyahrha">
               <w:r>
                 <w:rPr>
                   <w:rFonts w:ascii="Pretendard" w:cs="Pretendard" w:eastAsia="Pretendard" w:hAnsi="Pretendard"/>
@@ -25289,7 +25366,7 @@
             <w:pPr>
               <w:spacing w:after="0"/>
             </w:pPr>
-            <w:hyperlink w:history="1" r:id="rIdeaehh-6wnmjkgpdyb4iq3">
+            <w:hyperlink w:history="1" r:id="rIdr0e_qwoin4b4wh2u-pwxn">
               <w:r>
                 <w:rPr>
                   <w:rFonts w:ascii="Pretendard" w:cs="Pretendard" w:eastAsia="Pretendard" w:hAnsi="Pretendard"/>
@@ -25385,7 +25462,7 @@
             <w:pPr>
               <w:spacing w:after="0"/>
             </w:pPr>
-            <w:hyperlink w:history="1" r:id="rIdnhy7ghikiuvhoxtzedfvl">
+            <w:hyperlink w:history="1" r:id="rIdxj8ueeoe1m-nkakeanrjk">
               <w:r>
                 <w:rPr>
                   <w:rFonts w:ascii="Pretendard" w:cs="Pretendard" w:eastAsia="Pretendard" w:hAnsi="Pretendard"/>
@@ -25481,7 +25558,7 @@
             <w:pPr>
               <w:spacing w:after="0"/>
             </w:pPr>
-            <w:hyperlink w:history="1" r:id="rIdk2bzskpjbfp5hlhww4mqt">
+            <w:hyperlink w:history="1" r:id="rIdf2ol4fm7j-rwiwq25n9yc">
               <w:r>
                 <w:rPr>
                   <w:rFonts w:ascii="Pretendard" w:cs="Pretendard" w:eastAsia="Pretendard" w:hAnsi="Pretendard"/>
@@ -25577,7 +25654,7 @@
             <w:pPr>
               <w:spacing w:after="0"/>
             </w:pPr>
-            <w:hyperlink w:history="1" r:id="rIdsbalrhmww7jbm-1__q2j3">
+            <w:hyperlink w:history="1" r:id="rIdvcxbaq4qlemm5aejmlbls">
               <w:r>
                 <w:rPr>
                   <w:rFonts w:ascii="Pretendard" w:cs="Pretendard" w:eastAsia="Pretendard" w:hAnsi="Pretendard"/>
@@ -25673,7 +25750,7 @@
             <w:pPr>
               <w:spacing w:after="0"/>
             </w:pPr>
-            <w:hyperlink w:history="1" r:id="rId6ozzwryzu0qycnkssj5of">
+            <w:hyperlink w:history="1" r:id="rIdptyw9y1snpuzdjhhkaqkm">
               <w:r>
                 <w:rPr>
                   <w:rFonts w:ascii="Pretendard" w:cs="Pretendard" w:eastAsia="Pretendard" w:hAnsi="Pretendard"/>
@@ -25769,7 +25846,7 @@
             <w:pPr>
               <w:spacing w:after="0"/>
             </w:pPr>
-            <w:hyperlink w:history="1" r:id="rIdq9hqgtnjhsreufoh7c8nq">
+            <w:hyperlink w:history="1" r:id="rIdlkcqdy5qecsv09oakfqcb">
               <w:r>
                 <w:rPr>
                   <w:rFonts w:ascii="Pretendard" w:cs="Pretendard" w:eastAsia="Pretendard" w:hAnsi="Pretendard"/>
@@ -25865,7 +25942,7 @@
             <w:pPr>
               <w:spacing w:after="0"/>
             </w:pPr>
-            <w:hyperlink w:history="1" r:id="rIdg3cvsyrnupkwoza7prhmo">
+            <w:hyperlink w:history="1" r:id="rId-jkvd5eaxze4uxoa64uuq">
               <w:r>
                 <w:rPr>
                   <w:rFonts w:ascii="Pretendard" w:cs="Pretendard" w:eastAsia="Pretendard" w:hAnsi="Pretendard"/>
@@ -25961,7 +26038,7 @@
             <w:pPr>
               <w:spacing w:after="0"/>
             </w:pPr>
-            <w:hyperlink w:history="1" r:id="rIdb88_htfyzrayocmnokdhb">
+            <w:hyperlink w:history="1" r:id="rIdhmzfl6xjkffwv2gql36nc">
               <w:r>
                 <w:rPr>
                   <w:rFonts w:ascii="Pretendard" w:cs="Pretendard" w:eastAsia="Pretendard" w:hAnsi="Pretendard"/>
@@ -26057,7 +26134,7 @@
             <w:pPr>
               <w:spacing w:after="0"/>
             </w:pPr>
-            <w:hyperlink w:history="1" r:id="rIdvwovlsrquyyvjjval6uzd">
+            <w:hyperlink w:history="1" r:id="rIdsbxho38y2fwu05at8yhom">
               <w:r>
                 <w:rPr>
                   <w:rFonts w:ascii="Pretendard" w:cs="Pretendard" w:eastAsia="Pretendard" w:hAnsi="Pretendard"/>
@@ -26153,7 +26230,7 @@
             <w:pPr>
               <w:spacing w:after="0"/>
             </w:pPr>
-            <w:hyperlink w:history="1" r:id="rIdiud6zbkw1ceqxbn_u8v_8">
+            <w:hyperlink w:history="1" r:id="rIdmlpbfsrlsuwi6hmgcgnnv">
               <w:r>
                 <w:rPr>
                   <w:rFonts w:ascii="Pretendard" w:cs="Pretendard" w:eastAsia="Pretendard" w:hAnsi="Pretendard"/>
@@ -26249,7 +26326,7 @@
             <w:pPr>
               <w:spacing w:after="0"/>
             </w:pPr>
-            <w:hyperlink w:history="1" r:id="rIdt3inpfge0o3vs2xqo7jqp">
+            <w:hyperlink w:history="1" r:id="rIdnswjcparrpkrp9wrpnmb5">
               <w:r>
                 <w:rPr>
                   <w:rFonts w:ascii="Pretendard" w:cs="Pretendard" w:eastAsia="Pretendard" w:hAnsi="Pretendard"/>
@@ -26345,7 +26422,7 @@
             <w:pPr>
               <w:spacing w:after="0"/>
             </w:pPr>
-            <w:hyperlink w:history="1" r:id="rIdyribagtjgo7nenzsu4nmn">
+            <w:hyperlink w:history="1" r:id="rId3kisp01xsebysqu7ri_gr">
               <w:r>
                 <w:rPr>
                   <w:rFonts w:ascii="Pretendard" w:cs="Pretendard" w:eastAsia="Pretendard" w:hAnsi="Pretendard"/>
@@ -26441,7 +26518,7 @@
             <w:pPr>
               <w:spacing w:after="0"/>
             </w:pPr>
-            <w:hyperlink w:history="1" r:id="rIdvhda7v6kdgj37klej80qz">
+            <w:hyperlink w:history="1" r:id="rIdgdju9przyg9ro0or5__7t">
               <w:r>
                 <w:rPr>
                   <w:rFonts w:ascii="Pretendard" w:cs="Pretendard" w:eastAsia="Pretendard" w:hAnsi="Pretendard"/>
@@ -26537,7 +26614,7 @@
             <w:pPr>
               <w:spacing w:after="0"/>
             </w:pPr>
-            <w:hyperlink w:history="1" r:id="rIdkhb8oxx9dzv3xdam3l3cn">
+            <w:hyperlink w:history="1" r:id="rIdovrvmjwyidsebx_xrdwdy">
               <w:r>
                 <w:rPr>
                   <w:rFonts w:ascii="Pretendard" w:cs="Pretendard" w:eastAsia="Pretendard" w:hAnsi="Pretendard"/>
@@ -26633,7 +26710,7 @@
             <w:pPr>
               <w:spacing w:after="0"/>
             </w:pPr>
-            <w:hyperlink w:history="1" r:id="rIdkwjx_ggtokd6zaa_g7lq7">
+            <w:hyperlink w:history="1" r:id="rIdxy3wembulfzgumbs3orc-">
               <w:r>
                 <w:rPr>
                   <w:rFonts w:ascii="Pretendard" w:cs="Pretendard" w:eastAsia="Pretendard" w:hAnsi="Pretendard"/>
@@ -26729,7 +26806,7 @@
             <w:pPr>
               <w:spacing w:after="0"/>
             </w:pPr>
-            <w:hyperlink w:history="1" r:id="rIdcbkv6tyuuncg3hppdrt7w">
+            <w:hyperlink w:history="1" r:id="rIdatfxow5-pn2eavcaisr66">
               <w:r>
                 <w:rPr>
                   <w:rFonts w:ascii="Pretendard" w:cs="Pretendard" w:eastAsia="Pretendard" w:hAnsi="Pretendard"/>
@@ -26825,7 +26902,7 @@
             <w:pPr>
               <w:spacing w:after="0"/>
             </w:pPr>
-            <w:hyperlink w:history="1" r:id="rIdgp0jslovdby6thq5gk6u5">
+            <w:hyperlink w:history="1" r:id="rIdky1girf__xqjokoc91qhl">
               <w:r>
                 <w:rPr>
                   <w:rFonts w:ascii="Pretendard" w:cs="Pretendard" w:eastAsia="Pretendard" w:hAnsi="Pretendard"/>
@@ -26921,7 +26998,7 @@
             <w:pPr>
               <w:spacing w:after="0"/>
             </w:pPr>
-            <w:hyperlink w:history="1" r:id="rIdwomfltadqklinjvb9blt8">
+            <w:hyperlink w:history="1" r:id="rIdtcepf89bpsyvkl91z6ufq">
               <w:r>
                 <w:rPr>
                   <w:rFonts w:ascii="Pretendard" w:cs="Pretendard" w:eastAsia="Pretendard" w:hAnsi="Pretendard"/>
@@ -27017,7 +27094,7 @@
             <w:pPr>
               <w:spacing w:after="0"/>
             </w:pPr>
-            <w:hyperlink w:history="1" r:id="rIddput4z_jkiyf5k8p5xtbq">
+            <w:hyperlink w:history="1" r:id="rIdleehctju0ckf_rosy9x4b">
               <w:r>
                 <w:rPr>
                   <w:rFonts w:ascii="Pretendard" w:cs="Pretendard" w:eastAsia="Pretendard" w:hAnsi="Pretendard"/>
@@ -27113,7 +27190,7 @@
             <w:pPr>
               <w:spacing w:after="0"/>
             </w:pPr>
-            <w:hyperlink w:history="1" r:id="rIdrtwsskgu6rg64_hchfzz2">
+            <w:hyperlink w:history="1" r:id="rIdvwmfzhlyjz0kzs8dxdtw0">
               <w:r>
                 <w:rPr>
                   <w:rFonts w:ascii="Pretendard" w:cs="Pretendard" w:eastAsia="Pretendard" w:hAnsi="Pretendard"/>
@@ -27209,7 +27286,7 @@
             <w:pPr>
               <w:spacing w:after="0"/>
             </w:pPr>
-            <w:hyperlink w:history="1" r:id="rId0i-wfvg0k5ispfph9yzxc">
+            <w:hyperlink w:history="1" r:id="rId_wbekkbloznoqak1zonqv">
               <w:r>
                 <w:rPr>
                   <w:rFonts w:ascii="Pretendard" w:cs="Pretendard" w:eastAsia="Pretendard" w:hAnsi="Pretendard"/>
@@ -27305,7 +27382,7 @@
             <w:pPr>
               <w:spacing w:after="0"/>
             </w:pPr>
-            <w:hyperlink w:history="1" r:id="rIdz4gsux26vahgos7mn0hdy">
+            <w:hyperlink w:history="1" r:id="rIdchvsb_vek6xvseyirtghx">
               <w:r>
                 <w:rPr>
                   <w:rFonts w:ascii="Pretendard" w:cs="Pretendard" w:eastAsia="Pretendard" w:hAnsi="Pretendard"/>
@@ -27401,7 +27478,7 @@
             <w:pPr>
               <w:spacing w:after="0"/>
             </w:pPr>
-            <w:hyperlink w:history="1" r:id="rIdoq4rymxw3t4yonfvws0qx">
+            <w:hyperlink w:history="1" r:id="rIdq4incvtrb4rewkmprkj_1">
               <w:r>
                 <w:rPr>
                   <w:rFonts w:ascii="Pretendard" w:cs="Pretendard" w:eastAsia="Pretendard" w:hAnsi="Pretendard"/>
